--- a/Capstone_2026_Assignment_1.docx
+++ b/Capstone_2026_Assignment_1.docx
@@ -110,18 +110,20 @@
         <w:tblLook w:val="04A0" w:firstRow="1" w:lastRow="0" w:firstColumn="1" w:lastColumn="0" w:noHBand="0" w:noVBand="1"/>
       </w:tblPr>
       <w:tblGrid>
-        <w:gridCol w:w="2216"/>
-        <w:gridCol w:w="1436"/>
+        <w:gridCol w:w="2117"/>
+        <w:gridCol w:w="1462"/>
         <w:gridCol w:w="837"/>
-        <w:gridCol w:w="1489"/>
-        <w:gridCol w:w="1462"/>
+        <w:gridCol w:w="115"/>
+        <w:gridCol w:w="1447"/>
+        <w:gridCol w:w="869"/>
+        <w:gridCol w:w="593"/>
         <w:gridCol w:w="1723"/>
       </w:tblGrid>
       <w:tr>
         <w:tc>
           <w:tcPr>
             <w:tcW w:w="9163" w:type="dxa"/>
-            <w:gridSpan w:val="6"/>
+            <w:gridSpan w:val="8"/>
           </w:tcPr>
           <w:p>
             <w:pPr>
@@ -211,7 +213,7 @@
       <w:tr>
         <w:tc>
           <w:tcPr>
-            <w:tcW w:w="2265" w:type="dxa"/>
+            <w:tcW w:w="2117" w:type="dxa"/>
           </w:tcPr>
           <w:p>
             <w:pPr>
@@ -236,14 +238,16 @@
         </w:tc>
         <w:tc>
           <w:tcPr>
-            <w:tcW w:w="6898" w:type="dxa"/>
-            <w:gridSpan w:val="5"/>
-          </w:tcPr>
-          <w:p>
-            <w:pPr>
-              <w:spacing w:before="100" w:beforeAutospacing="1" w:after="100" w:afterAutospacing="1"/>
-              <w:rPr>
-                <w:rFonts w:ascii="Times New Roman" w:eastAsia="Times New Roman" w:hAnsi="Times New Roman" w:cs="Times New Roman"/>
+            <w:tcW w:w="7046" w:type="dxa"/>
+            <w:gridSpan w:val="7"/>
+          </w:tcPr>
+          <w:p>
+            <w:pPr>
+              <w:spacing w:before="100" w:beforeAutospacing="1" w:after="100" w:afterAutospacing="1"/>
+              <w:rPr>
+                <w:rFonts w:ascii="Times New Roman" w:eastAsia="Times New Roman" w:hAnsi="Times New Roman" w:cs="Times New Roman"/>
+                <w:i/>
+                <w:iCs/>
                 <w:kern w:val="0"/>
                 <w:lang w:val="en-ZA" w:eastAsia="en-GB"/>
                 <w14:ligatures w14:val="none"/>
@@ -252,6 +256,8 @@
             <w:r>
               <w:rPr>
                 <w:rFonts w:ascii="Times New Roman" w:eastAsia="Times New Roman" w:hAnsi="Times New Roman" w:cs="Times New Roman"/>
+                <w:i/>
+                <w:iCs/>
                 <w:kern w:val="0"/>
                 <w:lang w:val="en-ZA" w:eastAsia="en-GB"/>
                 <w14:ligatures w14:val="none"/>
@@ -262,6 +268,8 @@
             <w:r>
               <w:rPr>
                 <w:rFonts w:ascii="Times New Roman" w:eastAsia="Times New Roman" w:hAnsi="Times New Roman" w:cs="Times New Roman"/>
+                <w:i/>
+                <w:iCs/>
                 <w:kern w:val="0"/>
                 <w:lang w:val="en-ZA" w:eastAsia="en-GB"/>
                 <w14:ligatures w14:val="none"/>
@@ -272,6 +280,8 @@
             <w:r>
               <w:rPr>
                 <w:rFonts w:ascii="Times New Roman" w:eastAsia="Times New Roman" w:hAnsi="Times New Roman" w:cs="Times New Roman"/>
+                <w:i/>
+                <w:iCs/>
                 <w:kern w:val="0"/>
                 <w:lang w:val="en-ZA" w:eastAsia="en-GB"/>
                 <w14:ligatures w14:val="none"/>
@@ -284,7 +294,7 @@
       <w:tr>
         <w:tc>
           <w:tcPr>
-            <w:tcW w:w="2265" w:type="dxa"/>
+            <w:tcW w:w="2117" w:type="dxa"/>
           </w:tcPr>
           <w:p>
             <w:pPr>
@@ -309,14 +319,16 @@
         </w:tc>
         <w:tc>
           <w:tcPr>
-            <w:tcW w:w="6898" w:type="dxa"/>
-            <w:gridSpan w:val="5"/>
-          </w:tcPr>
-          <w:p>
-            <w:pPr>
-              <w:spacing w:before="100" w:beforeAutospacing="1" w:after="100" w:afterAutospacing="1"/>
-              <w:rPr>
-                <w:rFonts w:ascii="Times New Roman" w:eastAsia="Times New Roman" w:hAnsi="Times New Roman" w:cs="Times New Roman"/>
+            <w:tcW w:w="7046" w:type="dxa"/>
+            <w:gridSpan w:val="7"/>
+          </w:tcPr>
+          <w:p>
+            <w:pPr>
+              <w:spacing w:before="100" w:beforeAutospacing="1" w:after="100" w:afterAutospacing="1"/>
+              <w:rPr>
+                <w:rFonts w:ascii="Times New Roman" w:eastAsia="Times New Roman" w:hAnsi="Times New Roman" w:cs="Times New Roman"/>
+                <w:i/>
+                <w:iCs/>
                 <w:kern w:val="0"/>
                 <w:lang w:val="en-US" w:eastAsia="en-GB"/>
                 <w14:ligatures w14:val="none"/>
@@ -326,6 +338,8 @@
             <w:r>
               <w:rPr>
                 <w:rFonts w:ascii="Times New Roman" w:eastAsia="Times New Roman" w:hAnsi="Times New Roman" w:cs="Times New Roman"/>
+                <w:i/>
+                <w:iCs/>
                 <w:kern w:val="0"/>
                 <w:lang w:val="en-US" w:eastAsia="en-GB"/>
                 <w14:ligatures w14:val="none"/>
@@ -342,7 +356,7 @@
         </w:trPr>
         <w:tc>
           <w:tcPr>
-            <w:tcW w:w="2265" w:type="dxa"/>
+            <w:tcW w:w="2117" w:type="dxa"/>
             <w:vMerge w:val="restart"/>
           </w:tcPr>
           <w:p>
@@ -368,7 +382,7 @@
         </w:tc>
         <w:tc>
           <w:tcPr>
-            <w:tcW w:w="2317" w:type="dxa"/>
+            <w:tcW w:w="2299" w:type="dxa"/>
             <w:gridSpan w:val="2"/>
           </w:tcPr>
           <w:p>
@@ -376,6 +390,8 @@
               <w:spacing w:before="100" w:beforeAutospacing="1" w:after="100" w:afterAutospacing="1"/>
               <w:rPr>
                 <w:rFonts w:ascii="Times New Roman" w:eastAsia="Times New Roman" w:hAnsi="Times New Roman" w:cs="Times New Roman"/>
+                <w:i/>
+                <w:iCs/>
                 <w:kern w:val="0"/>
                 <w:lang w:val="en-ZA" w:eastAsia="en-GB"/>
                 <w14:ligatures w14:val="none"/>
@@ -384,6 +400,8 @@
             <w:r>
               <w:rPr>
                 <w:rFonts w:ascii="Times New Roman" w:eastAsia="Times New Roman" w:hAnsi="Times New Roman" w:cs="Times New Roman"/>
+                <w:i/>
+                <w:iCs/>
                 <w:kern w:val="0"/>
                 <w:lang w:val="en-ZA" w:eastAsia="en-GB"/>
                 <w14:ligatures w14:val="none"/>
@@ -394,14 +412,16 @@
         </w:tc>
         <w:tc>
           <w:tcPr>
-            <w:tcW w:w="3054" w:type="dxa"/>
-            <w:gridSpan w:val="2"/>
-          </w:tcPr>
-          <w:p>
-            <w:pPr>
-              <w:spacing w:before="100" w:beforeAutospacing="1" w:after="100" w:afterAutospacing="1"/>
-              <w:rPr>
-                <w:rFonts w:ascii="Times New Roman" w:eastAsia="Times New Roman" w:hAnsi="Times New Roman" w:cs="Times New Roman"/>
+            <w:tcW w:w="3024" w:type="dxa"/>
+            <w:gridSpan w:val="4"/>
+          </w:tcPr>
+          <w:p>
+            <w:pPr>
+              <w:spacing w:before="100" w:beforeAutospacing="1" w:after="100" w:afterAutospacing="1"/>
+              <w:rPr>
+                <w:rFonts w:ascii="Times New Roman" w:eastAsia="Times New Roman" w:hAnsi="Times New Roman" w:cs="Times New Roman"/>
+                <w:i/>
+                <w:iCs/>
                 <w:kern w:val="0"/>
                 <w:lang w:val="en-ZA" w:eastAsia="en-GB"/>
                 <w14:ligatures w14:val="none"/>
@@ -410,6 +430,8 @@
             <w:r>
               <w:rPr>
                 <w:rFonts w:ascii="Times New Roman" w:eastAsia="Times New Roman" w:hAnsi="Times New Roman" w:cs="Times New Roman"/>
+                <w:i/>
+                <w:iCs/>
                 <w:kern w:val="0"/>
                 <w:lang w:val="en-ZA" w:eastAsia="en-GB"/>
                 <w14:ligatures w14:val="none"/>
@@ -420,13 +442,15 @@
         </w:tc>
         <w:tc>
           <w:tcPr>
-            <w:tcW w:w="1527" w:type="dxa"/>
-          </w:tcPr>
-          <w:p>
-            <w:pPr>
-              <w:spacing w:before="100" w:beforeAutospacing="1" w:after="100" w:afterAutospacing="1"/>
-              <w:rPr>
-                <w:rFonts w:ascii="Times New Roman" w:eastAsia="Times New Roman" w:hAnsi="Times New Roman" w:cs="Times New Roman"/>
+            <w:tcW w:w="1723" w:type="dxa"/>
+          </w:tcPr>
+          <w:p>
+            <w:pPr>
+              <w:spacing w:before="100" w:beforeAutospacing="1" w:after="100" w:afterAutospacing="1"/>
+              <w:rPr>
+                <w:rFonts w:ascii="Times New Roman" w:eastAsia="Times New Roman" w:hAnsi="Times New Roman" w:cs="Times New Roman"/>
+                <w:i/>
+                <w:iCs/>
                 <w:kern w:val="0"/>
                 <w:lang w:val="en-ZA" w:eastAsia="en-GB"/>
                 <w14:ligatures w14:val="none"/>
@@ -435,6 +459,8 @@
             <w:r>
               <w:rPr>
                 <w:rFonts w:ascii="Times New Roman" w:eastAsia="Times New Roman" w:hAnsi="Times New Roman" w:cs="Times New Roman"/>
+                <w:i/>
+                <w:iCs/>
                 <w:kern w:val="0"/>
                 <w:lang w:val="en-ZA" w:eastAsia="en-GB"/>
                 <w14:ligatures w14:val="none"/>
@@ -450,7 +476,7 @@
         </w:trPr>
         <w:tc>
           <w:tcPr>
-            <w:tcW w:w="2265" w:type="dxa"/>
+            <w:tcW w:w="2117" w:type="dxa"/>
             <w:vMerge/>
           </w:tcPr>
           <w:p>
@@ -467,7 +493,7 @@
         </w:tc>
         <w:tc>
           <w:tcPr>
-            <w:tcW w:w="2317" w:type="dxa"/>
+            <w:tcW w:w="2299" w:type="dxa"/>
             <w:gridSpan w:val="2"/>
           </w:tcPr>
           <w:p>
@@ -475,6 +501,8 @@
               <w:spacing w:before="100" w:beforeAutospacing="1" w:after="100" w:afterAutospacing="1"/>
               <w:rPr>
                 <w:rFonts w:ascii="Times New Roman" w:eastAsia="Times New Roman" w:hAnsi="Times New Roman" w:cs="Times New Roman"/>
+                <w:i/>
+                <w:iCs/>
                 <w:kern w:val="0"/>
                 <w:lang w:val="en-ZA" w:eastAsia="en-GB"/>
                 <w14:ligatures w14:val="none"/>
@@ -483,6 +511,8 @@
             <w:r>
               <w:rPr>
                 <w:rFonts w:ascii="Times New Roman" w:eastAsia="Times New Roman" w:hAnsi="Times New Roman" w:cs="Times New Roman"/>
+                <w:i/>
+                <w:iCs/>
                 <w:kern w:val="0"/>
                 <w:lang w:val="en-ZA" w:eastAsia="en-GB"/>
                 <w14:ligatures w14:val="none"/>
@@ -493,7 +523,93 @@
         </w:tc>
         <w:tc>
           <w:tcPr>
-            <w:tcW w:w="3054" w:type="dxa"/>
+            <w:tcW w:w="3024" w:type="dxa"/>
+            <w:gridSpan w:val="4"/>
+          </w:tcPr>
+          <w:p>
+            <w:pPr>
+              <w:spacing w:before="100" w:beforeAutospacing="1" w:after="100" w:afterAutospacing="1"/>
+              <w:rPr>
+                <w:rFonts w:ascii="Times New Roman" w:eastAsia="Times New Roman" w:hAnsi="Times New Roman" w:cs="Times New Roman"/>
+                <w:i/>
+                <w:iCs/>
+                <w:kern w:val="0"/>
+                <w:lang w:val="en-ZA" w:eastAsia="en-GB"/>
+                <w14:ligatures w14:val="none"/>
+              </w:rPr>
+            </w:pPr>
+            <w:r>
+              <w:rPr>
+                <w:rFonts w:ascii="Times New Roman" w:eastAsia="Times New Roman" w:hAnsi="Times New Roman" w:cs="Times New Roman"/>
+                <w:i/>
+                <w:iCs/>
+                <w:kern w:val="0"/>
+                <w:lang w:val="en-ZA" w:eastAsia="en-GB"/>
+                <w14:ligatures w14:val="none"/>
+              </w:rPr>
+              <w:t>Tracey</w:t>
+            </w:r>
+          </w:p>
+        </w:tc>
+        <w:tc>
+          <w:tcPr>
+            <w:tcW w:w="1723" w:type="dxa"/>
+          </w:tcPr>
+          <w:p>
+            <w:pPr>
+              <w:spacing w:before="100" w:beforeAutospacing="1" w:after="100" w:afterAutospacing="1"/>
+              <w:rPr>
+                <w:rFonts w:ascii="Times New Roman" w:eastAsia="Times New Roman" w:hAnsi="Times New Roman" w:cs="Times New Roman"/>
+                <w:i/>
+                <w:iCs/>
+                <w:kern w:val="0"/>
+                <w:lang w:val="en-ZA" w:eastAsia="en-GB"/>
+                <w14:ligatures w14:val="none"/>
+              </w:rPr>
+            </w:pPr>
+            <w:r>
+              <w:rPr>
+                <w:rFonts w:ascii="Times New Roman" w:eastAsia="Times New Roman" w:hAnsi="Times New Roman" w:cs="Times New Roman"/>
+                <w:i/>
+                <w:iCs/>
+                <w:kern w:val="0"/>
+                <w:lang w:val="en-ZA" w:eastAsia="en-GB"/>
+                <w14:ligatures w14:val="none"/>
+              </w:rPr>
+              <w:t>Amahle</w:t>
+            </w:r>
+          </w:p>
+        </w:tc>
+      </w:tr>
+      <w:tr>
+        <w:tc>
+          <w:tcPr>
+            <w:tcW w:w="2117" w:type="dxa"/>
+          </w:tcPr>
+          <w:p>
+            <w:pPr>
+              <w:spacing w:before="100" w:beforeAutospacing="1" w:after="100" w:afterAutospacing="1"/>
+              <w:rPr>
+                <w:rFonts w:ascii="Times New Roman" w:eastAsia="Times New Roman" w:hAnsi="Times New Roman" w:cs="Times New Roman"/>
+                <w:kern w:val="0"/>
+                <w:lang w:eastAsia="en-GB"/>
+                <w14:ligatures w14:val="none"/>
+              </w:rPr>
+            </w:pPr>
+            <w:r>
+              <w:rPr>
+                <w:rFonts w:ascii="Times New Roman" w:eastAsia="Times New Roman" w:hAnsi="Times New Roman" w:cs="Times New Roman"/>
+                <w:kern w:val="0"/>
+                <w:lang w:eastAsia="en-GB"/>
+                <w14:ligatures w14:val="none"/>
+              </w:rPr>
+              <w:t>Student numbers</w:t>
+            </w:r>
+          </w:p>
+        </w:tc>
+        <w:tc>
+          <w:tcPr>
+            <w:tcW w:w="2299" w:type="dxa"/>
             <w:gridSpan w:val="2"/>
           </w:tcPr>
           <w:p>
@@ -501,6 +617,8 @@
               <w:spacing w:before="100" w:beforeAutospacing="1" w:after="100" w:afterAutospacing="1"/>
               <w:rPr>
                 <w:rFonts w:ascii="Times New Roman" w:eastAsia="Times New Roman" w:hAnsi="Times New Roman" w:cs="Times New Roman"/>
+                <w:i/>
+                <w:iCs/>
                 <w:kern w:val="0"/>
                 <w:lang w:val="en-ZA" w:eastAsia="en-GB"/>
                 <w14:ligatures w14:val="none"/>
@@ -509,23 +627,28 @@
             <w:r>
               <w:rPr>
                 <w:rFonts w:ascii="Times New Roman" w:eastAsia="Times New Roman" w:hAnsi="Times New Roman" w:cs="Times New Roman"/>
+                <w:i/>
+                <w:iCs/>
                 <w:kern w:val="0"/>
                 <w:lang w:val="en-ZA" w:eastAsia="en-GB"/>
                 <w14:ligatures w14:val="none"/>
               </w:rPr>
-              <w:t>Tracey</w:t>
-            </w:r>
-          </w:p>
-        </w:tc>
-        <w:tc>
-          <w:tcPr>
-            <w:tcW w:w="1527" w:type="dxa"/>
-          </w:tcPr>
-          <w:p>
-            <w:pPr>
-              <w:spacing w:before="100" w:beforeAutospacing="1" w:after="100" w:afterAutospacing="1"/>
-              <w:rPr>
-                <w:rFonts w:ascii="Times New Roman" w:eastAsia="Times New Roman" w:hAnsi="Times New Roman" w:cs="Times New Roman"/>
+              <w:t>NKMKAR002</w:t>
+            </w:r>
+          </w:p>
+        </w:tc>
+        <w:tc>
+          <w:tcPr>
+            <w:tcW w:w="3024" w:type="dxa"/>
+            <w:gridSpan w:val="4"/>
+          </w:tcPr>
+          <w:p>
+            <w:pPr>
+              <w:spacing w:before="100" w:beforeAutospacing="1" w:after="100" w:afterAutospacing="1"/>
+              <w:rPr>
+                <w:rFonts w:ascii="Times New Roman" w:eastAsia="Times New Roman" w:hAnsi="Times New Roman" w:cs="Times New Roman"/>
+                <w:i/>
+                <w:iCs/>
                 <w:kern w:val="0"/>
                 <w:lang w:val="en-ZA" w:eastAsia="en-GB"/>
                 <w14:ligatures w14:val="none"/>
@@ -534,51 +657,27 @@
             <w:r>
               <w:rPr>
                 <w:rFonts w:ascii="Times New Roman" w:eastAsia="Times New Roman" w:hAnsi="Times New Roman" w:cs="Times New Roman"/>
+                <w:i/>
+                <w:iCs/>
                 <w:kern w:val="0"/>
                 <w:lang w:val="en-ZA" w:eastAsia="en-GB"/>
                 <w14:ligatures w14:val="none"/>
               </w:rPr>
-              <w:t>Amahle</w:t>
-            </w:r>
-          </w:p>
-        </w:tc>
-      </w:tr>
-      <w:tr>
-        <w:tc>
-          <w:tcPr>
-            <w:tcW w:w="2265" w:type="dxa"/>
-          </w:tcPr>
-          <w:p>
-            <w:pPr>
-              <w:spacing w:before="100" w:beforeAutospacing="1" w:after="100" w:afterAutospacing="1"/>
-              <w:rPr>
-                <w:rFonts w:ascii="Times New Roman" w:eastAsia="Times New Roman" w:hAnsi="Times New Roman" w:cs="Times New Roman"/>
-                <w:kern w:val="0"/>
-                <w:lang w:eastAsia="en-GB"/>
-                <w14:ligatures w14:val="none"/>
-              </w:rPr>
-            </w:pPr>
-            <w:r>
-              <w:rPr>
-                <w:rFonts w:ascii="Times New Roman" w:eastAsia="Times New Roman" w:hAnsi="Times New Roman" w:cs="Times New Roman"/>
-                <w:kern w:val="0"/>
-                <w:lang w:eastAsia="en-GB"/>
-                <w14:ligatures w14:val="none"/>
-              </w:rPr>
-              <w:t>Student numbers</w:t>
-            </w:r>
-          </w:p>
-        </w:tc>
-        <w:tc>
-          <w:tcPr>
-            <w:tcW w:w="2317" w:type="dxa"/>
-            <w:gridSpan w:val="2"/>
-          </w:tcPr>
-          <w:p>
-            <w:pPr>
-              <w:spacing w:before="100" w:beforeAutospacing="1" w:after="100" w:afterAutospacing="1"/>
-              <w:rPr>
-                <w:rFonts w:ascii="Times New Roman" w:eastAsia="Times New Roman" w:hAnsi="Times New Roman" w:cs="Times New Roman"/>
+              <w:t>LTLTRA001</w:t>
+            </w:r>
+          </w:p>
+        </w:tc>
+        <w:tc>
+          <w:tcPr>
+            <w:tcW w:w="1723" w:type="dxa"/>
+          </w:tcPr>
+          <w:p>
+            <w:pPr>
+              <w:spacing w:before="100" w:beforeAutospacing="1" w:after="100" w:afterAutospacing="1"/>
+              <w:rPr>
+                <w:rFonts w:ascii="Times New Roman" w:eastAsia="Times New Roman" w:hAnsi="Times New Roman" w:cs="Times New Roman"/>
+                <w:i/>
+                <w:iCs/>
                 <w:kern w:val="0"/>
                 <w:lang w:val="en-ZA" w:eastAsia="en-GB"/>
                 <w14:ligatures w14:val="none"/>
@@ -587,61 +686,12 @@
             <w:r>
               <w:rPr>
                 <w:rFonts w:ascii="Times New Roman" w:eastAsia="Times New Roman" w:hAnsi="Times New Roman" w:cs="Times New Roman"/>
+                <w:i/>
+                <w:iCs/>
                 <w:kern w:val="0"/>
                 <w:lang w:val="en-ZA" w:eastAsia="en-GB"/>
                 <w14:ligatures w14:val="none"/>
               </w:rPr>
-              <w:t>NKMKAR002</w:t>
-            </w:r>
-          </w:p>
-        </w:tc>
-        <w:tc>
-          <w:tcPr>
-            <w:tcW w:w="3054" w:type="dxa"/>
-            <w:gridSpan w:val="2"/>
-          </w:tcPr>
-          <w:p>
-            <w:pPr>
-              <w:spacing w:before="100" w:beforeAutospacing="1" w:after="100" w:afterAutospacing="1"/>
-              <w:rPr>
-                <w:rFonts w:ascii="Times New Roman" w:eastAsia="Times New Roman" w:hAnsi="Times New Roman" w:cs="Times New Roman"/>
-                <w:kern w:val="0"/>
-                <w:lang w:val="en-ZA" w:eastAsia="en-GB"/>
-                <w14:ligatures w14:val="none"/>
-              </w:rPr>
-            </w:pPr>
-            <w:r>
-              <w:rPr>
-                <w:rFonts w:ascii="Times New Roman" w:eastAsia="Times New Roman" w:hAnsi="Times New Roman" w:cs="Times New Roman"/>
-                <w:kern w:val="0"/>
-                <w:lang w:val="en-ZA" w:eastAsia="en-GB"/>
-                <w14:ligatures w14:val="none"/>
-              </w:rPr>
-              <w:t>LTLTRA001</w:t>
-            </w:r>
-          </w:p>
-        </w:tc>
-        <w:tc>
-          <w:tcPr>
-            <w:tcW w:w="1527" w:type="dxa"/>
-          </w:tcPr>
-          <w:p>
-            <w:pPr>
-              <w:spacing w:before="100" w:beforeAutospacing="1" w:after="100" w:afterAutospacing="1"/>
-              <w:rPr>
-                <w:rFonts w:ascii="Times New Roman" w:eastAsia="Times New Roman" w:hAnsi="Times New Roman" w:cs="Times New Roman"/>
-                <w:kern w:val="0"/>
-                <w:lang w:val="en-ZA" w:eastAsia="en-GB"/>
-                <w14:ligatures w14:val="none"/>
-              </w:rPr>
-            </w:pPr>
-            <w:r>
-              <w:rPr>
-                <w:rFonts w:ascii="Times New Roman" w:eastAsia="Times New Roman" w:hAnsi="Times New Roman" w:cs="Times New Roman"/>
-                <w:kern w:val="0"/>
-                <w:lang w:val="en-ZA" w:eastAsia="en-GB"/>
-                <w14:ligatures w14:val="none"/>
-              </w:rPr>
               <w:t>MBMAMA007</w:t>
             </w:r>
           </w:p>
@@ -650,7 +700,7 @@
       <w:tr>
         <w:tc>
           <w:tcPr>
-            <w:tcW w:w="2265" w:type="dxa"/>
+            <w:tcW w:w="2117" w:type="dxa"/>
           </w:tcPr>
           <w:p>
             <w:pPr>
@@ -695,14 +745,16 @@
         </w:tc>
         <w:tc>
           <w:tcPr>
-            <w:tcW w:w="6898" w:type="dxa"/>
-            <w:gridSpan w:val="5"/>
-          </w:tcPr>
-          <w:p>
-            <w:pPr>
-              <w:spacing w:before="100" w:beforeAutospacing="1" w:after="100" w:afterAutospacing="1"/>
-              <w:rPr>
-                <w:rFonts w:ascii="Times New Roman" w:eastAsia="Times New Roman" w:hAnsi="Times New Roman" w:cs="Times New Roman"/>
+            <w:tcW w:w="7046" w:type="dxa"/>
+            <w:gridSpan w:val="7"/>
+          </w:tcPr>
+          <w:p>
+            <w:pPr>
+              <w:spacing w:before="100" w:beforeAutospacing="1" w:after="100" w:afterAutospacing="1"/>
+              <w:rPr>
+                <w:rFonts w:ascii="Times New Roman" w:eastAsia="Times New Roman" w:hAnsi="Times New Roman" w:cs="Times New Roman"/>
+                <w:i/>
+                <w:iCs/>
                 <w:kern w:val="0"/>
                 <w:lang w:eastAsia="en-GB"/>
                 <w14:ligatures w14:val="none"/>
@@ -712,6 +764,8 @@
             <w:r>
               <w:rPr>
                 <w:rFonts w:ascii="Times New Roman" w:eastAsia="Times New Roman" w:hAnsi="Times New Roman" w:cs="Times New Roman"/>
+                <w:i/>
+                <w:iCs/>
                 <w:kern w:val="0"/>
                 <w:lang w:eastAsia="en-GB"/>
                 <w14:ligatures w14:val="none"/>
@@ -722,6 +776,8 @@
             <w:r>
               <w:rPr>
                 <w:rFonts w:ascii="Times New Roman" w:eastAsia="Times New Roman" w:hAnsi="Times New Roman" w:cs="Times New Roman"/>
+                <w:i/>
+                <w:iCs/>
                 <w:kern w:val="0"/>
                 <w:lang w:eastAsia="en-GB"/>
                 <w14:ligatures w14:val="none"/>
@@ -734,7 +790,7 @@
       <w:tr>
         <w:tc>
           <w:tcPr>
-            <w:tcW w:w="2265" w:type="dxa"/>
+            <w:tcW w:w="2117" w:type="dxa"/>
           </w:tcPr>
           <w:p>
             <w:pPr>
@@ -759,22 +815,26 @@
         </w:tc>
         <w:tc>
           <w:tcPr>
-            <w:tcW w:w="6898" w:type="dxa"/>
-            <w:gridSpan w:val="5"/>
-          </w:tcPr>
-          <w:p>
-            <w:pPr>
-              <w:spacing w:before="100" w:beforeAutospacing="1" w:after="100" w:afterAutospacing="1"/>
-              <w:rPr>
-                <w:rFonts w:ascii="Times New Roman" w:eastAsia="Times New Roman" w:hAnsi="Times New Roman" w:cs="Times New Roman"/>
-                <w:kern w:val="0"/>
-                <w:lang w:eastAsia="en-GB"/>
-                <w14:ligatures w14:val="none"/>
-              </w:rPr>
-            </w:pPr>
-            <w:r>
-              <w:rPr>
-                <w:rFonts w:ascii="Times New Roman" w:eastAsia="Times New Roman" w:hAnsi="Times New Roman" w:cs="Times New Roman"/>
+            <w:tcW w:w="7046" w:type="dxa"/>
+            <w:gridSpan w:val="7"/>
+          </w:tcPr>
+          <w:p>
+            <w:pPr>
+              <w:spacing w:before="100" w:beforeAutospacing="1" w:after="100" w:afterAutospacing="1"/>
+              <w:rPr>
+                <w:rFonts w:ascii="Times New Roman" w:eastAsia="Times New Roman" w:hAnsi="Times New Roman" w:cs="Times New Roman"/>
+                <w:i/>
+                <w:iCs/>
+                <w:kern w:val="0"/>
+                <w:lang w:eastAsia="en-GB"/>
+                <w14:ligatures w14:val="none"/>
+              </w:rPr>
+            </w:pPr>
+            <w:r>
+              <w:rPr>
+                <w:rFonts w:ascii="Times New Roman" w:eastAsia="Times New Roman" w:hAnsi="Times New Roman" w:cs="Times New Roman"/>
+                <w:i/>
+                <w:iCs/>
                 <w:kern w:val="0"/>
                 <w:lang w:eastAsia="en-GB"/>
                 <w14:ligatures w14:val="none"/>
@@ -784,6 +844,8 @@
             <w:r>
               <w:rPr>
                 <w:rFonts w:ascii="Times New Roman" w:eastAsia="Times New Roman" w:hAnsi="Times New Roman" w:cs="Times New Roman"/>
+                <w:i/>
+                <w:iCs/>
                 <w:kern w:val="0"/>
                 <w:lang w:eastAsia="en-GB"/>
                 <w14:ligatures w14:val="none"/>
@@ -793,6 +855,8 @@
             <w:r>
               <w:rPr>
                 <w:rFonts w:ascii="Times New Roman" w:eastAsia="Times New Roman" w:hAnsi="Times New Roman" w:cs="Times New Roman"/>
+                <w:i/>
+                <w:iCs/>
                 <w:kern w:val="0"/>
                 <w:lang w:eastAsia="en-GB"/>
                 <w14:ligatures w14:val="none"/>
@@ -802,6 +866,8 @@
             <w:r>
               <w:rPr>
                 <w:rFonts w:ascii="Times New Roman" w:eastAsia="Times New Roman" w:hAnsi="Times New Roman" w:cs="Times New Roman"/>
+                <w:i/>
+                <w:iCs/>
                 <w:kern w:val="0"/>
                 <w:lang w:eastAsia="en-GB"/>
                 <w14:ligatures w14:val="none"/>
@@ -814,7 +880,7 @@
       <w:tr>
         <w:tc>
           <w:tcPr>
-            <w:tcW w:w="2265" w:type="dxa"/>
+            <w:tcW w:w="2117" w:type="dxa"/>
           </w:tcPr>
           <w:p>
             <w:pPr>
@@ -850,8 +916,8 @@
         </w:tc>
         <w:tc>
           <w:tcPr>
-            <w:tcW w:w="6898" w:type="dxa"/>
-            <w:gridSpan w:val="5"/>
+            <w:tcW w:w="7046" w:type="dxa"/>
+            <w:gridSpan w:val="7"/>
           </w:tcPr>
           <w:p>
             <w:pPr>
@@ -885,7 +951,7 @@
       <w:tr>
         <w:tc>
           <w:tcPr>
-            <w:tcW w:w="2265" w:type="dxa"/>
+            <w:tcW w:w="2117" w:type="dxa"/>
           </w:tcPr>
           <w:p>
             <w:pPr>
@@ -910,22 +976,26 @@
         </w:tc>
         <w:tc>
           <w:tcPr>
-            <w:tcW w:w="6898" w:type="dxa"/>
-            <w:gridSpan w:val="5"/>
-          </w:tcPr>
-          <w:p>
-            <w:pPr>
-              <w:spacing w:before="100" w:beforeAutospacing="1" w:after="100" w:afterAutospacing="1"/>
-              <w:rPr>
-                <w:rFonts w:ascii="Times New Roman" w:eastAsia="Times New Roman" w:hAnsi="Times New Roman" w:cs="Times New Roman"/>
-                <w:kern w:val="0"/>
-                <w:lang w:eastAsia="en-GB"/>
-                <w14:ligatures w14:val="none"/>
-              </w:rPr>
-            </w:pPr>
-            <w:r>
-              <w:rPr>
-                <w:rFonts w:ascii="Times New Roman" w:eastAsia="Times New Roman" w:hAnsi="Times New Roman" w:cs="Times New Roman"/>
+            <w:tcW w:w="7046" w:type="dxa"/>
+            <w:gridSpan w:val="7"/>
+          </w:tcPr>
+          <w:p>
+            <w:pPr>
+              <w:spacing w:before="100" w:beforeAutospacing="1" w:after="100" w:afterAutospacing="1"/>
+              <w:rPr>
+                <w:rFonts w:ascii="Times New Roman" w:eastAsia="Times New Roman" w:hAnsi="Times New Roman" w:cs="Times New Roman"/>
+                <w:i/>
+                <w:iCs/>
+                <w:kern w:val="0"/>
+                <w:lang w:eastAsia="en-GB"/>
+                <w14:ligatures w14:val="none"/>
+              </w:rPr>
+            </w:pPr>
+            <w:r>
+              <w:rPr>
+                <w:rFonts w:ascii="Times New Roman" w:eastAsia="Times New Roman" w:hAnsi="Times New Roman" w:cs="Times New Roman"/>
+                <w:i/>
+                <w:iCs/>
                 <w:kern w:val="0"/>
                 <w:lang w:eastAsia="en-GB"/>
                 <w14:ligatures w14:val="none"/>
@@ -939,7 +1009,7 @@
         <w:tc>
           <w:tcPr>
             <w:tcW w:w="9163" w:type="dxa"/>
-            <w:gridSpan w:val="6"/>
+            <w:gridSpan w:val="8"/>
           </w:tcPr>
           <w:p>
             <w:pPr>
@@ -983,7 +1053,7 @@
       <w:tr>
         <w:tc>
           <w:tcPr>
-            <w:tcW w:w="2265" w:type="dxa"/>
+            <w:tcW w:w="2117" w:type="dxa"/>
           </w:tcPr>
           <w:p>
             <w:pPr>
@@ -1008,22 +1078,26 @@
         </w:tc>
         <w:tc>
           <w:tcPr>
-            <w:tcW w:w="6898" w:type="dxa"/>
-            <w:gridSpan w:val="5"/>
-          </w:tcPr>
-          <w:p>
-            <w:pPr>
-              <w:spacing w:before="100" w:beforeAutospacing="1" w:after="100" w:afterAutospacing="1"/>
-              <w:rPr>
-                <w:rFonts w:ascii="Times New Roman" w:eastAsia="Times New Roman" w:hAnsi="Times New Roman" w:cs="Times New Roman"/>
-                <w:kern w:val="0"/>
-                <w:lang w:eastAsia="en-GB"/>
-                <w14:ligatures w14:val="none"/>
-              </w:rPr>
-            </w:pPr>
-            <w:r>
-              <w:rPr>
-                <w:rFonts w:ascii="Times New Roman" w:eastAsia="Times New Roman" w:hAnsi="Times New Roman" w:cs="Times New Roman"/>
+            <w:tcW w:w="7046" w:type="dxa"/>
+            <w:gridSpan w:val="7"/>
+          </w:tcPr>
+          <w:p>
+            <w:pPr>
+              <w:spacing w:before="100" w:beforeAutospacing="1" w:after="100" w:afterAutospacing="1"/>
+              <w:rPr>
+                <w:rFonts w:ascii="Times New Roman" w:eastAsia="Times New Roman" w:hAnsi="Times New Roman" w:cs="Times New Roman"/>
+                <w:i/>
+                <w:iCs/>
+                <w:kern w:val="0"/>
+                <w:lang w:eastAsia="en-GB"/>
+                <w14:ligatures w14:val="none"/>
+              </w:rPr>
+            </w:pPr>
+            <w:r>
+              <w:rPr>
+                <w:rFonts w:ascii="Times New Roman" w:eastAsia="Times New Roman" w:hAnsi="Times New Roman" w:cs="Times New Roman"/>
+                <w:i/>
+                <w:iCs/>
                 <w:kern w:val="0"/>
                 <w:lang w:eastAsia="en-GB"/>
                 <w14:ligatures w14:val="none"/>
@@ -1036,7 +1110,7 @@
       <w:tr>
         <w:tc>
           <w:tcPr>
-            <w:tcW w:w="2265" w:type="dxa"/>
+            <w:tcW w:w="2117" w:type="dxa"/>
           </w:tcPr>
           <w:p>
             <w:pPr>
@@ -1061,22 +1135,26 @@
         </w:tc>
         <w:tc>
           <w:tcPr>
-            <w:tcW w:w="6898" w:type="dxa"/>
-            <w:gridSpan w:val="5"/>
-          </w:tcPr>
-          <w:p>
-            <w:pPr>
-              <w:spacing w:before="100" w:beforeAutospacing="1" w:after="100" w:afterAutospacing="1"/>
-              <w:rPr>
-                <w:rFonts w:ascii="Times New Roman" w:eastAsia="Times New Roman" w:hAnsi="Times New Roman" w:cs="Times New Roman"/>
-                <w:kern w:val="0"/>
-                <w:lang w:eastAsia="en-GB"/>
-                <w14:ligatures w14:val="none"/>
-              </w:rPr>
-            </w:pPr>
-            <w:r>
-              <w:rPr>
-                <w:rFonts w:ascii="Times New Roman" w:eastAsia="Times New Roman" w:hAnsi="Times New Roman" w:cs="Times New Roman"/>
+            <w:tcW w:w="7046" w:type="dxa"/>
+            <w:gridSpan w:val="7"/>
+          </w:tcPr>
+          <w:p>
+            <w:pPr>
+              <w:spacing w:before="100" w:beforeAutospacing="1" w:after="100" w:afterAutospacing="1"/>
+              <w:rPr>
+                <w:rFonts w:ascii="Times New Roman" w:eastAsia="Times New Roman" w:hAnsi="Times New Roman" w:cs="Times New Roman"/>
+                <w:i/>
+                <w:iCs/>
+                <w:kern w:val="0"/>
+                <w:lang w:eastAsia="en-GB"/>
+                <w14:ligatures w14:val="none"/>
+              </w:rPr>
+            </w:pPr>
+            <w:r>
+              <w:rPr>
+                <w:rFonts w:ascii="Times New Roman" w:eastAsia="Times New Roman" w:hAnsi="Times New Roman" w:cs="Times New Roman"/>
+                <w:i/>
+                <w:iCs/>
                 <w:kern w:val="0"/>
                 <w:lang w:eastAsia="en-GB"/>
                 <w14:ligatures w14:val="none"/>
@@ -1090,7 +1168,7 @@
         <w:tc>
           <w:tcPr>
             <w:tcW w:w="9163" w:type="dxa"/>
-            <w:gridSpan w:val="6"/>
+            <w:gridSpan w:val="8"/>
           </w:tcPr>
           <w:p>
             <w:pPr>
@@ -1143,7 +1221,7 @@
       <w:tr>
         <w:tc>
           <w:tcPr>
-            <w:tcW w:w="2265" w:type="dxa"/>
+            <w:tcW w:w="2117" w:type="dxa"/>
           </w:tcPr>
           <w:p>
             <w:pPr>
@@ -1177,22 +1255,26 @@
         </w:tc>
         <w:tc>
           <w:tcPr>
-            <w:tcW w:w="6898" w:type="dxa"/>
-            <w:gridSpan w:val="5"/>
-          </w:tcPr>
-          <w:p>
-            <w:pPr>
-              <w:spacing w:before="100" w:beforeAutospacing="1" w:after="100" w:afterAutospacing="1"/>
-              <w:rPr>
-                <w:rFonts w:ascii="Times New Roman" w:eastAsia="Times New Roman" w:hAnsi="Times New Roman" w:cs="Times New Roman"/>
-                <w:kern w:val="0"/>
-                <w:lang w:eastAsia="en-GB"/>
-                <w14:ligatures w14:val="none"/>
-              </w:rPr>
-            </w:pPr>
-            <w:r>
-              <w:rPr>
-                <w:rFonts w:ascii="Times New Roman" w:eastAsia="Times New Roman" w:hAnsi="Times New Roman" w:cs="Times New Roman"/>
+            <w:tcW w:w="7046" w:type="dxa"/>
+            <w:gridSpan w:val="7"/>
+          </w:tcPr>
+          <w:p>
+            <w:pPr>
+              <w:spacing w:before="100" w:beforeAutospacing="1" w:after="100" w:afterAutospacing="1"/>
+              <w:rPr>
+                <w:rFonts w:ascii="Times New Roman" w:eastAsia="Times New Roman" w:hAnsi="Times New Roman" w:cs="Times New Roman"/>
+                <w:i/>
+                <w:iCs/>
+                <w:kern w:val="0"/>
+                <w:lang w:eastAsia="en-GB"/>
+                <w14:ligatures w14:val="none"/>
+              </w:rPr>
+            </w:pPr>
+            <w:r>
+              <w:rPr>
+                <w:rFonts w:ascii="Times New Roman" w:eastAsia="Times New Roman" w:hAnsi="Times New Roman" w:cs="Times New Roman"/>
+                <w:i/>
+                <w:iCs/>
                 <w:kern w:val="0"/>
                 <w:lang w:eastAsia="en-GB"/>
                 <w14:ligatures w14:val="none"/>
@@ -1205,7 +1287,7 @@
       <w:tr>
         <w:tc>
           <w:tcPr>
-            <w:tcW w:w="2265" w:type="dxa"/>
+            <w:tcW w:w="2117" w:type="dxa"/>
           </w:tcPr>
           <w:p>
             <w:pPr>
@@ -1230,22 +1312,26 @@
         </w:tc>
         <w:tc>
           <w:tcPr>
-            <w:tcW w:w="6898" w:type="dxa"/>
-            <w:gridSpan w:val="5"/>
-          </w:tcPr>
-          <w:p>
-            <w:pPr>
-              <w:spacing w:before="100" w:beforeAutospacing="1" w:after="100" w:afterAutospacing="1"/>
-              <w:rPr>
-                <w:rFonts w:ascii="Times New Roman" w:eastAsia="Times New Roman" w:hAnsi="Times New Roman" w:cs="Times New Roman"/>
-                <w:kern w:val="0"/>
-                <w:lang w:eastAsia="en-GB"/>
-                <w14:ligatures w14:val="none"/>
-              </w:rPr>
-            </w:pPr>
-            <w:r>
-              <w:rPr>
-                <w:rFonts w:ascii="Times New Roman" w:eastAsia="Times New Roman" w:hAnsi="Times New Roman" w:cs="Times New Roman"/>
+            <w:tcW w:w="7046" w:type="dxa"/>
+            <w:gridSpan w:val="7"/>
+          </w:tcPr>
+          <w:p>
+            <w:pPr>
+              <w:spacing w:before="100" w:beforeAutospacing="1" w:after="100" w:afterAutospacing="1"/>
+              <w:rPr>
+                <w:rFonts w:ascii="Times New Roman" w:eastAsia="Times New Roman" w:hAnsi="Times New Roman" w:cs="Times New Roman"/>
+                <w:i/>
+                <w:iCs/>
+                <w:kern w:val="0"/>
+                <w:lang w:eastAsia="en-GB"/>
+                <w14:ligatures w14:val="none"/>
+              </w:rPr>
+            </w:pPr>
+            <w:r>
+              <w:rPr>
+                <w:rFonts w:ascii="Times New Roman" w:eastAsia="Times New Roman" w:hAnsi="Times New Roman" w:cs="Times New Roman"/>
+                <w:i/>
+                <w:iCs/>
                 <w:kern w:val="0"/>
                 <w:lang w:eastAsia="en-GB"/>
                 <w14:ligatures w14:val="none"/>
@@ -1255,6 +1341,8 @@
             <w:r>
               <w:rPr>
                 <w:rFonts w:ascii="Times New Roman" w:eastAsia="Times New Roman" w:hAnsi="Times New Roman" w:cs="Times New Roman"/>
+                <w:i/>
+                <w:iCs/>
                 <w:kern w:val="0"/>
                 <w:lang w:eastAsia="en-GB"/>
                 <w14:ligatures w14:val="none"/>
@@ -1268,7 +1356,7 @@
         <w:tc>
           <w:tcPr>
             <w:tcW w:w="9163" w:type="dxa"/>
-            <w:gridSpan w:val="6"/>
+            <w:gridSpan w:val="8"/>
           </w:tcPr>
           <w:p>
             <w:pPr>
@@ -1321,7 +1409,7 @@
       <w:tr>
         <w:tc>
           <w:tcPr>
-            <w:tcW w:w="2265" w:type="dxa"/>
+            <w:tcW w:w="2117" w:type="dxa"/>
           </w:tcPr>
           <w:p>
             <w:pPr>
@@ -1355,22 +1443,26 @@
         </w:tc>
         <w:tc>
           <w:tcPr>
-            <w:tcW w:w="6898" w:type="dxa"/>
-            <w:gridSpan w:val="5"/>
-          </w:tcPr>
-          <w:p>
-            <w:pPr>
-              <w:spacing w:before="100" w:beforeAutospacing="1" w:after="100" w:afterAutospacing="1"/>
-              <w:rPr>
-                <w:rFonts w:ascii="Times New Roman" w:eastAsia="Times New Roman" w:hAnsi="Times New Roman" w:cs="Times New Roman"/>
-                <w:kern w:val="0"/>
-                <w:lang w:eastAsia="en-GB"/>
-                <w14:ligatures w14:val="none"/>
-              </w:rPr>
-            </w:pPr>
-            <w:r>
-              <w:rPr>
-                <w:rFonts w:ascii="Times New Roman" w:eastAsia="Times New Roman" w:hAnsi="Times New Roman" w:cs="Times New Roman"/>
+            <w:tcW w:w="7046" w:type="dxa"/>
+            <w:gridSpan w:val="7"/>
+          </w:tcPr>
+          <w:p>
+            <w:pPr>
+              <w:spacing w:before="100" w:beforeAutospacing="1" w:after="100" w:afterAutospacing="1"/>
+              <w:rPr>
+                <w:rFonts w:ascii="Times New Roman" w:eastAsia="Times New Roman" w:hAnsi="Times New Roman" w:cs="Times New Roman"/>
+                <w:i/>
+                <w:iCs/>
+                <w:kern w:val="0"/>
+                <w:lang w:eastAsia="en-GB"/>
+                <w14:ligatures w14:val="none"/>
+              </w:rPr>
+            </w:pPr>
+            <w:r>
+              <w:rPr>
+                <w:rFonts w:ascii="Times New Roman" w:eastAsia="Times New Roman" w:hAnsi="Times New Roman" w:cs="Times New Roman"/>
+                <w:i/>
+                <w:iCs/>
                 <w:kern w:val="0"/>
                 <w:lang w:eastAsia="en-GB"/>
                 <w14:ligatures w14:val="none"/>
@@ -1383,7 +1475,7 @@
       <w:tr>
         <w:tc>
           <w:tcPr>
-            <w:tcW w:w="2265" w:type="dxa"/>
+            <w:tcW w:w="2117" w:type="dxa"/>
           </w:tcPr>
           <w:p>
             <w:pPr>
@@ -1408,22 +1500,26 @@
         </w:tc>
         <w:tc>
           <w:tcPr>
-            <w:tcW w:w="6898" w:type="dxa"/>
-            <w:gridSpan w:val="5"/>
-          </w:tcPr>
-          <w:p>
-            <w:pPr>
-              <w:spacing w:before="100" w:beforeAutospacing="1" w:after="100" w:afterAutospacing="1"/>
-              <w:rPr>
-                <w:rFonts w:ascii="Times New Roman" w:eastAsia="Times New Roman" w:hAnsi="Times New Roman" w:cs="Times New Roman"/>
-                <w:kern w:val="0"/>
-                <w:lang w:eastAsia="en-GB"/>
-                <w14:ligatures w14:val="none"/>
-              </w:rPr>
-            </w:pPr>
-            <w:r>
-              <w:rPr>
-                <w:rFonts w:ascii="Times New Roman" w:eastAsia="Times New Roman" w:hAnsi="Times New Roman" w:cs="Times New Roman"/>
+            <w:tcW w:w="7046" w:type="dxa"/>
+            <w:gridSpan w:val="7"/>
+          </w:tcPr>
+          <w:p>
+            <w:pPr>
+              <w:spacing w:before="100" w:beforeAutospacing="1" w:after="100" w:afterAutospacing="1"/>
+              <w:rPr>
+                <w:rFonts w:ascii="Times New Roman" w:eastAsia="Times New Roman" w:hAnsi="Times New Roman" w:cs="Times New Roman"/>
+                <w:i/>
+                <w:iCs/>
+                <w:kern w:val="0"/>
+                <w:lang w:eastAsia="en-GB"/>
+                <w14:ligatures w14:val="none"/>
+              </w:rPr>
+            </w:pPr>
+            <w:r>
+              <w:rPr>
+                <w:rFonts w:ascii="Times New Roman" w:eastAsia="Times New Roman" w:hAnsi="Times New Roman" w:cs="Times New Roman"/>
+                <w:i/>
+                <w:iCs/>
                 <w:kern w:val="0"/>
                 <w:lang w:eastAsia="en-GB"/>
                 <w14:ligatures w14:val="none"/>
@@ -1437,7 +1533,7 @@
         <w:tc>
           <w:tcPr>
             <w:tcW w:w="9163" w:type="dxa"/>
-            <w:gridSpan w:val="6"/>
+            <w:gridSpan w:val="8"/>
           </w:tcPr>
           <w:p>
             <w:pPr>
@@ -1490,8 +1586,131 @@
       <w:tr>
         <w:tc>
           <w:tcPr>
+            <w:tcW w:w="2117" w:type="dxa"/>
+          </w:tcPr>
+          <w:p>
+            <w:pPr>
+              <w:spacing w:before="100" w:beforeAutospacing="1" w:after="100" w:afterAutospacing="1"/>
+              <w:rPr>
+                <w:rFonts w:ascii="Times New Roman" w:eastAsia="Times New Roman" w:hAnsi="Times New Roman" w:cs="Times New Roman"/>
+                <w:kern w:val="0"/>
+                <w:lang w:eastAsia="en-GB"/>
+                <w14:ligatures w14:val="none"/>
+              </w:rPr>
+            </w:pPr>
+            <w:r>
+              <w:rPr>
+                <w:rFonts w:ascii="Times New Roman" w:eastAsia="Times New Roman" w:hAnsi="Times New Roman" w:cs="Times New Roman"/>
+                <w:kern w:val="0"/>
+                <w:lang w:eastAsia="en-GB"/>
+                <w14:ligatures w14:val="none"/>
+              </w:rPr>
+              <w:t>Work item 4</w:t>
+            </w:r>
+          </w:p>
+        </w:tc>
+        <w:tc>
+          <w:tcPr>
+            <w:tcW w:w="7046" w:type="dxa"/>
+            <w:gridSpan w:val="7"/>
+          </w:tcPr>
+          <w:p>
+            <w:pPr>
+              <w:spacing w:before="100" w:beforeAutospacing="1" w:after="100" w:afterAutospacing="1"/>
+              <w:rPr>
+                <w:rFonts w:ascii="Times New Roman" w:eastAsia="Times New Roman" w:hAnsi="Times New Roman" w:cs="Times New Roman"/>
+                <w:i/>
+                <w:iCs/>
+                <w:kern w:val="0"/>
+                <w:lang w:eastAsia="en-GB"/>
+                <w14:ligatures w14:val="none"/>
+              </w:rPr>
+            </w:pPr>
+            <w:r>
+              <w:rPr>
+                <w:rFonts w:ascii="Times New Roman" w:eastAsia="Times New Roman" w:hAnsi="Times New Roman" w:cs="Times New Roman"/>
+                <w:i/>
+                <w:iCs/>
+                <w:kern w:val="0"/>
+                <w:lang w:eastAsia="en-GB"/>
+                <w14:ligatures w14:val="none"/>
+              </w:rPr>
+              <w:t>Analysis class diagram</w:t>
+            </w:r>
+          </w:p>
+        </w:tc>
+      </w:tr>
+      <w:tr>
+        <w:tc>
+          <w:tcPr>
+            <w:tcW w:w="2117" w:type="dxa"/>
+          </w:tcPr>
+          <w:p>
+            <w:pPr>
+              <w:spacing w:before="100" w:beforeAutospacing="1" w:after="100" w:afterAutospacing="1"/>
+              <w:rPr>
+                <w:rFonts w:ascii="Times New Roman" w:eastAsia="Times New Roman" w:hAnsi="Times New Roman" w:cs="Times New Roman"/>
+                <w:kern w:val="0"/>
+                <w:lang w:eastAsia="en-GB"/>
+                <w14:ligatures w14:val="none"/>
+              </w:rPr>
+            </w:pPr>
+            <w:r>
+              <w:rPr>
+                <w:rFonts w:ascii="Times New Roman" w:eastAsia="Times New Roman" w:hAnsi="Times New Roman" w:cs="Times New Roman"/>
+                <w:kern w:val="0"/>
+                <w:lang w:eastAsia="en-GB"/>
+                <w14:ligatures w14:val="none"/>
+              </w:rPr>
+              <w:t>Person responsi</w:t>
+            </w:r>
+            <w:r>
+              <w:rPr>
+                <w:rFonts w:ascii="Times New Roman" w:eastAsia="Times New Roman" w:hAnsi="Times New Roman" w:cs="Times New Roman"/>
+                <w:kern w:val="0"/>
+                <w:lang w:eastAsia="en-GB"/>
+                <w14:ligatures w14:val="none"/>
+              </w:rPr>
+              <w:t>ble</w:t>
+            </w:r>
+          </w:p>
+        </w:tc>
+        <w:tc>
+          <w:tcPr>
+            <w:tcW w:w="7046" w:type="dxa"/>
+            <w:gridSpan w:val="7"/>
+          </w:tcPr>
+          <w:p>
+            <w:pPr>
+              <w:spacing w:before="100" w:beforeAutospacing="1" w:after="100" w:afterAutospacing="1"/>
+              <w:rPr>
+                <w:rFonts w:ascii="Times New Roman" w:eastAsia="Times New Roman" w:hAnsi="Times New Roman" w:cs="Times New Roman"/>
+                <w:i/>
+                <w:iCs/>
+                <w:kern w:val="0"/>
+                <w:lang w:eastAsia="en-GB"/>
+                <w14:ligatures w14:val="none"/>
+              </w:rPr>
+            </w:pPr>
+            <w:r>
+              <w:rPr>
+                <w:rFonts w:ascii="Times New Roman" w:eastAsia="Times New Roman" w:hAnsi="Times New Roman" w:cs="Times New Roman"/>
+                <w:i/>
+                <w:iCs/>
+                <w:kern w:val="0"/>
+                <w:lang w:eastAsia="en-GB"/>
+                <w14:ligatures w14:val="none"/>
+              </w:rPr>
+              <w:t>Tracey</w:t>
+            </w:r>
+          </w:p>
+        </w:tc>
+      </w:tr>
+      <w:tr>
+        <w:tc>
+          <w:tcPr>
             <w:tcW w:w="9163" w:type="dxa"/>
-            <w:gridSpan w:val="6"/>
+            <w:gridSpan w:val="8"/>
           </w:tcPr>
           <w:p>
             <w:pPr>
@@ -1510,7 +1729,26 @@
         <w:tc>
           <w:tcPr>
             <w:tcW w:w="9163" w:type="dxa"/>
-            <w:gridSpan w:val="6"/>
+            <w:gridSpan w:val="8"/>
+          </w:tcPr>
+          <w:p>
+            <w:pPr>
+              <w:spacing w:before="100" w:beforeAutospacing="1" w:after="100" w:afterAutospacing="1"/>
+              <w:rPr>
+                <w:rFonts w:ascii="Times New Roman" w:eastAsia="Times New Roman" w:hAnsi="Times New Roman" w:cs="Times New Roman"/>
+                <w:kern w:val="0"/>
+                <w:lang w:eastAsia="en-GB"/>
+                <w14:ligatures w14:val="none"/>
+              </w:rPr>
+            </w:pPr>
+          </w:p>
+        </w:tc>
+      </w:tr>
+      <w:tr>
+        <w:tc>
+          <w:tcPr>
+            <w:tcW w:w="9163" w:type="dxa"/>
+            <w:gridSpan w:val="8"/>
           </w:tcPr>
           <w:p>
             <w:pPr>
@@ -1537,7 +1775,7 @@
       <w:tr>
         <w:tc>
           <w:tcPr>
-            <w:tcW w:w="2265" w:type="dxa"/>
+            <w:tcW w:w="2117" w:type="dxa"/>
           </w:tcPr>
           <w:p>
             <w:pPr>
@@ -1562,8 +1800,8 @@
         </w:tc>
         <w:tc>
           <w:tcPr>
-            <w:tcW w:w="6898" w:type="dxa"/>
-            <w:gridSpan w:val="5"/>
+            <w:tcW w:w="7046" w:type="dxa"/>
+            <w:gridSpan w:val="7"/>
           </w:tcPr>
           <w:p>
             <w:pPr>
@@ -1615,7 +1853,7 @@
       <w:tr>
         <w:tc>
           <w:tcPr>
-            <w:tcW w:w="2265" w:type="dxa"/>
+            <w:tcW w:w="2117" w:type="dxa"/>
           </w:tcPr>
           <w:p>
             <w:pPr>
@@ -1640,21 +1878,25 @@
         </w:tc>
         <w:tc>
           <w:tcPr>
-            <w:tcW w:w="1436" w:type="dxa"/>
-          </w:tcPr>
-          <w:p>
-            <w:pPr>
-              <w:spacing w:before="100" w:beforeAutospacing="1" w:after="100" w:afterAutospacing="1"/>
-              <w:rPr>
-                <w:rFonts w:ascii="Times New Roman" w:eastAsia="Times New Roman" w:hAnsi="Times New Roman" w:cs="Times New Roman"/>
-                <w:kern w:val="0"/>
-                <w:lang w:eastAsia="en-GB"/>
-                <w14:ligatures w14:val="none"/>
-              </w:rPr>
-            </w:pPr>
-            <w:r>
-              <w:rPr>
-                <w:rFonts w:ascii="Times New Roman" w:eastAsia="Times New Roman" w:hAnsi="Times New Roman" w:cs="Times New Roman"/>
+            <w:tcW w:w="1462" w:type="dxa"/>
+          </w:tcPr>
+          <w:p>
+            <w:pPr>
+              <w:spacing w:before="100" w:beforeAutospacing="1" w:after="100" w:afterAutospacing="1"/>
+              <w:rPr>
+                <w:rFonts w:ascii="Times New Roman" w:eastAsia="Times New Roman" w:hAnsi="Times New Roman" w:cs="Times New Roman"/>
+                <w:i/>
+                <w:iCs/>
+                <w:kern w:val="0"/>
+                <w:lang w:eastAsia="en-GB"/>
+                <w14:ligatures w14:val="none"/>
+              </w:rPr>
+            </w:pPr>
+            <w:r>
+              <w:rPr>
+                <w:rFonts w:ascii="Times New Roman" w:eastAsia="Times New Roman" w:hAnsi="Times New Roman" w:cs="Times New Roman"/>
+                <w:i/>
+                <w:iCs/>
                 <w:kern w:val="0"/>
                 <w:lang w:eastAsia="en-GB"/>
                 <w14:ligatures w14:val="none"/>
@@ -1665,8 +1907,8 @@
         </w:tc>
         <w:tc>
           <w:tcPr>
-            <w:tcW w:w="2408" w:type="dxa"/>
-            <w:gridSpan w:val="2"/>
+            <w:tcW w:w="2399" w:type="dxa"/>
+            <w:gridSpan w:val="3"/>
           </w:tcPr>
           <w:p>
             <w:pPr>
@@ -1691,22 +1933,26 @@
         </w:tc>
         <w:tc>
           <w:tcPr>
-            <w:tcW w:w="3054" w:type="dxa"/>
-            <w:gridSpan w:val="2"/>
-          </w:tcPr>
-          <w:p>
-            <w:pPr>
-              <w:spacing w:before="100" w:beforeAutospacing="1" w:after="100" w:afterAutospacing="1"/>
-              <w:rPr>
-                <w:rFonts w:ascii="Times New Roman" w:eastAsia="Times New Roman" w:hAnsi="Times New Roman" w:cs="Times New Roman"/>
-                <w:kern w:val="0"/>
-                <w:lang w:eastAsia="en-GB"/>
-                <w14:ligatures w14:val="none"/>
-              </w:rPr>
-            </w:pPr>
-            <w:r>
-              <w:rPr>
-                <w:rFonts w:ascii="Times New Roman" w:eastAsia="Times New Roman" w:hAnsi="Times New Roman" w:cs="Times New Roman"/>
+            <w:tcW w:w="3185" w:type="dxa"/>
+            <w:gridSpan w:val="3"/>
+          </w:tcPr>
+          <w:p>
+            <w:pPr>
+              <w:spacing w:before="100" w:beforeAutospacing="1" w:after="100" w:afterAutospacing="1"/>
+              <w:rPr>
+                <w:rFonts w:ascii="Times New Roman" w:eastAsia="Times New Roman" w:hAnsi="Times New Roman" w:cs="Times New Roman"/>
+                <w:i/>
+                <w:iCs/>
+                <w:kern w:val="0"/>
+                <w:lang w:eastAsia="en-GB"/>
+                <w14:ligatures w14:val="none"/>
+              </w:rPr>
+            </w:pPr>
+            <w:r>
+              <w:rPr>
+                <w:rFonts w:ascii="Times New Roman" w:eastAsia="Times New Roman" w:hAnsi="Times New Roman" w:cs="Times New Roman"/>
+                <w:i/>
+                <w:iCs/>
                 <w:kern w:val="0"/>
                 <w:lang w:eastAsia="en-GB"/>
                 <w14:ligatures w14:val="none"/>
@@ -1719,7 +1965,7 @@
       <w:tr>
         <w:tc>
           <w:tcPr>
-            <w:tcW w:w="2265" w:type="dxa"/>
+            <w:tcW w:w="2117" w:type="dxa"/>
           </w:tcPr>
           <w:p>
             <w:pPr>
@@ -1744,22 +1990,26 @@
         </w:tc>
         <w:tc>
           <w:tcPr>
-            <w:tcW w:w="6898" w:type="dxa"/>
-            <w:gridSpan w:val="5"/>
-          </w:tcPr>
-          <w:p>
-            <w:pPr>
-              <w:spacing w:before="100" w:beforeAutospacing="1" w:after="100" w:afterAutospacing="1"/>
-              <w:rPr>
-                <w:rFonts w:ascii="Times New Roman" w:eastAsia="Times New Roman" w:hAnsi="Times New Roman" w:cs="Times New Roman"/>
-                <w:kern w:val="0"/>
-                <w:lang w:eastAsia="en-GB"/>
-                <w14:ligatures w14:val="none"/>
-              </w:rPr>
-            </w:pPr>
-            <w:r>
-              <w:rPr>
-                <w:rFonts w:ascii="Times New Roman" w:eastAsia="Times New Roman" w:hAnsi="Times New Roman" w:cs="Times New Roman"/>
+            <w:tcW w:w="7046" w:type="dxa"/>
+            <w:gridSpan w:val="7"/>
+          </w:tcPr>
+          <w:p>
+            <w:pPr>
+              <w:spacing w:before="100" w:beforeAutospacing="1" w:after="100" w:afterAutospacing="1"/>
+              <w:rPr>
+                <w:rFonts w:ascii="Times New Roman" w:eastAsia="Times New Roman" w:hAnsi="Times New Roman" w:cs="Times New Roman"/>
+                <w:i/>
+                <w:iCs/>
+                <w:kern w:val="0"/>
+                <w:lang w:eastAsia="en-GB"/>
+                <w14:ligatures w14:val="none"/>
+              </w:rPr>
+            </w:pPr>
+            <w:r>
+              <w:rPr>
+                <w:rFonts w:ascii="Times New Roman" w:eastAsia="Times New Roman" w:hAnsi="Times New Roman" w:cs="Times New Roman"/>
+                <w:i/>
+                <w:iCs/>
                 <w:kern w:val="0"/>
                 <w:lang w:eastAsia="en-GB"/>
                 <w14:ligatures w14:val="none"/>
@@ -1772,7 +2022,7 @@
       <w:tr>
         <w:tc>
           <w:tcPr>
-            <w:tcW w:w="2265" w:type="dxa"/>
+            <w:tcW w:w="2117" w:type="dxa"/>
           </w:tcPr>
           <w:p>
             <w:pPr>
@@ -1797,22 +2047,26 @@
         </w:tc>
         <w:tc>
           <w:tcPr>
-            <w:tcW w:w="6898" w:type="dxa"/>
-            <w:gridSpan w:val="5"/>
-          </w:tcPr>
-          <w:p>
-            <w:pPr>
-              <w:spacing w:before="100" w:beforeAutospacing="1" w:after="100" w:afterAutospacing="1"/>
-              <w:rPr>
-                <w:rFonts w:ascii="Times New Roman" w:eastAsia="Times New Roman" w:hAnsi="Times New Roman" w:cs="Times New Roman"/>
-                <w:kern w:val="0"/>
-                <w:lang w:eastAsia="en-GB"/>
-                <w14:ligatures w14:val="none"/>
-              </w:rPr>
-            </w:pPr>
-            <w:r>
-              <w:rPr>
-                <w:rFonts w:ascii="Times New Roman" w:eastAsia="Times New Roman" w:hAnsi="Times New Roman" w:cs="Times New Roman"/>
+            <w:tcW w:w="7046" w:type="dxa"/>
+            <w:gridSpan w:val="7"/>
+          </w:tcPr>
+          <w:p>
+            <w:pPr>
+              <w:spacing w:before="100" w:beforeAutospacing="1" w:after="100" w:afterAutospacing="1"/>
+              <w:rPr>
+                <w:rFonts w:ascii="Times New Roman" w:eastAsia="Times New Roman" w:hAnsi="Times New Roman" w:cs="Times New Roman"/>
+                <w:i/>
+                <w:iCs/>
+                <w:kern w:val="0"/>
+                <w:lang w:eastAsia="en-GB"/>
+                <w14:ligatures w14:val="none"/>
+              </w:rPr>
+            </w:pPr>
+            <w:r>
+              <w:rPr>
+                <w:rFonts w:ascii="Times New Roman" w:eastAsia="Times New Roman" w:hAnsi="Times New Roman" w:cs="Times New Roman"/>
+                <w:i/>
+                <w:iCs/>
                 <w:kern w:val="0"/>
                 <w:lang w:eastAsia="en-GB"/>
                 <w14:ligatures w14:val="none"/>
@@ -1826,25 +2080,25 @@
         <w:tc>
           <w:tcPr>
             <w:tcW w:w="9163" w:type="dxa"/>
-            <w:gridSpan w:val="6"/>
-          </w:tcPr>
-          <w:p>
-            <w:pPr>
-              <w:spacing w:before="100" w:beforeAutospacing="1" w:after="100" w:afterAutospacing="1"/>
-              <w:rPr>
-                <w:rFonts w:ascii="Times New Roman" w:eastAsia="Times New Roman" w:hAnsi="Times New Roman" w:cs="Times New Roman"/>
-                <w:kern w:val="0"/>
-                <w:lang w:eastAsia="en-GB"/>
-                <w14:ligatures w14:val="none"/>
-              </w:rPr>
-            </w:pPr>
-          </w:p>
-        </w:tc>
-      </w:tr>
-      <w:tr>
-        <w:tc>
-          <w:tcPr>
-            <w:tcW w:w="2265" w:type="dxa"/>
+            <w:gridSpan w:val="8"/>
+          </w:tcPr>
+          <w:p>
+            <w:pPr>
+              <w:spacing w:before="100" w:beforeAutospacing="1" w:after="100" w:afterAutospacing="1"/>
+              <w:rPr>
+                <w:rFonts w:ascii="Times New Roman" w:eastAsia="Times New Roman" w:hAnsi="Times New Roman" w:cs="Times New Roman"/>
+                <w:kern w:val="0"/>
+                <w:lang w:eastAsia="en-GB"/>
+                <w14:ligatures w14:val="none"/>
+              </w:rPr>
+            </w:pPr>
+          </w:p>
+        </w:tc>
+      </w:tr>
+      <w:tr>
+        <w:tc>
+          <w:tcPr>
+            <w:tcW w:w="2117" w:type="dxa"/>
           </w:tcPr>
           <w:p>
             <w:pPr>
@@ -1869,22 +2123,26 @@
         </w:tc>
         <w:tc>
           <w:tcPr>
-            <w:tcW w:w="6898" w:type="dxa"/>
-            <w:gridSpan w:val="5"/>
-          </w:tcPr>
-          <w:p>
-            <w:pPr>
-              <w:spacing w:before="100" w:beforeAutospacing="1" w:after="100" w:afterAutospacing="1"/>
-              <w:rPr>
-                <w:rFonts w:ascii="Times New Roman" w:eastAsia="Times New Roman" w:hAnsi="Times New Roman" w:cs="Times New Roman"/>
-                <w:kern w:val="0"/>
-                <w:lang w:eastAsia="en-GB"/>
-                <w14:ligatures w14:val="none"/>
-              </w:rPr>
-            </w:pPr>
-            <w:r>
-              <w:rPr>
-                <w:rFonts w:ascii="Times New Roman" w:eastAsia="Times New Roman" w:hAnsi="Times New Roman" w:cs="Times New Roman"/>
+            <w:tcW w:w="7046" w:type="dxa"/>
+            <w:gridSpan w:val="7"/>
+          </w:tcPr>
+          <w:p>
+            <w:pPr>
+              <w:spacing w:before="100" w:beforeAutospacing="1" w:after="100" w:afterAutospacing="1"/>
+              <w:rPr>
+                <w:rFonts w:ascii="Times New Roman" w:eastAsia="Times New Roman" w:hAnsi="Times New Roman" w:cs="Times New Roman"/>
+                <w:i/>
+                <w:iCs/>
+                <w:kern w:val="0"/>
+                <w:lang w:eastAsia="en-GB"/>
+                <w14:ligatures w14:val="none"/>
+              </w:rPr>
+            </w:pPr>
+            <w:r>
+              <w:rPr>
+                <w:rFonts w:ascii="Times New Roman" w:eastAsia="Times New Roman" w:hAnsi="Times New Roman" w:cs="Times New Roman"/>
+                <w:i/>
+                <w:iCs/>
                 <w:kern w:val="0"/>
                 <w:lang w:eastAsia="en-GB"/>
                 <w14:ligatures w14:val="none"/>
@@ -1897,7 +2155,7 @@
       <w:tr>
         <w:tc>
           <w:tcPr>
-            <w:tcW w:w="2265" w:type="dxa"/>
+            <w:tcW w:w="2117" w:type="dxa"/>
           </w:tcPr>
           <w:p>
             <w:pPr>
@@ -1922,21 +2180,25 @@
         </w:tc>
         <w:tc>
           <w:tcPr>
-            <w:tcW w:w="1436" w:type="dxa"/>
-          </w:tcPr>
-          <w:p>
-            <w:pPr>
-              <w:spacing w:before="100" w:beforeAutospacing="1" w:after="100" w:afterAutospacing="1"/>
-              <w:rPr>
-                <w:rFonts w:ascii="Times New Roman" w:eastAsia="Times New Roman" w:hAnsi="Times New Roman" w:cs="Times New Roman"/>
-                <w:kern w:val="0"/>
-                <w:lang w:eastAsia="en-GB"/>
-                <w14:ligatures w14:val="none"/>
-              </w:rPr>
-            </w:pPr>
-            <w:r>
-              <w:rPr>
-                <w:rFonts w:ascii="Times New Roman" w:eastAsia="Times New Roman" w:hAnsi="Times New Roman" w:cs="Times New Roman"/>
+            <w:tcW w:w="1462" w:type="dxa"/>
+          </w:tcPr>
+          <w:p>
+            <w:pPr>
+              <w:spacing w:before="100" w:beforeAutospacing="1" w:after="100" w:afterAutospacing="1"/>
+              <w:rPr>
+                <w:rFonts w:ascii="Times New Roman" w:eastAsia="Times New Roman" w:hAnsi="Times New Roman" w:cs="Times New Roman"/>
+                <w:i/>
+                <w:iCs/>
+                <w:kern w:val="0"/>
+                <w:lang w:eastAsia="en-GB"/>
+                <w14:ligatures w14:val="none"/>
+              </w:rPr>
+            </w:pPr>
+            <w:r>
+              <w:rPr>
+                <w:rFonts w:ascii="Times New Roman" w:eastAsia="Times New Roman" w:hAnsi="Times New Roman" w:cs="Times New Roman"/>
+                <w:i/>
+                <w:iCs/>
                 <w:kern w:val="0"/>
                 <w:lang w:eastAsia="en-GB"/>
                 <w14:ligatures w14:val="none"/>
@@ -1947,8 +2209,8 @@
         </w:tc>
         <w:tc>
           <w:tcPr>
-            <w:tcW w:w="2408" w:type="dxa"/>
-            <w:gridSpan w:val="2"/>
+            <w:tcW w:w="2399" w:type="dxa"/>
+            <w:gridSpan w:val="3"/>
           </w:tcPr>
           <w:p>
             <w:pPr>
@@ -1973,22 +2235,26 @@
         </w:tc>
         <w:tc>
           <w:tcPr>
-            <w:tcW w:w="3054" w:type="dxa"/>
-            <w:gridSpan w:val="2"/>
-          </w:tcPr>
-          <w:p>
-            <w:pPr>
-              <w:spacing w:before="100" w:beforeAutospacing="1" w:after="100" w:afterAutospacing="1"/>
-              <w:rPr>
-                <w:rFonts w:ascii="Times New Roman" w:eastAsia="Times New Roman" w:hAnsi="Times New Roman" w:cs="Times New Roman"/>
-                <w:kern w:val="0"/>
-                <w:lang w:eastAsia="en-GB"/>
-                <w14:ligatures w14:val="none"/>
-              </w:rPr>
-            </w:pPr>
-            <w:r>
-              <w:rPr>
-                <w:rFonts w:ascii="Times New Roman" w:eastAsia="Times New Roman" w:hAnsi="Times New Roman" w:cs="Times New Roman"/>
+            <w:tcW w:w="3185" w:type="dxa"/>
+            <w:gridSpan w:val="3"/>
+          </w:tcPr>
+          <w:p>
+            <w:pPr>
+              <w:spacing w:before="100" w:beforeAutospacing="1" w:after="100" w:afterAutospacing="1"/>
+              <w:rPr>
+                <w:rFonts w:ascii="Times New Roman" w:eastAsia="Times New Roman" w:hAnsi="Times New Roman" w:cs="Times New Roman"/>
+                <w:i/>
+                <w:iCs/>
+                <w:kern w:val="0"/>
+                <w:lang w:eastAsia="en-GB"/>
+                <w14:ligatures w14:val="none"/>
+              </w:rPr>
+            </w:pPr>
+            <w:r>
+              <w:rPr>
+                <w:rFonts w:ascii="Times New Roman" w:eastAsia="Times New Roman" w:hAnsi="Times New Roman" w:cs="Times New Roman"/>
+                <w:i/>
+                <w:iCs/>
                 <w:kern w:val="0"/>
                 <w:lang w:eastAsia="en-GB"/>
                 <w14:ligatures w14:val="none"/>
@@ -2001,7 +2267,7 @@
       <w:tr>
         <w:tc>
           <w:tcPr>
-            <w:tcW w:w="2265" w:type="dxa"/>
+            <w:tcW w:w="2117" w:type="dxa"/>
           </w:tcPr>
           <w:p>
             <w:pPr>
@@ -2026,22 +2292,26 @@
         </w:tc>
         <w:tc>
           <w:tcPr>
-            <w:tcW w:w="6898" w:type="dxa"/>
-            <w:gridSpan w:val="5"/>
-          </w:tcPr>
-          <w:p>
-            <w:pPr>
-              <w:spacing w:before="100" w:beforeAutospacing="1" w:after="100" w:afterAutospacing="1"/>
-              <w:rPr>
-                <w:rFonts w:ascii="Times New Roman" w:eastAsia="Times New Roman" w:hAnsi="Times New Roman" w:cs="Times New Roman"/>
-                <w:kern w:val="0"/>
-                <w:lang w:eastAsia="en-GB"/>
-                <w14:ligatures w14:val="none"/>
-              </w:rPr>
-            </w:pPr>
-            <w:r>
-              <w:rPr>
-                <w:rFonts w:ascii="Times New Roman" w:eastAsia="Times New Roman" w:hAnsi="Times New Roman" w:cs="Times New Roman"/>
+            <w:tcW w:w="7046" w:type="dxa"/>
+            <w:gridSpan w:val="7"/>
+          </w:tcPr>
+          <w:p>
+            <w:pPr>
+              <w:spacing w:before="100" w:beforeAutospacing="1" w:after="100" w:afterAutospacing="1"/>
+              <w:rPr>
+                <w:rFonts w:ascii="Times New Roman" w:eastAsia="Times New Roman" w:hAnsi="Times New Roman" w:cs="Times New Roman"/>
+                <w:i/>
+                <w:iCs/>
+                <w:kern w:val="0"/>
+                <w:lang w:eastAsia="en-GB"/>
+                <w14:ligatures w14:val="none"/>
+              </w:rPr>
+            </w:pPr>
+            <w:r>
+              <w:rPr>
+                <w:rFonts w:ascii="Times New Roman" w:eastAsia="Times New Roman" w:hAnsi="Times New Roman" w:cs="Times New Roman"/>
+                <w:i/>
+                <w:iCs/>
                 <w:kern w:val="0"/>
                 <w:lang w:eastAsia="en-GB"/>
                 <w14:ligatures w14:val="none"/>
@@ -2054,7 +2324,7 @@
       <w:tr>
         <w:tc>
           <w:tcPr>
-            <w:tcW w:w="2265" w:type="dxa"/>
+            <w:tcW w:w="2117" w:type="dxa"/>
           </w:tcPr>
           <w:p>
             <w:pPr>
@@ -2079,8 +2349,8 @@
         </w:tc>
         <w:tc>
           <w:tcPr>
-            <w:tcW w:w="6898" w:type="dxa"/>
-            <w:gridSpan w:val="5"/>
+            <w:tcW w:w="7046" w:type="dxa"/>
+            <w:gridSpan w:val="7"/>
           </w:tcPr>
           <w:p>
             <w:pPr>
@@ -2145,25 +2415,25 @@
         <w:tc>
           <w:tcPr>
             <w:tcW w:w="9163" w:type="dxa"/>
-            <w:gridSpan w:val="6"/>
-          </w:tcPr>
-          <w:p>
-            <w:pPr>
-              <w:spacing w:before="100" w:beforeAutospacing="1" w:after="100" w:afterAutospacing="1"/>
-              <w:rPr>
-                <w:rFonts w:ascii="Times New Roman" w:eastAsia="Times New Roman" w:hAnsi="Times New Roman" w:cs="Times New Roman"/>
-                <w:kern w:val="0"/>
-                <w:lang w:eastAsia="en-GB"/>
-                <w14:ligatures w14:val="none"/>
-              </w:rPr>
-            </w:pPr>
-          </w:p>
-        </w:tc>
-      </w:tr>
-      <w:tr>
-        <w:tc>
-          <w:tcPr>
-            <w:tcW w:w="2265" w:type="dxa"/>
+            <w:gridSpan w:val="8"/>
+          </w:tcPr>
+          <w:p>
+            <w:pPr>
+              <w:spacing w:before="100" w:beforeAutospacing="1" w:after="100" w:afterAutospacing="1"/>
+              <w:rPr>
+                <w:rFonts w:ascii="Times New Roman" w:eastAsia="Times New Roman" w:hAnsi="Times New Roman" w:cs="Times New Roman"/>
+                <w:kern w:val="0"/>
+                <w:lang w:eastAsia="en-GB"/>
+                <w14:ligatures w14:val="none"/>
+              </w:rPr>
+            </w:pPr>
+          </w:p>
+        </w:tc>
+      </w:tr>
+      <w:tr>
+        <w:tc>
+          <w:tcPr>
+            <w:tcW w:w="2117" w:type="dxa"/>
           </w:tcPr>
           <w:p>
             <w:pPr>
@@ -2188,22 +2458,26 @@
         </w:tc>
         <w:tc>
           <w:tcPr>
-            <w:tcW w:w="6898" w:type="dxa"/>
-            <w:gridSpan w:val="5"/>
-          </w:tcPr>
-          <w:p>
-            <w:pPr>
-              <w:spacing w:before="100" w:beforeAutospacing="1" w:after="100" w:afterAutospacing="1"/>
-              <w:rPr>
-                <w:rFonts w:ascii="Times New Roman" w:eastAsia="Times New Roman" w:hAnsi="Times New Roman" w:cs="Times New Roman"/>
-                <w:kern w:val="0"/>
-                <w:lang w:eastAsia="en-GB"/>
-                <w14:ligatures w14:val="none"/>
-              </w:rPr>
-            </w:pPr>
-            <w:r>
-              <w:rPr>
-                <w:rFonts w:ascii="Times New Roman" w:eastAsia="Times New Roman" w:hAnsi="Times New Roman" w:cs="Times New Roman"/>
+            <w:tcW w:w="7046" w:type="dxa"/>
+            <w:gridSpan w:val="7"/>
+          </w:tcPr>
+          <w:p>
+            <w:pPr>
+              <w:spacing w:before="100" w:beforeAutospacing="1" w:after="100" w:afterAutospacing="1"/>
+              <w:rPr>
+                <w:rFonts w:ascii="Times New Roman" w:eastAsia="Times New Roman" w:hAnsi="Times New Roman" w:cs="Times New Roman"/>
+                <w:i/>
+                <w:iCs/>
+                <w:kern w:val="0"/>
+                <w:lang w:eastAsia="en-GB"/>
+                <w14:ligatures w14:val="none"/>
+              </w:rPr>
+            </w:pPr>
+            <w:r>
+              <w:rPr>
+                <w:rFonts w:ascii="Times New Roman" w:eastAsia="Times New Roman" w:hAnsi="Times New Roman" w:cs="Times New Roman"/>
+                <w:i/>
+                <w:iCs/>
                 <w:kern w:val="0"/>
                 <w:lang w:eastAsia="en-GB"/>
                 <w14:ligatures w14:val="none"/>
@@ -2216,7 +2490,7 @@
       <w:tr>
         <w:tc>
           <w:tcPr>
-            <w:tcW w:w="2265" w:type="dxa"/>
+            <w:tcW w:w="2117" w:type="dxa"/>
           </w:tcPr>
           <w:p>
             <w:pPr>
@@ -2241,21 +2515,25 @@
         </w:tc>
         <w:tc>
           <w:tcPr>
-            <w:tcW w:w="1436" w:type="dxa"/>
-          </w:tcPr>
-          <w:p>
-            <w:pPr>
-              <w:spacing w:before="100" w:beforeAutospacing="1" w:after="100" w:afterAutospacing="1"/>
-              <w:rPr>
-                <w:rFonts w:ascii="Times New Roman" w:eastAsia="Times New Roman" w:hAnsi="Times New Roman" w:cs="Times New Roman"/>
-                <w:kern w:val="0"/>
-                <w:lang w:eastAsia="en-GB"/>
-                <w14:ligatures w14:val="none"/>
-              </w:rPr>
-            </w:pPr>
-            <w:r>
-              <w:rPr>
-                <w:rFonts w:ascii="Times New Roman" w:eastAsia="Times New Roman" w:hAnsi="Times New Roman" w:cs="Times New Roman"/>
+            <w:tcW w:w="1462" w:type="dxa"/>
+          </w:tcPr>
+          <w:p>
+            <w:pPr>
+              <w:spacing w:before="100" w:beforeAutospacing="1" w:after="100" w:afterAutospacing="1"/>
+              <w:rPr>
+                <w:rFonts w:ascii="Times New Roman" w:eastAsia="Times New Roman" w:hAnsi="Times New Roman" w:cs="Times New Roman"/>
+                <w:i/>
+                <w:iCs/>
+                <w:kern w:val="0"/>
+                <w:lang w:eastAsia="en-GB"/>
+                <w14:ligatures w14:val="none"/>
+              </w:rPr>
+            </w:pPr>
+            <w:r>
+              <w:rPr>
+                <w:rFonts w:ascii="Times New Roman" w:eastAsia="Times New Roman" w:hAnsi="Times New Roman" w:cs="Times New Roman"/>
+                <w:i/>
+                <w:iCs/>
                 <w:kern w:val="0"/>
                 <w:lang w:eastAsia="en-GB"/>
                 <w14:ligatures w14:val="none"/>
@@ -2266,8 +2544,8 @@
         </w:tc>
         <w:tc>
           <w:tcPr>
-            <w:tcW w:w="2408" w:type="dxa"/>
-            <w:gridSpan w:val="2"/>
+            <w:tcW w:w="2399" w:type="dxa"/>
+            <w:gridSpan w:val="3"/>
           </w:tcPr>
           <w:p>
             <w:pPr>
@@ -2292,22 +2570,26 @@
         </w:tc>
         <w:tc>
           <w:tcPr>
-            <w:tcW w:w="3054" w:type="dxa"/>
-            <w:gridSpan w:val="2"/>
-          </w:tcPr>
-          <w:p>
-            <w:pPr>
-              <w:spacing w:before="100" w:beforeAutospacing="1" w:after="100" w:afterAutospacing="1"/>
-              <w:rPr>
-                <w:rFonts w:ascii="Times New Roman" w:eastAsia="Times New Roman" w:hAnsi="Times New Roman" w:cs="Times New Roman"/>
-                <w:kern w:val="0"/>
-                <w:lang w:eastAsia="en-GB"/>
-                <w14:ligatures w14:val="none"/>
-              </w:rPr>
-            </w:pPr>
-            <w:r>
-              <w:rPr>
-                <w:rFonts w:ascii="Times New Roman" w:eastAsia="Times New Roman" w:hAnsi="Times New Roman" w:cs="Times New Roman"/>
+            <w:tcW w:w="3185" w:type="dxa"/>
+            <w:gridSpan w:val="3"/>
+          </w:tcPr>
+          <w:p>
+            <w:pPr>
+              <w:spacing w:before="100" w:beforeAutospacing="1" w:after="100" w:afterAutospacing="1"/>
+              <w:rPr>
+                <w:rFonts w:ascii="Times New Roman" w:eastAsia="Times New Roman" w:hAnsi="Times New Roman" w:cs="Times New Roman"/>
+                <w:i/>
+                <w:iCs/>
+                <w:kern w:val="0"/>
+                <w:lang w:eastAsia="en-GB"/>
+                <w14:ligatures w14:val="none"/>
+              </w:rPr>
+            </w:pPr>
+            <w:r>
+              <w:rPr>
+                <w:rFonts w:ascii="Times New Roman" w:eastAsia="Times New Roman" w:hAnsi="Times New Roman" w:cs="Times New Roman"/>
+                <w:i/>
+                <w:iCs/>
                 <w:kern w:val="0"/>
                 <w:lang w:eastAsia="en-GB"/>
                 <w14:ligatures w14:val="none"/>
@@ -2320,7 +2602,7 @@
       <w:tr>
         <w:tc>
           <w:tcPr>
-            <w:tcW w:w="2265" w:type="dxa"/>
+            <w:tcW w:w="2117" w:type="dxa"/>
           </w:tcPr>
           <w:p>
             <w:pPr>
@@ -2345,22 +2627,26 @@
         </w:tc>
         <w:tc>
           <w:tcPr>
-            <w:tcW w:w="6898" w:type="dxa"/>
-            <w:gridSpan w:val="5"/>
-          </w:tcPr>
-          <w:p>
-            <w:pPr>
-              <w:spacing w:before="100" w:beforeAutospacing="1" w:after="100" w:afterAutospacing="1"/>
-              <w:rPr>
-                <w:rFonts w:ascii="Times New Roman" w:eastAsia="Times New Roman" w:hAnsi="Times New Roman" w:cs="Times New Roman"/>
-                <w:kern w:val="0"/>
-                <w:lang w:eastAsia="en-GB"/>
-                <w14:ligatures w14:val="none"/>
-              </w:rPr>
-            </w:pPr>
-            <w:r>
-              <w:rPr>
-                <w:rFonts w:ascii="Times New Roman" w:eastAsia="Times New Roman" w:hAnsi="Times New Roman" w:cs="Times New Roman"/>
+            <w:tcW w:w="7046" w:type="dxa"/>
+            <w:gridSpan w:val="7"/>
+          </w:tcPr>
+          <w:p>
+            <w:pPr>
+              <w:spacing w:before="100" w:beforeAutospacing="1" w:after="100" w:afterAutospacing="1"/>
+              <w:rPr>
+                <w:rFonts w:ascii="Times New Roman" w:eastAsia="Times New Roman" w:hAnsi="Times New Roman" w:cs="Times New Roman"/>
+                <w:i/>
+                <w:iCs/>
+                <w:kern w:val="0"/>
+                <w:lang w:eastAsia="en-GB"/>
+                <w14:ligatures w14:val="none"/>
+              </w:rPr>
+            </w:pPr>
+            <w:r>
+              <w:rPr>
+                <w:rFonts w:ascii="Times New Roman" w:eastAsia="Times New Roman" w:hAnsi="Times New Roman" w:cs="Times New Roman"/>
+                <w:i/>
+                <w:iCs/>
                 <w:kern w:val="0"/>
                 <w:lang w:eastAsia="en-GB"/>
                 <w14:ligatures w14:val="none"/>
@@ -2373,7 +2659,7 @@
       <w:tr>
         <w:tc>
           <w:tcPr>
-            <w:tcW w:w="2265" w:type="dxa"/>
+            <w:tcW w:w="2117" w:type="dxa"/>
           </w:tcPr>
           <w:p>
             <w:pPr>
@@ -2398,22 +2684,26 @@
         </w:tc>
         <w:tc>
           <w:tcPr>
-            <w:tcW w:w="6898" w:type="dxa"/>
-            <w:gridSpan w:val="5"/>
-          </w:tcPr>
-          <w:p>
-            <w:pPr>
-              <w:spacing w:before="100" w:beforeAutospacing="1" w:after="100" w:afterAutospacing="1"/>
-              <w:rPr>
-                <w:rFonts w:ascii="Times New Roman" w:eastAsia="Times New Roman" w:hAnsi="Times New Roman" w:cs="Times New Roman"/>
-                <w:kern w:val="0"/>
-                <w:lang w:eastAsia="en-GB"/>
-                <w14:ligatures w14:val="none"/>
-              </w:rPr>
-            </w:pPr>
-            <w:r>
-              <w:rPr>
-                <w:rFonts w:ascii="Times New Roman" w:eastAsia="Times New Roman" w:hAnsi="Times New Roman" w:cs="Times New Roman"/>
+            <w:tcW w:w="7046" w:type="dxa"/>
+            <w:gridSpan w:val="7"/>
+          </w:tcPr>
+          <w:p>
+            <w:pPr>
+              <w:spacing w:before="100" w:beforeAutospacing="1" w:after="100" w:afterAutospacing="1"/>
+              <w:rPr>
+                <w:rFonts w:ascii="Times New Roman" w:eastAsia="Times New Roman" w:hAnsi="Times New Roman" w:cs="Times New Roman"/>
+                <w:i/>
+                <w:iCs/>
+                <w:kern w:val="0"/>
+                <w:lang w:eastAsia="en-GB"/>
+                <w14:ligatures w14:val="none"/>
+              </w:rPr>
+            </w:pPr>
+            <w:r>
+              <w:rPr>
+                <w:rFonts w:ascii="Times New Roman" w:eastAsia="Times New Roman" w:hAnsi="Times New Roman" w:cs="Times New Roman"/>
+                <w:i/>
+                <w:iCs/>
                 <w:kern w:val="0"/>
                 <w:lang w:eastAsia="en-GB"/>
                 <w14:ligatures w14:val="none"/>
@@ -2427,25 +2717,25 @@
         <w:tc>
           <w:tcPr>
             <w:tcW w:w="9163" w:type="dxa"/>
-            <w:gridSpan w:val="6"/>
-          </w:tcPr>
-          <w:p>
-            <w:pPr>
-              <w:spacing w:before="100" w:beforeAutospacing="1" w:after="100" w:afterAutospacing="1"/>
-              <w:rPr>
-                <w:rFonts w:ascii="Times New Roman" w:eastAsia="Times New Roman" w:hAnsi="Times New Roman" w:cs="Times New Roman"/>
-                <w:kern w:val="0"/>
-                <w:lang w:eastAsia="en-GB"/>
-                <w14:ligatures w14:val="none"/>
-              </w:rPr>
-            </w:pPr>
-          </w:p>
-        </w:tc>
-      </w:tr>
-      <w:tr>
-        <w:tc>
-          <w:tcPr>
-            <w:tcW w:w="2265" w:type="dxa"/>
+            <w:gridSpan w:val="8"/>
+          </w:tcPr>
+          <w:p>
+            <w:pPr>
+              <w:spacing w:before="100" w:beforeAutospacing="1" w:after="100" w:afterAutospacing="1"/>
+              <w:rPr>
+                <w:rFonts w:ascii="Times New Roman" w:eastAsia="Times New Roman" w:hAnsi="Times New Roman" w:cs="Times New Roman"/>
+                <w:kern w:val="0"/>
+                <w:lang w:eastAsia="en-GB"/>
+                <w14:ligatures w14:val="none"/>
+              </w:rPr>
+            </w:pPr>
+          </w:p>
+        </w:tc>
+      </w:tr>
+      <w:tr>
+        <w:tc>
+          <w:tcPr>
+            <w:tcW w:w="2117" w:type="dxa"/>
           </w:tcPr>
           <w:p>
             <w:pPr>
@@ -2470,8 +2760,8 @@
         </w:tc>
         <w:tc>
           <w:tcPr>
-            <w:tcW w:w="6898" w:type="dxa"/>
-            <w:gridSpan w:val="5"/>
+            <w:tcW w:w="7046" w:type="dxa"/>
+            <w:gridSpan w:val="7"/>
           </w:tcPr>
           <w:p>
             <w:pPr>
@@ -2501,7 +2791,7 @@
       <w:tr>
         <w:tc>
           <w:tcPr>
-            <w:tcW w:w="2265" w:type="dxa"/>
+            <w:tcW w:w="2117" w:type="dxa"/>
           </w:tcPr>
           <w:p>
             <w:pPr>
@@ -2526,19 +2816,23 @@
         </w:tc>
         <w:tc>
           <w:tcPr>
-            <w:tcW w:w="1436" w:type="dxa"/>
-          </w:tcPr>
-          <w:p>
-            <w:pPr>
-              <w:spacing w:before="100" w:beforeAutospacing="1" w:after="100" w:afterAutospacing="1"/>
-              <w:rPr>
-                <w:rFonts w:ascii="Times New Roman" w:eastAsia="Times New Roman" w:hAnsi="Times New Roman" w:cs="Times New Roman"/>
-                <w:lang w:eastAsia="en-GB"/>
-              </w:rPr>
-            </w:pPr>
-            <w:r>
-              <w:rPr>
-                <w:rFonts w:ascii="Times New Roman" w:eastAsia="Times New Roman" w:hAnsi="Times New Roman" w:cs="Times New Roman"/>
+            <w:tcW w:w="1462" w:type="dxa"/>
+          </w:tcPr>
+          <w:p>
+            <w:pPr>
+              <w:spacing w:before="100" w:beforeAutospacing="1" w:after="100" w:afterAutospacing="1"/>
+              <w:rPr>
+                <w:rFonts w:ascii="Times New Roman" w:eastAsia="Times New Roman" w:hAnsi="Times New Roman" w:cs="Times New Roman"/>
+                <w:i/>
+                <w:iCs/>
+                <w:lang w:eastAsia="en-GB"/>
+              </w:rPr>
+            </w:pPr>
+            <w:r>
+              <w:rPr>
+                <w:rFonts w:ascii="Times New Roman" w:eastAsia="Times New Roman" w:hAnsi="Times New Roman" w:cs="Times New Roman"/>
+                <w:i/>
+                <w:iCs/>
                 <w:lang w:eastAsia="en-GB"/>
               </w:rPr>
               <w:t>Likely</w:t>
@@ -2547,8 +2841,8 @@
         </w:tc>
         <w:tc>
           <w:tcPr>
-            <w:tcW w:w="2408" w:type="dxa"/>
-            <w:gridSpan w:val="2"/>
+            <w:tcW w:w="2399" w:type="dxa"/>
+            <w:gridSpan w:val="3"/>
           </w:tcPr>
           <w:p>
             <w:pPr>
@@ -2573,20 +2867,24 @@
         </w:tc>
         <w:tc>
           <w:tcPr>
-            <w:tcW w:w="3054" w:type="dxa"/>
-            <w:gridSpan w:val="2"/>
-          </w:tcPr>
-          <w:p>
-            <w:pPr>
-              <w:spacing w:before="100" w:beforeAutospacing="1" w:after="100" w:afterAutospacing="1"/>
-              <w:rPr>
-                <w:rFonts w:ascii="Times New Roman" w:eastAsia="Times New Roman" w:hAnsi="Times New Roman" w:cs="Times New Roman"/>
-                <w:lang w:eastAsia="en-GB"/>
-              </w:rPr>
-            </w:pPr>
-            <w:r>
-              <w:rPr>
-                <w:rFonts w:ascii="Times New Roman" w:eastAsia="Times New Roman" w:hAnsi="Times New Roman" w:cs="Times New Roman"/>
+            <w:tcW w:w="3185" w:type="dxa"/>
+            <w:gridSpan w:val="3"/>
+          </w:tcPr>
+          <w:p>
+            <w:pPr>
+              <w:spacing w:before="100" w:beforeAutospacing="1" w:after="100" w:afterAutospacing="1"/>
+              <w:rPr>
+                <w:rFonts w:ascii="Times New Roman" w:eastAsia="Times New Roman" w:hAnsi="Times New Roman" w:cs="Times New Roman"/>
+                <w:i/>
+                <w:iCs/>
+                <w:lang w:eastAsia="en-GB"/>
+              </w:rPr>
+            </w:pPr>
+            <w:r>
+              <w:rPr>
+                <w:rFonts w:ascii="Times New Roman" w:eastAsia="Times New Roman" w:hAnsi="Times New Roman" w:cs="Times New Roman"/>
+                <w:i/>
+                <w:iCs/>
                 <w:lang w:eastAsia="en-GB"/>
               </w:rPr>
               <w:t>Cheap</w:t>
@@ -2597,7 +2895,7 @@
       <w:tr>
         <w:tc>
           <w:tcPr>
-            <w:tcW w:w="2265" w:type="dxa"/>
+            <w:tcW w:w="2117" w:type="dxa"/>
           </w:tcPr>
           <w:p>
             <w:pPr>
@@ -2622,20 +2920,24 @@
         </w:tc>
         <w:tc>
           <w:tcPr>
-            <w:tcW w:w="6898" w:type="dxa"/>
-            <w:gridSpan w:val="5"/>
-          </w:tcPr>
-          <w:p>
-            <w:pPr>
-              <w:spacing w:before="100" w:beforeAutospacing="1" w:after="100" w:afterAutospacing="1"/>
-              <w:rPr>
-                <w:rFonts w:ascii="Times New Roman" w:eastAsia="Times New Roman" w:hAnsi="Times New Roman" w:cs="Times New Roman"/>
-                <w:lang w:eastAsia="en-GB"/>
-              </w:rPr>
-            </w:pPr>
-            <w:r>
-              <w:rPr>
-                <w:rFonts w:ascii="Times New Roman" w:eastAsia="Times New Roman" w:hAnsi="Times New Roman" w:cs="Times New Roman"/>
+            <w:tcW w:w="7046" w:type="dxa"/>
+            <w:gridSpan w:val="7"/>
+          </w:tcPr>
+          <w:p>
+            <w:pPr>
+              <w:spacing w:before="100" w:beforeAutospacing="1" w:after="100" w:afterAutospacing="1"/>
+              <w:rPr>
+                <w:rFonts w:ascii="Times New Roman" w:eastAsia="Times New Roman" w:hAnsi="Times New Roman" w:cs="Times New Roman"/>
+                <w:i/>
+                <w:iCs/>
+                <w:lang w:eastAsia="en-GB"/>
+              </w:rPr>
+            </w:pPr>
+            <w:r>
+              <w:rPr>
+                <w:rFonts w:ascii="Times New Roman" w:eastAsia="Times New Roman" w:hAnsi="Times New Roman" w:cs="Times New Roman"/>
+                <w:i/>
+                <w:iCs/>
                 <w:lang w:eastAsia="en-GB"/>
               </w:rPr>
               <w:t>Reduce</w:t>
@@ -2649,41 +2951,48 @@
         </w:trPr>
         <w:tc>
           <w:tcPr>
-            <w:tcW w:w="2265" w:type="dxa"/>
-          </w:tcPr>
-          <w:p>
-            <w:pPr>
-              <w:spacing w:before="100" w:beforeAutospacing="1" w:after="100" w:afterAutospacing="1"/>
-              <w:rPr>
-                <w:rFonts w:ascii="Times New Roman" w:eastAsia="Times New Roman" w:hAnsi="Times New Roman" w:cs="Times New Roman"/>
-                <w:kern w:val="0"/>
-                <w:lang w:eastAsia="en-GB"/>
-                <w14:ligatures w14:val="none"/>
-              </w:rPr>
-            </w:pPr>
-            <w:r>
-              <w:rPr>
-                <w:rFonts w:ascii="Times New Roman" w:eastAsia="Times New Roman" w:hAnsi="Times New Roman" w:cs="Times New Roman"/>
-                <w:kern w:val="0"/>
-                <w:lang w:eastAsia="en-GB"/>
-                <w14:ligatures w14:val="none"/>
-              </w:rPr>
+            <w:tcW w:w="2117" w:type="dxa"/>
+          </w:tcPr>
+          <w:p>
+            <w:pPr>
+              <w:spacing w:before="100" w:beforeAutospacing="1" w:after="100" w:afterAutospacing="1"/>
+              <w:rPr>
+                <w:rFonts w:ascii="Times New Roman" w:eastAsia="Times New Roman" w:hAnsi="Times New Roman" w:cs="Times New Roman"/>
+                <w:kern w:val="0"/>
+                <w:lang w:eastAsia="en-GB"/>
+                <w14:ligatures w14:val="none"/>
+              </w:rPr>
+            </w:pPr>
+            <w:r>
+              <w:rPr>
+                <w:rFonts w:ascii="Times New Roman" w:eastAsia="Times New Roman" w:hAnsi="Times New Roman" w:cs="Times New Roman"/>
+                <w:kern w:val="0"/>
+                <w:lang w:eastAsia="en-GB"/>
+                <w14:ligatures w14:val="none"/>
+              </w:rPr>
+              <w:lastRenderedPageBreak/>
               <w:t>Mitigations</w:t>
             </w:r>
           </w:p>
         </w:tc>
         <w:tc>
           <w:tcPr>
-            <w:tcW w:w="6898" w:type="dxa"/>
-            <w:gridSpan w:val="5"/>
+            <w:tcW w:w="7046" w:type="dxa"/>
+            <w:gridSpan w:val="7"/>
           </w:tcPr>
           <w:p>
             <w:pPr>
               <w:spacing w:beforeAutospacing="1" w:afterAutospacing="1"/>
-            </w:pPr>
-            <w:r>
-              <w:rPr>
-                <w:rFonts w:ascii="Times New Roman" w:eastAsia="Times New Roman" w:hAnsi="Times New Roman" w:cs="Times New Roman"/>
+              <w:rPr>
+                <w:i/>
+                <w:iCs/>
+              </w:rPr>
+            </w:pPr>
+            <w:r>
+              <w:rPr>
+                <w:rFonts w:ascii="Times New Roman" w:eastAsia="Times New Roman" w:hAnsi="Times New Roman" w:cs="Times New Roman"/>
+                <w:i/>
+                <w:iCs/>
                 <w:lang w:eastAsia="en-GB"/>
               </w:rPr>
               <w:t xml:space="preserve">Monitor workload during daily scrum and </w:t>
@@ -2691,6 +3000,8 @@
             <w:r>
               <w:rPr>
                 <w:rFonts w:ascii="Times New Roman" w:eastAsia="Times New Roman" w:hAnsi="Times New Roman" w:cs="Times New Roman"/>
+                <w:i/>
+                <w:iCs/>
                 <w:lang w:eastAsia="en-GB"/>
               </w:rPr>
               <w:t>a</w:t>
@@ -2698,20 +3009,17 @@
             <w:r>
               <w:rPr>
                 <w:rFonts w:ascii="Times New Roman" w:eastAsia="Times New Roman" w:hAnsi="Times New Roman" w:cs="Times New Roman"/>
-                <w:lang w:eastAsia="en-GB"/>
-              </w:rPr>
-              <w:t xml:space="preserve">ssign a helper to a team </w:t>
-            </w:r>
-            <w:r>
-              <w:rPr>
-                <w:rFonts w:ascii="Times New Roman" w:eastAsia="Times New Roman" w:hAnsi="Times New Roman" w:cs="Times New Roman"/>
-                <w:lang w:eastAsia="en-GB"/>
-              </w:rPr>
-              <w:t xml:space="preserve">member with a huge </w:t>
-            </w:r>
-            <w:r>
-              <w:rPr>
-                <w:rFonts w:ascii="Times New Roman" w:eastAsia="Times New Roman" w:hAnsi="Times New Roman" w:cs="Times New Roman"/>
+                <w:i/>
+                <w:iCs/>
+                <w:lang w:eastAsia="en-GB"/>
+              </w:rPr>
+              <w:t xml:space="preserve">ssign a helper to a team member with a huge </w:t>
+            </w:r>
+            <w:r>
+              <w:rPr>
+                <w:rFonts w:ascii="Times New Roman" w:eastAsia="Times New Roman" w:hAnsi="Times New Roman" w:cs="Times New Roman"/>
+                <w:i/>
+                <w:iCs/>
                 <w:lang w:eastAsia="en-GB"/>
               </w:rPr>
               <w:t>workload</w:t>
@@ -2725,101 +3033,91 @@
         </w:trPr>
         <w:tc>
           <w:tcPr>
-            <w:tcW w:w="2265" w:type="dxa"/>
-          </w:tcPr>
-          <w:p>
-            <w:pPr>
-              <w:rPr>
-                <w:rFonts w:ascii="Times New Roman" w:eastAsia="Times New Roman" w:hAnsi="Times New Roman" w:cs="Times New Roman"/>
-                <w:lang w:eastAsia="en-GB"/>
-              </w:rPr>
-            </w:pPr>
-          </w:p>
-        </w:tc>
-        <w:tc>
-          <w:tcPr>
-            <w:tcW w:w="6898" w:type="dxa"/>
-            <w:gridSpan w:val="5"/>
-          </w:tcPr>
-          <w:p>
-            <w:pPr>
-              <w:rPr>
-                <w:rFonts w:ascii="Times New Roman" w:eastAsia="Times New Roman" w:hAnsi="Times New Roman" w:cs="Times New Roman"/>
-                <w:i/>
-                <w:iCs/>
-                <w:lang w:eastAsia="en-GB"/>
-              </w:rPr>
-            </w:pPr>
-          </w:p>
-        </w:tc>
-      </w:tr>
-      <w:tr>
-        <w:tc>
-          <w:tcPr>
-            <w:tcW w:w="2265" w:type="dxa"/>
-          </w:tcPr>
-          <w:p>
-            <w:pPr>
-              <w:spacing w:before="100" w:beforeAutospacing="1" w:after="100" w:afterAutospacing="1"/>
-              <w:rPr>
-                <w:rFonts w:ascii="Times New Roman" w:eastAsia="Times New Roman" w:hAnsi="Times New Roman" w:cs="Times New Roman"/>
-                <w:kern w:val="0"/>
-                <w:lang w:eastAsia="en-GB"/>
-                <w14:ligatures w14:val="none"/>
-              </w:rPr>
-            </w:pPr>
-            <w:r>
-              <w:rPr>
-                <w:rFonts w:ascii="Times New Roman" w:eastAsia="Times New Roman" w:hAnsi="Times New Roman" w:cs="Times New Roman"/>
-                <w:kern w:val="0"/>
-                <w:lang w:eastAsia="en-GB"/>
-                <w14:ligatures w14:val="none"/>
-              </w:rPr>
-              <w:lastRenderedPageBreak/>
+            <w:tcW w:w="2117" w:type="dxa"/>
+          </w:tcPr>
+          <w:p>
+            <w:pPr>
+              <w:rPr>
+                <w:rFonts w:ascii="Times New Roman" w:eastAsia="Times New Roman" w:hAnsi="Times New Roman" w:cs="Times New Roman"/>
+                <w:lang w:eastAsia="en-GB"/>
+              </w:rPr>
+            </w:pPr>
+          </w:p>
+        </w:tc>
+        <w:tc>
+          <w:tcPr>
+            <w:tcW w:w="7046" w:type="dxa"/>
+            <w:gridSpan w:val="7"/>
+          </w:tcPr>
+          <w:p>
+            <w:pPr>
+              <w:rPr>
+                <w:rFonts w:ascii="Times New Roman" w:eastAsia="Times New Roman" w:hAnsi="Times New Roman" w:cs="Times New Roman"/>
+                <w:i/>
+                <w:iCs/>
+                <w:lang w:eastAsia="en-GB"/>
+              </w:rPr>
+            </w:pPr>
+          </w:p>
+        </w:tc>
+      </w:tr>
+      <w:tr>
+        <w:tc>
+          <w:tcPr>
+            <w:tcW w:w="2117" w:type="dxa"/>
+          </w:tcPr>
+          <w:p>
+            <w:pPr>
+              <w:spacing w:before="100" w:beforeAutospacing="1" w:after="100" w:afterAutospacing="1"/>
+              <w:rPr>
+                <w:rFonts w:ascii="Times New Roman" w:eastAsia="Times New Roman" w:hAnsi="Times New Roman" w:cs="Times New Roman"/>
+                <w:kern w:val="0"/>
+                <w:lang w:eastAsia="en-GB"/>
+                <w14:ligatures w14:val="none"/>
+              </w:rPr>
+            </w:pPr>
+            <w:r>
+              <w:rPr>
+                <w:rFonts w:ascii="Times New Roman" w:eastAsia="Times New Roman" w:hAnsi="Times New Roman" w:cs="Times New Roman"/>
+                <w:kern w:val="0"/>
+                <w:lang w:eastAsia="en-GB"/>
+                <w14:ligatures w14:val="none"/>
+              </w:rPr>
               <w:t>Describe Risk 5</w:t>
             </w:r>
           </w:p>
         </w:tc>
         <w:tc>
           <w:tcPr>
-            <w:tcW w:w="6898" w:type="dxa"/>
-            <w:gridSpan w:val="5"/>
-          </w:tcPr>
-          <w:p>
-            <w:pPr>
-              <w:spacing w:before="100" w:beforeAutospacing="1" w:after="100" w:afterAutospacing="1"/>
-              <w:rPr>
-                <w:rFonts w:ascii="Times New Roman" w:eastAsia="Times New Roman" w:hAnsi="Times New Roman" w:cs="Times New Roman"/>
-                <w:i/>
-                <w:iCs/>
-                <w:lang w:eastAsia="en-GB"/>
-              </w:rPr>
-            </w:pPr>
-            <w:r>
-              <w:rPr>
-                <w:rFonts w:ascii="Times New Roman" w:eastAsia="Times New Roman" w:hAnsi="Times New Roman" w:cs="Times New Roman"/>
-                <w:i/>
-                <w:iCs/>
-                <w:lang w:eastAsia="en-GB"/>
-              </w:rPr>
-              <w:t xml:space="preserve">Delay in client's </w:t>
-            </w:r>
-            <w:r>
-              <w:rPr>
-                <w:rFonts w:ascii="Times New Roman" w:eastAsia="Times New Roman" w:hAnsi="Times New Roman" w:cs="Times New Roman"/>
-                <w:i/>
-                <w:iCs/>
-                <w:lang w:eastAsia="en-GB"/>
-              </w:rPr>
-              <w:t>feedback</w:t>
-            </w:r>
-          </w:p>
-        </w:tc>
-      </w:tr>
-      <w:tr>
-        <w:tc>
-          <w:tcPr>
-            <w:tcW w:w="2265" w:type="dxa"/>
+            <w:tcW w:w="7046" w:type="dxa"/>
+            <w:gridSpan w:val="7"/>
+          </w:tcPr>
+          <w:p>
+            <w:pPr>
+              <w:spacing w:before="100" w:beforeAutospacing="1" w:after="100" w:afterAutospacing="1"/>
+              <w:rPr>
+                <w:rFonts w:ascii="Times New Roman" w:eastAsia="Times New Roman" w:hAnsi="Times New Roman" w:cs="Times New Roman"/>
+                <w:i/>
+                <w:iCs/>
+                <w:lang w:eastAsia="en-GB"/>
+              </w:rPr>
+            </w:pPr>
+            <w:r>
+              <w:rPr>
+                <w:rFonts w:ascii="Times New Roman" w:eastAsia="Times New Roman" w:hAnsi="Times New Roman" w:cs="Times New Roman"/>
+                <w:i/>
+                <w:iCs/>
+                <w:lang w:eastAsia="en-GB"/>
+              </w:rPr>
+              <w:t>Delay in client's feedback</w:t>
+            </w:r>
+          </w:p>
+        </w:tc>
+      </w:tr>
+      <w:tr>
+        <w:tc>
+          <w:tcPr>
+            <w:tcW w:w="2117" w:type="dxa"/>
           </w:tcPr>
           <w:p>
             <w:pPr>
@@ -2844,7 +3142,7 @@
         </w:tc>
         <w:tc>
           <w:tcPr>
-            <w:tcW w:w="1436" w:type="dxa"/>
+            <w:tcW w:w="1462" w:type="dxa"/>
           </w:tcPr>
           <w:p>
             <w:pPr>
@@ -2869,8 +3167,8 @@
         </w:tc>
         <w:tc>
           <w:tcPr>
-            <w:tcW w:w="2408" w:type="dxa"/>
-            <w:gridSpan w:val="2"/>
+            <w:tcW w:w="2399" w:type="dxa"/>
+            <w:gridSpan w:val="3"/>
           </w:tcPr>
           <w:p>
             <w:pPr>
@@ -2904,8 +3202,8 @@
         </w:tc>
         <w:tc>
           <w:tcPr>
-            <w:tcW w:w="3054" w:type="dxa"/>
-            <w:gridSpan w:val="2"/>
+            <w:tcW w:w="3185" w:type="dxa"/>
+            <w:gridSpan w:val="3"/>
           </w:tcPr>
           <w:p>
             <w:pPr>
@@ -2936,7 +3234,7 @@
       <w:tr>
         <w:tc>
           <w:tcPr>
-            <w:tcW w:w="2265" w:type="dxa"/>
+            <w:tcW w:w="2117" w:type="dxa"/>
           </w:tcPr>
           <w:p>
             <w:pPr>
@@ -2961,8 +3259,8 @@
         </w:tc>
         <w:tc>
           <w:tcPr>
-            <w:tcW w:w="6898" w:type="dxa"/>
-            <w:gridSpan w:val="5"/>
+            <w:tcW w:w="7046" w:type="dxa"/>
+            <w:gridSpan w:val="7"/>
           </w:tcPr>
           <w:p>
             <w:pPr>
@@ -2993,7 +3291,7 @@
       <w:tr>
         <w:tc>
           <w:tcPr>
-            <w:tcW w:w="2265" w:type="dxa"/>
+            <w:tcW w:w="2117" w:type="dxa"/>
           </w:tcPr>
           <w:p>
             <w:pPr>
@@ -3018,8 +3316,8 @@
         </w:tc>
         <w:tc>
           <w:tcPr>
-            <w:tcW w:w="6898" w:type="dxa"/>
-            <w:gridSpan w:val="5"/>
+            <w:tcW w:w="7046" w:type="dxa"/>
+            <w:gridSpan w:val="7"/>
           </w:tcPr>
           <w:p>
             <w:pPr>
@@ -3053,31 +3351,220 @@
         </w:trPr>
         <w:tc>
           <w:tcPr>
-            <w:tcW w:w="2265" w:type="dxa"/>
-          </w:tcPr>
-          <w:p>
-            <w:pPr>
-              <w:rPr>
-                <w:rFonts w:ascii="Times New Roman" w:eastAsia="Times New Roman" w:hAnsi="Times New Roman" w:cs="Times New Roman"/>
-                <w:lang w:eastAsia="en-GB"/>
-              </w:rPr>
-            </w:pPr>
-          </w:p>
-        </w:tc>
-        <w:tc>
-          <w:tcPr>
-            <w:tcW w:w="6898" w:type="dxa"/>
-            <w:gridSpan w:val="5"/>
-          </w:tcPr>
-          <w:p>
-            <w:pPr>
-              <w:rPr>
-                <w:rFonts w:ascii="Times New Roman" w:eastAsia="Times New Roman" w:hAnsi="Times New Roman" w:cs="Times New Roman"/>
-                <w:i/>
-                <w:iCs/>
-                <w:lang w:eastAsia="en-GB"/>
-              </w:rPr>
-            </w:pPr>
+            <w:tcW w:w="2117" w:type="dxa"/>
+          </w:tcPr>
+          <w:p>
+            <w:pPr>
+              <w:rPr>
+                <w:rFonts w:ascii="Times New Roman" w:eastAsia="Times New Roman" w:hAnsi="Times New Roman" w:cs="Times New Roman"/>
+                <w:lang w:eastAsia="en-GB"/>
+              </w:rPr>
+            </w:pPr>
+          </w:p>
+        </w:tc>
+        <w:tc>
+          <w:tcPr>
+            <w:tcW w:w="7046" w:type="dxa"/>
+            <w:gridSpan w:val="7"/>
+          </w:tcPr>
+          <w:p>
+            <w:pPr>
+              <w:rPr>
+                <w:rFonts w:ascii="Times New Roman" w:eastAsia="Times New Roman" w:hAnsi="Times New Roman" w:cs="Times New Roman"/>
+                <w:i/>
+                <w:iCs/>
+                <w:lang w:eastAsia="en-GB"/>
+              </w:rPr>
+            </w:pPr>
+          </w:p>
+        </w:tc>
+      </w:tr>
+      <w:tr>
+        <w:trPr>
+          <w:trHeight w:val="300"/>
+        </w:trPr>
+        <w:tc>
+          <w:tcPr>
+            <w:tcW w:w="2117" w:type="dxa"/>
+          </w:tcPr>
+          <w:p>
+            <w:r>
+              <w:rPr>
+                <w:rFonts w:ascii="Times New Roman" w:eastAsia="Times New Roman" w:hAnsi="Times New Roman" w:cs="Times New Roman"/>
+                <w:lang w:eastAsia="en-GB"/>
+              </w:rPr>
+              <w:t>Describe Risk 6</w:t>
+            </w:r>
+          </w:p>
+        </w:tc>
+        <w:tc>
+          <w:tcPr>
+            <w:tcW w:w="7046" w:type="dxa"/>
+            <w:gridSpan w:val="7"/>
+          </w:tcPr>
+          <w:p>
+            <w:r>
+              <w:rPr>
+                <w:rFonts w:ascii="Times New Roman" w:eastAsia="Times New Roman" w:hAnsi="Times New Roman" w:cs="Times New Roman"/>
+                <w:i/>
+                <w:iCs/>
+                <w:lang w:eastAsia="en-GB"/>
+              </w:rPr>
+              <w:t>Corrupt user file</w:t>
+            </w:r>
+          </w:p>
+        </w:tc>
+      </w:tr>
+      <w:tr>
+        <w:trPr>
+          <w:trHeight w:val="300"/>
+        </w:trPr>
+        <w:tc>
+          <w:tcPr>
+            <w:tcW w:w="2117" w:type="dxa"/>
+          </w:tcPr>
+          <w:p>
+            <w:r>
+              <w:rPr>
+                <w:rFonts w:ascii="Times New Roman" w:eastAsia="Times New Roman" w:hAnsi="Times New Roman" w:cs="Times New Roman"/>
+                <w:lang w:eastAsia="en-GB"/>
+              </w:rPr>
+              <w:t>Likelihood</w:t>
+            </w:r>
+          </w:p>
+        </w:tc>
+        <w:tc>
+          <w:tcPr>
+            <w:tcW w:w="2414" w:type="dxa"/>
+            <w:gridSpan w:val="3"/>
+          </w:tcPr>
+          <w:p>
+            <w:pPr>
+              <w:rPr>
+                <w:i/>
+                <w:iCs/>
+              </w:rPr>
+            </w:pPr>
+            <w:r>
+              <w:rPr>
+                <w:rFonts w:ascii="Times New Roman" w:eastAsia="Times New Roman" w:hAnsi="Times New Roman" w:cs="Times New Roman"/>
+                <w:i/>
+                <w:iCs/>
+                <w:lang w:eastAsia="en-GB"/>
+              </w:rPr>
+              <w:t>Likely</w:t>
+            </w:r>
+          </w:p>
+        </w:tc>
+        <w:tc>
+          <w:tcPr>
+            <w:tcW w:w="2316" w:type="dxa"/>
+            <w:gridSpan w:val="2"/>
+          </w:tcPr>
+          <w:p>
+            <w:r>
+              <w:t>Impact</w:t>
+            </w:r>
+          </w:p>
+        </w:tc>
+        <w:tc>
+          <w:tcPr>
+            <w:tcW w:w="2316" w:type="dxa"/>
+            <w:gridSpan w:val="2"/>
+          </w:tcPr>
+          <w:p>
+            <w:pPr>
+              <w:rPr>
+                <w:i/>
+                <w:iCs/>
+              </w:rPr>
+            </w:pPr>
+            <w:r>
+              <w:rPr>
+                <w:i/>
+                <w:iCs/>
+              </w:rPr>
+              <w:t>Chea</w:t>
+            </w:r>
+            <w:r>
+              <w:rPr>
+                <w:i/>
+                <w:iCs/>
+              </w:rPr>
+              <w:t>p</w:t>
+            </w:r>
+          </w:p>
+        </w:tc>
+      </w:tr>
+      <w:tr>
+        <w:trPr>
+          <w:trHeight w:val="300"/>
+        </w:trPr>
+        <w:tc>
+          <w:tcPr>
+            <w:tcW w:w="2117" w:type="dxa"/>
+          </w:tcPr>
+          <w:p>
+            <w:r>
+              <w:rPr>
+                <w:rFonts w:ascii="Times New Roman" w:eastAsia="Times New Roman" w:hAnsi="Times New Roman" w:cs="Times New Roman"/>
+                <w:lang w:eastAsia="en-GB"/>
+              </w:rPr>
+              <w:t>ARTA strategy</w:t>
+            </w:r>
+          </w:p>
+        </w:tc>
+        <w:tc>
+          <w:tcPr>
+            <w:tcW w:w="7046" w:type="dxa"/>
+            <w:gridSpan w:val="7"/>
+          </w:tcPr>
+          <w:p>
+            <w:r>
+              <w:rPr>
+                <w:rFonts w:ascii="Times New Roman" w:eastAsia="Times New Roman" w:hAnsi="Times New Roman" w:cs="Times New Roman"/>
+                <w:i/>
+                <w:iCs/>
+                <w:lang w:eastAsia="en-GB"/>
+              </w:rPr>
+              <w:t>Reduce</w:t>
+            </w:r>
+          </w:p>
+        </w:tc>
+      </w:tr>
+      <w:tr>
+        <w:trPr>
+          <w:trHeight w:val="300"/>
+        </w:trPr>
+        <w:tc>
+          <w:tcPr>
+            <w:tcW w:w="2117" w:type="dxa"/>
+          </w:tcPr>
+          <w:p>
+            <w:r>
+              <w:rPr>
+                <w:rFonts w:ascii="Times New Roman" w:eastAsia="Times New Roman" w:hAnsi="Times New Roman" w:cs="Times New Roman"/>
+                <w:lang w:eastAsia="en-GB"/>
+              </w:rPr>
+              <w:t>Mitigations</w:t>
+            </w:r>
+          </w:p>
+        </w:tc>
+        <w:tc>
+          <w:tcPr>
+            <w:tcW w:w="7046" w:type="dxa"/>
+            <w:gridSpan w:val="7"/>
+          </w:tcPr>
+          <w:p>
+            <w:r>
+              <w:rPr>
+                <w:rFonts w:ascii="Times New Roman" w:eastAsia="Times New Roman" w:hAnsi="Times New Roman" w:cs="Times New Roman"/>
+                <w:i/>
+                <w:iCs/>
+                <w:lang w:eastAsia="en-GB"/>
+              </w:rPr>
+              <w:t>Check files before proceeding with the rest of the processes</w:t>
+            </w:r>
           </w:p>
         </w:tc>
       </w:tr>
@@ -3085,7 +3572,7 @@
         <w:tc>
           <w:tcPr>
             <w:tcW w:w="9163" w:type="dxa"/>
-            <w:gridSpan w:val="6"/>
+            <w:gridSpan w:val="8"/>
           </w:tcPr>
           <w:p>
             <w:pPr>
@@ -3104,7 +3591,7 @@
         <w:tc>
           <w:tcPr>
             <w:tcW w:w="9163" w:type="dxa"/>
-            <w:gridSpan w:val="6"/>
+            <w:gridSpan w:val="8"/>
             <w:tcBorders>
               <w:top w:val="single" w:sz="12" w:space="0" w:color="auto"/>
             </w:tcBorders>
@@ -3151,7 +3638,7 @@
         <w:tc>
           <w:tcPr>
             <w:tcW w:w="9163" w:type="dxa"/>
-            <w:gridSpan w:val="6"/>
+            <w:gridSpan w:val="8"/>
           </w:tcPr>
           <w:p>
             <w:pPr>
@@ -3187,7 +3674,7 @@
         <w:tc>
           <w:tcPr>
             <w:tcW w:w="9163" w:type="dxa"/>
-            <w:gridSpan w:val="6"/>
+            <w:gridSpan w:val="8"/>
           </w:tcPr>
           <w:p>
             <w:pPr>
@@ -3218,7 +3705,7 @@
       <w:tr>
         <w:tc>
           <w:tcPr>
-            <w:tcW w:w="2265" w:type="dxa"/>
+            <w:tcW w:w="2117" w:type="dxa"/>
             <w:tcBorders>
               <w:top w:val="single" w:sz="4" w:space="0" w:color="auto"/>
             </w:tcBorders>
@@ -3246,8 +3733,8 @@
         </w:tc>
         <w:tc>
           <w:tcPr>
-            <w:tcW w:w="6898" w:type="dxa"/>
-            <w:gridSpan w:val="5"/>
+            <w:tcW w:w="7046" w:type="dxa"/>
+            <w:gridSpan w:val="7"/>
             <w:tcBorders>
               <w:top w:val="single" w:sz="4" w:space="0" w:color="auto"/>
             </w:tcBorders>
@@ -3274,15 +3761,26 @@
                 <w:lang w:eastAsia="en-GB"/>
                 <w14:ligatures w14:val="none"/>
               </w:rPr>
-              <w:t>Enter knowledge base / Import knowledge base</w:t>
-            </w:r>
-          </w:p>
-        </w:tc>
-      </w:tr>
-      <w:tr>
-        <w:tc>
-          <w:tcPr>
-            <w:tcW w:w="2265" w:type="dxa"/>
+              <w:t xml:space="preserve">Upload knowledge </w:t>
+            </w:r>
+            <w:r>
+              <w:rPr>
+                <w:rFonts w:ascii="Times New Roman" w:eastAsia="Times New Roman" w:hAnsi="Times New Roman" w:cs="Times New Roman"/>
+                <w:i/>
+                <w:iCs/>
+                <w:kern w:val="0"/>
+                <w:lang w:eastAsia="en-GB"/>
+                <w14:ligatures w14:val="none"/>
+              </w:rPr>
+              <w:t>base (KB)</w:t>
+            </w:r>
+          </w:p>
+        </w:tc>
+      </w:tr>
+      <w:tr>
+        <w:tc>
+          <w:tcPr>
+            <w:tcW w:w="2117" w:type="dxa"/>
           </w:tcPr>
           <w:p>
             <w:pPr>
@@ -3307,39 +3805,39 @@
         </w:tc>
         <w:tc>
           <w:tcPr>
-            <w:tcW w:w="6898" w:type="dxa"/>
-            <w:gridSpan w:val="5"/>
-          </w:tcPr>
-          <w:p>
-            <w:pPr>
-              <w:spacing w:before="100" w:beforeAutospacing="1" w:after="100" w:afterAutospacing="1"/>
-              <w:rPr>
-                <w:rFonts w:ascii="Times New Roman" w:eastAsia="Times New Roman" w:hAnsi="Times New Roman" w:cs="Times New Roman"/>
-                <w:i/>
-                <w:iCs/>
-                <w:kern w:val="0"/>
-                <w:lang w:eastAsia="en-GB"/>
-                <w14:ligatures w14:val="none"/>
-              </w:rPr>
-            </w:pPr>
-            <w:r>
-              <w:rPr>
-                <w:rFonts w:ascii="Times New Roman" w:eastAsia="Times New Roman" w:hAnsi="Times New Roman" w:cs="Times New Roman"/>
-                <w:i/>
-                <w:iCs/>
-                <w:kern w:val="0"/>
-                <w:lang w:eastAsia="en-GB"/>
-                <w14:ligatures w14:val="none"/>
-              </w:rPr>
-              <w:t>As a user, I want to enter logical formulas so that I can build my knowledge base with guidance about system syntax.</w:t>
-            </w:r>
-          </w:p>
-        </w:tc>
-      </w:tr>
-      <w:tr>
-        <w:tc>
-          <w:tcPr>
-            <w:tcW w:w="2265" w:type="dxa"/>
+            <w:tcW w:w="7046" w:type="dxa"/>
+            <w:gridSpan w:val="7"/>
+          </w:tcPr>
+          <w:p>
+            <w:pPr>
+              <w:spacing w:before="100" w:beforeAutospacing="1" w:after="100" w:afterAutospacing="1"/>
+              <w:rPr>
+                <w:rFonts w:ascii="Times New Roman" w:eastAsia="Times New Roman" w:hAnsi="Times New Roman" w:cs="Times New Roman"/>
+                <w:i/>
+                <w:iCs/>
+                <w:kern w:val="0"/>
+                <w:lang w:eastAsia="en-GB"/>
+                <w14:ligatures w14:val="none"/>
+              </w:rPr>
+            </w:pPr>
+            <w:r>
+              <w:rPr>
+                <w:rFonts w:ascii="Times New Roman" w:eastAsia="Times New Roman" w:hAnsi="Times New Roman" w:cs="Times New Roman"/>
+                <w:i/>
+                <w:iCs/>
+                <w:kern w:val="0"/>
+                <w:lang w:eastAsia="en-GB"/>
+                <w14:ligatures w14:val="none"/>
+              </w:rPr>
+              <w:t>The upload knowledge base feature allows the user to enter a set of formulas manually or import a KB file. The imported KB/typed KB will be stored in the system as an array for the duration of user’s use of the system.</w:t>
+            </w:r>
+          </w:p>
+        </w:tc>
+      </w:tr>
+      <w:tr>
+        <w:tc>
+          <w:tcPr>
+            <w:tcW w:w="2117" w:type="dxa"/>
           </w:tcPr>
           <w:p>
             <w:pPr>
@@ -3364,8 +3862,8 @@
         </w:tc>
         <w:tc>
           <w:tcPr>
-            <w:tcW w:w="6898" w:type="dxa"/>
-            <w:gridSpan w:val="5"/>
+            <w:tcW w:w="7046" w:type="dxa"/>
+            <w:gridSpan w:val="7"/>
           </w:tcPr>
           <w:p>
             <w:pPr>
@@ -3396,7 +3894,7 @@
       <w:tr>
         <w:tc>
           <w:tcPr>
-            <w:tcW w:w="2265" w:type="dxa"/>
+            <w:tcW w:w="2117" w:type="dxa"/>
           </w:tcPr>
           <w:p>
             <w:pPr>
@@ -3421,8 +3919,8 @@
         </w:tc>
         <w:tc>
           <w:tcPr>
-            <w:tcW w:w="6898" w:type="dxa"/>
-            <w:gridSpan w:val="5"/>
+            <w:tcW w:w="7046" w:type="dxa"/>
+            <w:gridSpan w:val="7"/>
           </w:tcPr>
           <w:p>
             <w:pPr>
@@ -3453,7 +3951,7 @@
       <w:tr>
         <w:tc>
           <w:tcPr>
-            <w:tcW w:w="2265" w:type="dxa"/>
+            <w:tcW w:w="2117" w:type="dxa"/>
           </w:tcPr>
           <w:p>
             <w:pPr>
@@ -3478,31 +3976,42 @@
         </w:tc>
         <w:tc>
           <w:tcPr>
-            <w:tcW w:w="6898" w:type="dxa"/>
-            <w:gridSpan w:val="5"/>
-          </w:tcPr>
-          <w:p>
-            <w:pPr>
-              <w:spacing w:before="100" w:beforeAutospacing="1" w:after="100" w:afterAutospacing="1"/>
-              <w:rPr>
-                <w:rFonts w:ascii="Times New Roman" w:eastAsia="Times New Roman" w:hAnsi="Times New Roman" w:cs="Times New Roman"/>
-                <w:i/>
-                <w:iCs/>
-                <w:kern w:val="0"/>
-                <w:lang w:eastAsia="en-GB"/>
-                <w14:ligatures w14:val="none"/>
-              </w:rPr>
-            </w:pPr>
-            <w:r>
-              <w:rPr>
-                <w:rFonts w:ascii="Times New Roman" w:eastAsia="Times New Roman" w:hAnsi="Times New Roman" w:cs="Times New Roman"/>
-                <w:i/>
-                <w:iCs/>
-                <w:kern w:val="0"/>
-                <w:lang w:eastAsia="en-GB"/>
-                <w14:ligatures w14:val="none"/>
-              </w:rPr>
-              <w:t>1/7 week</w:t>
+            <w:tcW w:w="7046" w:type="dxa"/>
+            <w:gridSpan w:val="7"/>
+          </w:tcPr>
+          <w:p>
+            <w:pPr>
+              <w:spacing w:before="100" w:beforeAutospacing="1" w:after="100" w:afterAutospacing="1"/>
+              <w:rPr>
+                <w:rFonts w:ascii="Times New Roman" w:eastAsia="Times New Roman" w:hAnsi="Times New Roman" w:cs="Times New Roman"/>
+                <w:i/>
+                <w:iCs/>
+                <w:kern w:val="0"/>
+                <w:lang w:eastAsia="en-GB"/>
+                <w14:ligatures w14:val="none"/>
+              </w:rPr>
+            </w:pPr>
+            <w:r>
+              <w:rPr>
+                <w:rFonts w:ascii="Times New Roman" w:eastAsia="Times New Roman" w:hAnsi="Times New Roman" w:cs="Times New Roman"/>
+                <w:i/>
+                <w:iCs/>
+                <w:kern w:val="0"/>
+                <w:lang w:eastAsia="en-GB"/>
+                <w14:ligatures w14:val="none"/>
+              </w:rPr>
+              <w:t>1</w:t>
+            </w:r>
+            <w:r>
+              <w:rPr>
+                <w:rFonts w:ascii="Times New Roman" w:eastAsia="Times New Roman" w:hAnsi="Times New Roman" w:cs="Times New Roman"/>
+                <w:i/>
+                <w:iCs/>
+                <w:kern w:val="0"/>
+                <w:lang w:eastAsia="en-GB"/>
+                <w14:ligatures w14:val="none"/>
+              </w:rPr>
+              <w:t xml:space="preserve"> day</w:t>
             </w:r>
           </w:p>
         </w:tc>
@@ -3511,7 +4020,7 @@
         <w:tc>
           <w:tcPr>
             <w:tcW w:w="9163" w:type="dxa"/>
-            <w:gridSpan w:val="6"/>
+            <w:gridSpan w:val="8"/>
           </w:tcPr>
           <w:p>
             <w:pPr>
@@ -3542,7 +4051,7 @@
       <w:tr>
         <w:tc>
           <w:tcPr>
-            <w:tcW w:w="2265" w:type="dxa"/>
+            <w:tcW w:w="2117" w:type="dxa"/>
           </w:tcPr>
           <w:p>
             <w:pPr>
@@ -3567,28 +4076,52 @@
         </w:tc>
         <w:tc>
           <w:tcPr>
-            <w:tcW w:w="6898" w:type="dxa"/>
-            <w:gridSpan w:val="5"/>
-          </w:tcPr>
-          <w:p>
-            <w:pPr>
-              <w:spacing w:before="100" w:beforeAutospacing="1" w:after="100" w:afterAutospacing="1"/>
-              <w:rPr>
-                <w:rFonts w:ascii="Times New Roman" w:eastAsia="Times New Roman" w:hAnsi="Times New Roman" w:cs="Times New Roman"/>
-                <w:i/>
-                <w:iCs/>
-                <w:kern w:val="0"/>
-                <w:lang w:eastAsia="en-GB"/>
-                <w14:ligatures w14:val="none"/>
-              </w:rPr>
-            </w:pPr>
-          </w:p>
-        </w:tc>
-      </w:tr>
-      <w:tr>
-        <w:tc>
-          <w:tcPr>
-            <w:tcW w:w="2265" w:type="dxa"/>
+            <w:tcW w:w="7046" w:type="dxa"/>
+            <w:gridSpan w:val="7"/>
+          </w:tcPr>
+          <w:p>
+            <w:pPr>
+              <w:spacing w:before="100" w:beforeAutospacing="1" w:after="100" w:afterAutospacing="1"/>
+              <w:rPr>
+                <w:rFonts w:ascii="Times New Roman" w:eastAsia="Times New Roman" w:hAnsi="Times New Roman" w:cs="Times New Roman"/>
+                <w:i/>
+                <w:lang w:eastAsia="en-GB"/>
+              </w:rPr>
+            </w:pPr>
+            <w:r>
+              <w:rPr>
+                <w:rFonts w:ascii="Times New Roman" w:eastAsia="Times New Roman" w:hAnsi="Times New Roman" w:cs="Times New Roman"/>
+                <w:i/>
+                <w:iCs/>
+                <w:lang w:eastAsia="en-GB"/>
+              </w:rPr>
+              <w:t xml:space="preserve">Store the knowledge base in the </w:t>
+            </w:r>
+            <w:r>
+              <w:rPr>
+                <w:rFonts w:ascii="Times New Roman" w:eastAsia="Times New Roman" w:hAnsi="Times New Roman" w:cs="Times New Roman"/>
+                <w:i/>
+                <w:iCs/>
+                <w:lang w:eastAsia="en-GB"/>
+              </w:rPr>
+              <w:t>system's</w:t>
+            </w:r>
+            <w:r>
+              <w:rPr>
+                <w:rFonts w:ascii="Times New Roman" w:eastAsia="Times New Roman" w:hAnsi="Times New Roman" w:cs="Times New Roman"/>
+                <w:i/>
+                <w:iCs/>
+                <w:lang w:eastAsia="en-GB"/>
+              </w:rPr>
+              <w:t xml:space="preserve"> heap</w:t>
+            </w:r>
+          </w:p>
+        </w:tc>
+      </w:tr>
+      <w:tr>
+        <w:tc>
+          <w:tcPr>
+            <w:tcW w:w="2117" w:type="dxa"/>
           </w:tcPr>
           <w:p>
             <w:pPr>
@@ -3613,28 +4146,107 @@
         </w:tc>
         <w:tc>
           <w:tcPr>
-            <w:tcW w:w="6898" w:type="dxa"/>
-            <w:gridSpan w:val="5"/>
-          </w:tcPr>
-          <w:p>
-            <w:pPr>
-              <w:spacing w:before="100" w:beforeAutospacing="1" w:after="100" w:afterAutospacing="1"/>
-              <w:rPr>
-                <w:rFonts w:ascii="Times New Roman" w:eastAsia="Times New Roman" w:hAnsi="Times New Roman" w:cs="Times New Roman"/>
-                <w:i/>
-                <w:iCs/>
-                <w:kern w:val="0"/>
-                <w:lang w:eastAsia="en-GB"/>
-                <w14:ligatures w14:val="none"/>
-              </w:rPr>
-            </w:pPr>
-          </w:p>
-        </w:tc>
-      </w:tr>
-      <w:tr>
-        <w:tc>
-          <w:tcPr>
-            <w:tcW w:w="2265" w:type="dxa"/>
+            <w:tcW w:w="7046" w:type="dxa"/>
+            <w:gridSpan w:val="7"/>
+          </w:tcPr>
+          <w:p>
+            <w:pPr>
+              <w:spacing w:before="100" w:beforeAutospacing="1" w:after="100" w:afterAutospacing="1"/>
+              <w:rPr>
+                <w:rFonts w:ascii="Times New Roman" w:eastAsia="Times New Roman" w:hAnsi="Times New Roman" w:cs="Times New Roman"/>
+                <w:i/>
+                <w:iCs/>
+                <w:kern w:val="0"/>
+                <w:lang w:eastAsia="en-GB"/>
+                <w14:ligatures w14:val="none"/>
+              </w:rPr>
+            </w:pPr>
+            <w:r>
+              <w:rPr>
+                <w:rFonts w:ascii="Times New Roman" w:eastAsia="Times New Roman" w:hAnsi="Times New Roman" w:cs="Times New Roman"/>
+                <w:i/>
+                <w:iCs/>
+                <w:kern w:val="0"/>
+                <w:lang w:eastAsia="en-GB"/>
+                <w14:ligatures w14:val="none"/>
+              </w:rPr>
+              <w:t>Upload valid</w:t>
+            </w:r>
+            <w:r>
+              <w:rPr>
+                <w:rFonts w:ascii="Times New Roman" w:eastAsia="Times New Roman" w:hAnsi="Times New Roman" w:cs="Times New Roman"/>
+                <w:i/>
+                <w:iCs/>
+                <w:kern w:val="0"/>
+                <w:lang w:eastAsia="en-GB"/>
+                <w14:ligatures w14:val="none"/>
+              </w:rPr>
+              <w:t xml:space="preserve"> txt, csv, </w:t>
+            </w:r>
+            <w:proofErr w:type="spellStart"/>
+            <w:r>
+              <w:rPr>
+                <w:rFonts w:ascii="Times New Roman" w:eastAsia="Times New Roman" w:hAnsi="Times New Roman" w:cs="Times New Roman"/>
+                <w:i/>
+                <w:iCs/>
+                <w:kern w:val="0"/>
+                <w:lang w:eastAsia="en-GB"/>
+                <w14:ligatures w14:val="none"/>
+              </w:rPr>
+              <w:t>tsv</w:t>
+            </w:r>
+            <w:proofErr w:type="spellEnd"/>
+            <w:r>
+              <w:rPr>
+                <w:rFonts w:ascii="Times New Roman" w:eastAsia="Times New Roman" w:hAnsi="Times New Roman" w:cs="Times New Roman"/>
+                <w:i/>
+                <w:iCs/>
+                <w:kern w:val="0"/>
+                <w:lang w:eastAsia="en-GB"/>
+                <w14:ligatures w14:val="none"/>
+              </w:rPr>
+              <w:t xml:space="preserve"> files</w:t>
+            </w:r>
+            <w:r>
+              <w:rPr>
+                <w:rFonts w:ascii="Times New Roman" w:eastAsia="Times New Roman" w:hAnsi="Times New Roman" w:cs="Times New Roman"/>
+                <w:i/>
+                <w:iCs/>
+                <w:kern w:val="0"/>
+                <w:lang w:eastAsia="en-GB"/>
+                <w14:ligatures w14:val="none"/>
+              </w:rPr>
+              <w:t xml:space="preserve">, upload corrupt files, upload </w:t>
+            </w:r>
+            <w:r>
+              <w:rPr>
+                <w:rFonts w:ascii="Times New Roman" w:eastAsia="Times New Roman" w:hAnsi="Times New Roman" w:cs="Times New Roman"/>
+                <w:i/>
+                <w:iCs/>
+                <w:kern w:val="0"/>
+                <w:lang w:eastAsia="en-GB"/>
+                <w14:ligatures w14:val="none"/>
+              </w:rPr>
+              <w:t xml:space="preserve">binary </w:t>
+            </w:r>
+            <w:r>
+              <w:rPr>
+                <w:rFonts w:ascii="Times New Roman" w:eastAsia="Times New Roman" w:hAnsi="Times New Roman" w:cs="Times New Roman"/>
+                <w:i/>
+                <w:iCs/>
+                <w:kern w:val="0"/>
+                <w:lang w:eastAsia="en-GB"/>
+                <w14:ligatures w14:val="none"/>
+              </w:rPr>
+              <w:t>files</w:t>
+            </w:r>
+          </w:p>
+        </w:tc>
+      </w:tr>
+      <w:tr>
+        <w:tc>
+          <w:tcPr>
+            <w:tcW w:w="2117" w:type="dxa"/>
             <w:tcBorders>
               <w:bottom w:val="single" w:sz="4" w:space="0" w:color="auto"/>
             </w:tcBorders>
@@ -3662,8 +4274,8 @@
         </w:tc>
         <w:tc>
           <w:tcPr>
-            <w:tcW w:w="6898" w:type="dxa"/>
-            <w:gridSpan w:val="5"/>
+            <w:tcW w:w="7046" w:type="dxa"/>
+            <w:gridSpan w:val="7"/>
             <w:tcBorders>
               <w:bottom w:val="single" w:sz="4" w:space="0" w:color="auto"/>
             </w:tcBorders>
@@ -3686,7 +4298,7 @@
       <w:tr>
         <w:tc>
           <w:tcPr>
-            <w:tcW w:w="2265" w:type="dxa"/>
+            <w:tcW w:w="2117" w:type="dxa"/>
           </w:tcPr>
           <w:p>
             <w:pPr>
@@ -3711,8 +4323,8 @@
         </w:tc>
         <w:tc>
           <w:tcPr>
-            <w:tcW w:w="6898" w:type="dxa"/>
-            <w:gridSpan w:val="5"/>
+            <w:tcW w:w="7046" w:type="dxa"/>
+            <w:gridSpan w:val="7"/>
           </w:tcPr>
           <w:p>
             <w:pPr>
@@ -3744,7 +4356,7 @@
         <w:tc>
           <w:tcPr>
             <w:tcW w:w="9163" w:type="dxa"/>
-            <w:gridSpan w:val="6"/>
+            <w:gridSpan w:val="8"/>
           </w:tcPr>
           <w:p>
             <w:pPr>
@@ -3765,7 +4377,7 @@
         <w:tc>
           <w:tcPr>
             <w:tcW w:w="9163" w:type="dxa"/>
-            <w:gridSpan w:val="6"/>
+            <w:gridSpan w:val="8"/>
           </w:tcPr>
           <w:p>
             <w:pPr>
@@ -3796,7 +4408,7 @@
       <w:tr>
         <w:tc>
           <w:tcPr>
-            <w:tcW w:w="2265" w:type="dxa"/>
+            <w:tcW w:w="2117" w:type="dxa"/>
             <w:tcBorders>
               <w:top w:val="single" w:sz="4" w:space="0" w:color="auto"/>
             </w:tcBorders>
@@ -3824,8 +4436,8 @@
         </w:tc>
         <w:tc>
           <w:tcPr>
-            <w:tcW w:w="6898" w:type="dxa"/>
-            <w:gridSpan w:val="5"/>
+            <w:tcW w:w="7046" w:type="dxa"/>
+            <w:gridSpan w:val="7"/>
             <w:tcBorders>
               <w:top w:val="single" w:sz="4" w:space="0" w:color="auto"/>
             </w:tcBorders>
@@ -3851,15 +4463,26 @@
                 <w:lang w:eastAsia="en-GB"/>
                 <w14:ligatures w14:val="none"/>
               </w:rPr>
-              <w:t>CNF Conversion</w:t>
-            </w:r>
-          </w:p>
-        </w:tc>
-      </w:tr>
-      <w:tr>
-        <w:tc>
-          <w:tcPr>
-            <w:tcW w:w="2265" w:type="dxa"/>
+              <w:t xml:space="preserve">Implement </w:t>
+            </w:r>
+            <w:r>
+              <w:rPr>
+                <w:rFonts w:ascii="Times New Roman" w:eastAsia="Times New Roman" w:hAnsi="Times New Roman" w:cs="Times New Roman"/>
+                <w:i/>
+                <w:iCs/>
+                <w:kern w:val="0"/>
+                <w:lang w:eastAsia="en-GB"/>
+                <w14:ligatures w14:val="none"/>
+              </w:rPr>
+              <w:t>CNF Algorithm</w:t>
+            </w:r>
+          </w:p>
+        </w:tc>
+      </w:tr>
+      <w:tr>
+        <w:tc>
+          <w:tcPr>
+            <w:tcW w:w="2117" w:type="dxa"/>
           </w:tcPr>
           <w:p>
             <w:pPr>
@@ -3884,8 +4507,8 @@
         </w:tc>
         <w:tc>
           <w:tcPr>
-            <w:tcW w:w="6898" w:type="dxa"/>
-            <w:gridSpan w:val="5"/>
+            <w:tcW w:w="7046" w:type="dxa"/>
+            <w:gridSpan w:val="7"/>
           </w:tcPr>
           <w:p>
             <w:pPr>
@@ -3916,7 +4539,7 @@
       <w:tr>
         <w:tc>
           <w:tcPr>
-            <w:tcW w:w="2265" w:type="dxa"/>
+            <w:tcW w:w="2117" w:type="dxa"/>
           </w:tcPr>
           <w:p>
             <w:pPr>
@@ -3941,8 +4564,8 @@
         </w:tc>
         <w:tc>
           <w:tcPr>
-            <w:tcW w:w="6898" w:type="dxa"/>
-            <w:gridSpan w:val="5"/>
+            <w:tcW w:w="7046" w:type="dxa"/>
+            <w:gridSpan w:val="7"/>
           </w:tcPr>
           <w:p>
             <w:pPr>
@@ -3973,7 +4596,7 @@
       <w:tr>
         <w:tc>
           <w:tcPr>
-            <w:tcW w:w="2265" w:type="dxa"/>
+            <w:tcW w:w="2117" w:type="dxa"/>
           </w:tcPr>
           <w:p>
             <w:pPr>
@@ -3998,8 +4621,8 @@
         </w:tc>
         <w:tc>
           <w:tcPr>
-            <w:tcW w:w="6898" w:type="dxa"/>
-            <w:gridSpan w:val="5"/>
+            <w:tcW w:w="7046" w:type="dxa"/>
+            <w:gridSpan w:val="7"/>
           </w:tcPr>
           <w:p>
             <w:pPr>
@@ -4030,7 +4653,7 @@
       <w:tr>
         <w:tc>
           <w:tcPr>
-            <w:tcW w:w="2265" w:type="dxa"/>
+            <w:tcW w:w="2117" w:type="dxa"/>
           </w:tcPr>
           <w:p>
             <w:pPr>
@@ -4055,31 +4678,31 @@
         </w:tc>
         <w:tc>
           <w:tcPr>
-            <w:tcW w:w="6898" w:type="dxa"/>
-            <w:gridSpan w:val="5"/>
-          </w:tcPr>
-          <w:p>
-            <w:pPr>
-              <w:spacing w:before="100" w:beforeAutospacing="1" w:after="100" w:afterAutospacing="1"/>
-              <w:rPr>
-                <w:rFonts w:ascii="Times New Roman" w:eastAsia="Times New Roman" w:hAnsi="Times New Roman" w:cs="Times New Roman"/>
-                <w:i/>
-                <w:iCs/>
-                <w:kern w:val="0"/>
-                <w:lang w:eastAsia="en-GB"/>
-                <w14:ligatures w14:val="none"/>
-              </w:rPr>
-            </w:pPr>
-            <w:r>
-              <w:rPr>
-                <w:rFonts w:ascii="Times New Roman" w:eastAsia="Times New Roman" w:hAnsi="Times New Roman" w:cs="Times New Roman"/>
-                <w:i/>
-                <w:iCs/>
-                <w:kern w:val="0"/>
-                <w:lang w:eastAsia="en-GB"/>
-                <w14:ligatures w14:val="none"/>
-              </w:rPr>
-              <w:t>2/7 week</w:t>
+            <w:tcW w:w="7046" w:type="dxa"/>
+            <w:gridSpan w:val="7"/>
+          </w:tcPr>
+          <w:p>
+            <w:pPr>
+              <w:spacing w:before="100" w:beforeAutospacing="1" w:after="100" w:afterAutospacing="1"/>
+              <w:rPr>
+                <w:rFonts w:ascii="Times New Roman" w:eastAsia="Times New Roman" w:hAnsi="Times New Roman" w:cs="Times New Roman"/>
+                <w:i/>
+                <w:iCs/>
+                <w:kern w:val="0"/>
+                <w:lang w:eastAsia="en-GB"/>
+                <w14:ligatures w14:val="none"/>
+              </w:rPr>
+            </w:pPr>
+            <w:r>
+              <w:rPr>
+                <w:rFonts w:ascii="Times New Roman" w:eastAsia="Times New Roman" w:hAnsi="Times New Roman" w:cs="Times New Roman"/>
+                <w:i/>
+                <w:iCs/>
+                <w:kern w:val="0"/>
+                <w:lang w:eastAsia="en-GB"/>
+                <w14:ligatures w14:val="none"/>
+              </w:rPr>
+              <w:t>1 day</w:t>
             </w:r>
           </w:p>
         </w:tc>
@@ -4088,7 +4711,7 @@
         <w:tc>
           <w:tcPr>
             <w:tcW w:w="9163" w:type="dxa"/>
-            <w:gridSpan w:val="6"/>
+            <w:gridSpan w:val="8"/>
           </w:tcPr>
           <w:p>
             <w:pPr>
@@ -4119,7 +4742,7 @@
       <w:tr>
         <w:tc>
           <w:tcPr>
-            <w:tcW w:w="2265" w:type="dxa"/>
+            <w:tcW w:w="2117" w:type="dxa"/>
           </w:tcPr>
           <w:p>
             <w:pPr>
@@ -4144,28 +4767,55 @@
         </w:tc>
         <w:tc>
           <w:tcPr>
-            <w:tcW w:w="6898" w:type="dxa"/>
-            <w:gridSpan w:val="5"/>
-          </w:tcPr>
-          <w:p>
-            <w:pPr>
-              <w:spacing w:before="100" w:beforeAutospacing="1" w:after="100" w:afterAutospacing="1"/>
-              <w:rPr>
-                <w:rFonts w:ascii="Times New Roman" w:eastAsia="Times New Roman" w:hAnsi="Times New Roman" w:cs="Times New Roman"/>
-                <w:i/>
-                <w:iCs/>
-                <w:kern w:val="0"/>
-                <w:lang w:eastAsia="en-GB"/>
-                <w14:ligatures w14:val="none"/>
-              </w:rPr>
-            </w:pPr>
-          </w:p>
-        </w:tc>
-      </w:tr>
-      <w:tr>
-        <w:tc>
-          <w:tcPr>
-            <w:tcW w:w="2265" w:type="dxa"/>
+            <w:tcW w:w="7046" w:type="dxa"/>
+            <w:gridSpan w:val="7"/>
+          </w:tcPr>
+          <w:p>
+            <w:pPr>
+              <w:spacing w:before="100" w:beforeAutospacing="1" w:after="100" w:afterAutospacing="1"/>
+              <w:rPr>
+                <w:rFonts w:ascii="Times New Roman" w:eastAsia="Times New Roman" w:hAnsi="Times New Roman" w:cs="Times New Roman"/>
+                <w:i/>
+                <w:iCs/>
+                <w:kern w:val="0"/>
+                <w:lang w:eastAsia="en-GB"/>
+                <w14:ligatures w14:val="none"/>
+              </w:rPr>
+            </w:pPr>
+            <w:r>
+              <w:rPr>
+                <w:rFonts w:ascii="Times New Roman" w:eastAsia="Times New Roman" w:hAnsi="Times New Roman" w:cs="Times New Roman"/>
+                <w:i/>
+                <w:iCs/>
+                <w:lang w:eastAsia="en-GB"/>
+              </w:rPr>
+              <w:t>KB formulas</w:t>
+            </w:r>
+            <w:r>
+              <w:rPr>
+                <w:rFonts w:ascii="Times New Roman" w:eastAsia="Times New Roman" w:hAnsi="Times New Roman" w:cs="Times New Roman"/>
+                <w:i/>
+                <w:iCs/>
+                <w:lang w:eastAsia="en-GB"/>
+              </w:rPr>
+              <w:t xml:space="preserve"> </w:t>
+            </w:r>
+            <w:r>
+              <w:rPr>
+                <w:rFonts w:ascii="Times New Roman" w:eastAsia="Times New Roman" w:hAnsi="Times New Roman" w:cs="Times New Roman"/>
+                <w:i/>
+                <w:iCs/>
+                <w:lang w:eastAsia="en-GB"/>
+              </w:rPr>
+              <w:t>are converted to CNF and used for resolution thereafter</w:t>
+            </w:r>
+          </w:p>
+        </w:tc>
+      </w:tr>
+      <w:tr>
+        <w:tc>
+          <w:tcPr>
+            <w:tcW w:w="2117" w:type="dxa"/>
           </w:tcPr>
           <w:p>
             <w:pPr>
@@ -4190,28 +4840,94 @@
         </w:tc>
         <w:tc>
           <w:tcPr>
-            <w:tcW w:w="6898" w:type="dxa"/>
-            <w:gridSpan w:val="5"/>
-          </w:tcPr>
-          <w:p>
-            <w:pPr>
-              <w:spacing w:before="100" w:beforeAutospacing="1" w:after="100" w:afterAutospacing="1"/>
-              <w:rPr>
-                <w:rFonts w:ascii="Times New Roman" w:eastAsia="Times New Roman" w:hAnsi="Times New Roman" w:cs="Times New Roman"/>
-                <w:i/>
-                <w:iCs/>
-                <w:kern w:val="0"/>
-                <w:lang w:eastAsia="en-GB"/>
-                <w14:ligatures w14:val="none"/>
-              </w:rPr>
-            </w:pPr>
-          </w:p>
-        </w:tc>
-      </w:tr>
-      <w:tr>
-        <w:tc>
-          <w:tcPr>
-            <w:tcW w:w="2265" w:type="dxa"/>
+            <w:tcW w:w="7046" w:type="dxa"/>
+            <w:gridSpan w:val="7"/>
+          </w:tcPr>
+          <w:p>
+            <w:pPr>
+              <w:spacing w:before="100" w:beforeAutospacing="1" w:after="100" w:afterAutospacing="1"/>
+              <w:rPr>
+                <w:rFonts w:ascii="Times New Roman" w:eastAsia="Times New Roman" w:hAnsi="Times New Roman" w:cs="Times New Roman"/>
+                <w:i/>
+                <w:iCs/>
+                <w:kern w:val="0"/>
+                <w:lang w:eastAsia="en-GB"/>
+                <w14:ligatures w14:val="none"/>
+              </w:rPr>
+            </w:pPr>
+            <w:r>
+              <w:rPr>
+                <w:rFonts w:ascii="Times New Roman" w:eastAsia="Times New Roman" w:hAnsi="Times New Roman" w:cs="Times New Roman"/>
+                <w:i/>
+                <w:iCs/>
+                <w:kern w:val="0"/>
+                <w:lang w:eastAsia="en-GB"/>
+                <w14:ligatures w14:val="none"/>
+              </w:rPr>
+              <w:t>Valid non-</w:t>
+            </w:r>
+            <w:r>
+              <w:rPr>
+                <w:rFonts w:ascii="Times New Roman" w:eastAsia="Times New Roman" w:hAnsi="Times New Roman" w:cs="Times New Roman"/>
+                <w:i/>
+                <w:iCs/>
+                <w:kern w:val="0"/>
+                <w:lang w:eastAsia="en-GB"/>
+                <w14:ligatures w14:val="none"/>
+              </w:rPr>
+              <w:t>CNF</w:t>
+            </w:r>
+            <w:r>
+              <w:rPr>
+                <w:rFonts w:ascii="Times New Roman" w:eastAsia="Times New Roman" w:hAnsi="Times New Roman" w:cs="Times New Roman"/>
+                <w:i/>
+                <w:iCs/>
+                <w:kern w:val="0"/>
+                <w:lang w:eastAsia="en-GB"/>
+                <w14:ligatures w14:val="none"/>
+              </w:rPr>
+              <w:t xml:space="preserve"> formulas, </w:t>
+            </w:r>
+            <w:r>
+              <w:rPr>
+                <w:rFonts w:ascii="Times New Roman" w:eastAsia="Times New Roman" w:hAnsi="Times New Roman" w:cs="Times New Roman"/>
+                <w:i/>
+                <w:iCs/>
+                <w:kern w:val="0"/>
+                <w:lang w:eastAsia="en-GB"/>
+                <w14:ligatures w14:val="none"/>
+              </w:rPr>
+              <w:t>CNF</w:t>
+            </w:r>
+            <w:r>
+              <w:rPr>
+                <w:rFonts w:ascii="Times New Roman" w:eastAsia="Times New Roman" w:hAnsi="Times New Roman" w:cs="Times New Roman"/>
+                <w:i/>
+                <w:iCs/>
+                <w:kern w:val="0"/>
+                <w:lang w:eastAsia="en-GB"/>
+                <w14:ligatures w14:val="none"/>
+              </w:rPr>
+              <w:t xml:space="preserve"> fo</w:t>
+            </w:r>
+            <w:r>
+              <w:rPr>
+                <w:rFonts w:ascii="Times New Roman" w:eastAsia="Times New Roman" w:hAnsi="Times New Roman" w:cs="Times New Roman"/>
+                <w:i/>
+                <w:iCs/>
+                <w:kern w:val="0"/>
+                <w:lang w:eastAsia="en-GB"/>
+                <w14:ligatures w14:val="none"/>
+              </w:rPr>
+              <w:t>rmula</w:t>
+            </w:r>
+          </w:p>
+        </w:tc>
+      </w:tr>
+      <w:tr>
+        <w:tc>
+          <w:tcPr>
+            <w:tcW w:w="2117" w:type="dxa"/>
             <w:tcBorders>
               <w:bottom w:val="single" w:sz="4" w:space="0" w:color="auto"/>
             </w:tcBorders>
@@ -4239,8 +4955,8 @@
         </w:tc>
         <w:tc>
           <w:tcPr>
-            <w:tcW w:w="6898" w:type="dxa"/>
-            <w:gridSpan w:val="5"/>
+            <w:tcW w:w="7046" w:type="dxa"/>
+            <w:gridSpan w:val="7"/>
             <w:tcBorders>
               <w:bottom w:val="single" w:sz="4" w:space="0" w:color="auto"/>
             </w:tcBorders>
@@ -4263,7 +4979,7 @@
       <w:tr>
         <w:tc>
           <w:tcPr>
-            <w:tcW w:w="2265" w:type="dxa"/>
+            <w:tcW w:w="2117" w:type="dxa"/>
           </w:tcPr>
           <w:p>
             <w:pPr>
@@ -4288,8 +5004,8 @@
         </w:tc>
         <w:tc>
           <w:tcPr>
-            <w:tcW w:w="6898" w:type="dxa"/>
-            <w:gridSpan w:val="5"/>
+            <w:tcW w:w="7046" w:type="dxa"/>
+            <w:gridSpan w:val="7"/>
           </w:tcPr>
           <w:p>
             <w:pPr>
@@ -4321,7 +5037,7 @@
         <w:tc>
           <w:tcPr>
             <w:tcW w:w="9163" w:type="dxa"/>
-            <w:gridSpan w:val="6"/>
+            <w:gridSpan w:val="8"/>
           </w:tcPr>
           <w:p>
             <w:pPr>
@@ -4363,7 +5079,7 @@
       <w:tr>
         <w:tc>
           <w:tcPr>
-            <w:tcW w:w="2265" w:type="dxa"/>
+            <w:tcW w:w="2117" w:type="dxa"/>
             <w:tcBorders>
               <w:top w:val="single" w:sz="4" w:space="0" w:color="auto"/>
             </w:tcBorders>
@@ -4391,8 +5107,8 @@
         </w:tc>
         <w:tc>
           <w:tcPr>
-            <w:tcW w:w="6898" w:type="dxa"/>
-            <w:gridSpan w:val="5"/>
+            <w:tcW w:w="7046" w:type="dxa"/>
+            <w:gridSpan w:val="7"/>
             <w:tcBorders>
               <w:top w:val="single" w:sz="4" w:space="0" w:color="auto"/>
             </w:tcBorders>
@@ -4426,7 +5142,7 @@
       <w:tr>
         <w:tc>
           <w:tcPr>
-            <w:tcW w:w="2265" w:type="dxa"/>
+            <w:tcW w:w="2117" w:type="dxa"/>
           </w:tcPr>
           <w:p>
             <w:pPr>
@@ -4451,8 +5167,8 @@
         </w:tc>
         <w:tc>
           <w:tcPr>
-            <w:tcW w:w="6898" w:type="dxa"/>
-            <w:gridSpan w:val="5"/>
+            <w:tcW w:w="7046" w:type="dxa"/>
+            <w:gridSpan w:val="7"/>
           </w:tcPr>
           <w:p>
             <w:pPr>
@@ -4483,7 +5199,7 @@
       <w:tr>
         <w:tc>
           <w:tcPr>
-            <w:tcW w:w="2265" w:type="dxa"/>
+            <w:tcW w:w="2117" w:type="dxa"/>
           </w:tcPr>
           <w:p>
             <w:pPr>
@@ -4508,8 +5224,8 @@
         </w:tc>
         <w:tc>
           <w:tcPr>
-            <w:tcW w:w="6898" w:type="dxa"/>
-            <w:gridSpan w:val="5"/>
+            <w:tcW w:w="7046" w:type="dxa"/>
+            <w:gridSpan w:val="7"/>
           </w:tcPr>
           <w:p>
             <w:pPr>
@@ -4540,7 +5256,7 @@
       <w:tr>
         <w:tc>
           <w:tcPr>
-            <w:tcW w:w="2265" w:type="dxa"/>
+            <w:tcW w:w="2117" w:type="dxa"/>
           </w:tcPr>
           <w:p>
             <w:pPr>
@@ -4559,14 +5275,15 @@
                 <w:lang w:val="en-US" w:eastAsia="en-GB"/>
                 <w14:ligatures w14:val="none"/>
               </w:rPr>
+              <w:lastRenderedPageBreak/>
               <w:t>Main developer</w:t>
             </w:r>
           </w:p>
         </w:tc>
         <w:tc>
           <w:tcPr>
-            <w:tcW w:w="6898" w:type="dxa"/>
-            <w:gridSpan w:val="5"/>
+            <w:tcW w:w="7046" w:type="dxa"/>
+            <w:gridSpan w:val="7"/>
           </w:tcPr>
           <w:p>
             <w:pPr>
@@ -4597,7 +5314,7 @@
       <w:tr>
         <w:tc>
           <w:tcPr>
-            <w:tcW w:w="2265" w:type="dxa"/>
+            <w:tcW w:w="2117" w:type="dxa"/>
           </w:tcPr>
           <w:p>
             <w:pPr>
@@ -4622,31 +5339,31 @@
         </w:tc>
         <w:tc>
           <w:tcPr>
-            <w:tcW w:w="6898" w:type="dxa"/>
-            <w:gridSpan w:val="5"/>
-          </w:tcPr>
-          <w:p>
-            <w:pPr>
-              <w:spacing w:before="100" w:beforeAutospacing="1" w:after="100" w:afterAutospacing="1"/>
-              <w:rPr>
-                <w:rFonts w:ascii="Times New Roman" w:eastAsia="Times New Roman" w:hAnsi="Times New Roman" w:cs="Times New Roman"/>
-                <w:i/>
-                <w:iCs/>
-                <w:kern w:val="0"/>
-                <w:lang w:eastAsia="en-GB"/>
-                <w14:ligatures w14:val="none"/>
-              </w:rPr>
-            </w:pPr>
-            <w:r>
-              <w:rPr>
-                <w:rFonts w:ascii="Times New Roman" w:eastAsia="Times New Roman" w:hAnsi="Times New Roman" w:cs="Times New Roman"/>
-                <w:i/>
-                <w:iCs/>
-                <w:kern w:val="0"/>
-                <w:lang w:eastAsia="en-GB"/>
-                <w14:ligatures w14:val="none"/>
-              </w:rPr>
-              <w:t>1/7 week</w:t>
+            <w:tcW w:w="7046" w:type="dxa"/>
+            <w:gridSpan w:val="7"/>
+          </w:tcPr>
+          <w:p>
+            <w:pPr>
+              <w:spacing w:before="100" w:beforeAutospacing="1" w:after="100" w:afterAutospacing="1"/>
+              <w:rPr>
+                <w:rFonts w:ascii="Times New Roman" w:eastAsia="Times New Roman" w:hAnsi="Times New Roman" w:cs="Times New Roman"/>
+                <w:i/>
+                <w:iCs/>
+                <w:kern w:val="0"/>
+                <w:lang w:eastAsia="en-GB"/>
+                <w14:ligatures w14:val="none"/>
+              </w:rPr>
+            </w:pPr>
+            <w:r>
+              <w:rPr>
+                <w:rFonts w:ascii="Times New Roman" w:eastAsia="Times New Roman" w:hAnsi="Times New Roman" w:cs="Times New Roman"/>
+                <w:i/>
+                <w:iCs/>
+                <w:kern w:val="0"/>
+                <w:lang w:eastAsia="en-GB"/>
+                <w14:ligatures w14:val="none"/>
+              </w:rPr>
+              <w:t>1 day</w:t>
             </w:r>
           </w:p>
         </w:tc>
@@ -4655,7 +5372,7 @@
         <w:tc>
           <w:tcPr>
             <w:tcW w:w="9163" w:type="dxa"/>
-            <w:gridSpan w:val="6"/>
+            <w:gridSpan w:val="8"/>
           </w:tcPr>
           <w:p>
             <w:pPr>
@@ -4686,7 +5403,7 @@
       <w:tr>
         <w:tc>
           <w:tcPr>
-            <w:tcW w:w="2265" w:type="dxa"/>
+            <w:tcW w:w="2117" w:type="dxa"/>
           </w:tcPr>
           <w:p>
             <w:pPr>
@@ -4711,28 +5428,61 @@
         </w:tc>
         <w:tc>
           <w:tcPr>
-            <w:tcW w:w="6898" w:type="dxa"/>
-            <w:gridSpan w:val="5"/>
-          </w:tcPr>
-          <w:p>
-            <w:pPr>
-              <w:spacing w:before="100" w:beforeAutospacing="1" w:after="100" w:afterAutospacing="1"/>
-              <w:rPr>
-                <w:rFonts w:ascii="Times New Roman" w:eastAsia="Times New Roman" w:hAnsi="Times New Roman" w:cs="Times New Roman"/>
-                <w:i/>
-                <w:iCs/>
-                <w:kern w:val="0"/>
-                <w:lang w:eastAsia="en-GB"/>
-                <w14:ligatures w14:val="none"/>
-              </w:rPr>
-            </w:pPr>
-          </w:p>
-        </w:tc>
-      </w:tr>
-      <w:tr>
-        <w:tc>
-          <w:tcPr>
-            <w:tcW w:w="2265" w:type="dxa"/>
+            <w:tcW w:w="7046" w:type="dxa"/>
+            <w:gridSpan w:val="7"/>
+          </w:tcPr>
+          <w:p>
+            <w:pPr>
+              <w:spacing w:before="100" w:beforeAutospacing="1" w:after="100" w:afterAutospacing="1"/>
+              <w:rPr>
+                <w:rFonts w:ascii="Times New Roman" w:eastAsia="Times New Roman" w:hAnsi="Times New Roman" w:cs="Times New Roman"/>
+                <w:i/>
+                <w:lang w:eastAsia="en-GB"/>
+              </w:rPr>
+            </w:pPr>
+            <w:r>
+              <w:rPr>
+                <w:rFonts w:ascii="Times New Roman" w:eastAsia="Times New Roman" w:hAnsi="Times New Roman" w:cs="Times New Roman"/>
+                <w:i/>
+                <w:iCs/>
+                <w:lang w:eastAsia="en-GB"/>
+              </w:rPr>
+              <w:t>Store</w:t>
+            </w:r>
+            <w:r>
+              <w:rPr>
+                <w:rFonts w:ascii="Times New Roman" w:eastAsia="Times New Roman" w:hAnsi="Times New Roman" w:cs="Times New Roman"/>
+                <w:i/>
+                <w:iCs/>
+                <w:lang w:eastAsia="en-GB"/>
+              </w:rPr>
+              <w:t xml:space="preserve"> the logical</w:t>
+            </w:r>
+            <w:r>
+              <w:rPr>
+                <w:rFonts w:ascii="Times New Roman" w:eastAsia="Times New Roman" w:hAnsi="Times New Roman" w:cs="Times New Roman"/>
+                <w:i/>
+                <w:iCs/>
+                <w:lang w:eastAsia="en-GB"/>
+              </w:rPr>
+              <w:t xml:space="preserve"> formulas </w:t>
+            </w:r>
+            <w:r>
+              <w:rPr>
+                <w:rFonts w:ascii="Times New Roman" w:eastAsia="Times New Roman" w:hAnsi="Times New Roman" w:cs="Times New Roman"/>
+                <w:i/>
+                <w:iCs/>
+                <w:lang w:eastAsia="en-GB"/>
+              </w:rPr>
+              <w:t>in system's heap.</w:t>
+            </w:r>
+          </w:p>
+        </w:tc>
+      </w:tr>
+      <w:tr>
+        <w:tc>
+          <w:tcPr>
+            <w:tcW w:w="2117" w:type="dxa"/>
           </w:tcPr>
           <w:p>
             <w:pPr>
@@ -4757,28 +5507,63 @@
         </w:tc>
         <w:tc>
           <w:tcPr>
-            <w:tcW w:w="6898" w:type="dxa"/>
-            <w:gridSpan w:val="5"/>
-          </w:tcPr>
-          <w:p>
-            <w:pPr>
-              <w:spacing w:before="100" w:beforeAutospacing="1" w:after="100" w:afterAutospacing="1"/>
-              <w:rPr>
-                <w:rFonts w:ascii="Times New Roman" w:eastAsia="Times New Roman" w:hAnsi="Times New Roman" w:cs="Times New Roman"/>
-                <w:i/>
-                <w:iCs/>
-                <w:kern w:val="0"/>
-                <w:lang w:eastAsia="en-GB"/>
-                <w14:ligatures w14:val="none"/>
-              </w:rPr>
-            </w:pPr>
-          </w:p>
-        </w:tc>
-      </w:tr>
-      <w:tr>
-        <w:tc>
-          <w:tcPr>
-            <w:tcW w:w="2265" w:type="dxa"/>
+            <w:tcW w:w="7046" w:type="dxa"/>
+            <w:gridSpan w:val="7"/>
+          </w:tcPr>
+          <w:p>
+            <w:pPr>
+              <w:spacing w:before="100" w:beforeAutospacing="1" w:after="100" w:afterAutospacing="1"/>
+              <w:rPr>
+                <w:rFonts w:ascii="Times New Roman" w:eastAsia="Times New Roman" w:hAnsi="Times New Roman" w:cs="Times New Roman"/>
+                <w:i/>
+                <w:kern w:val="0"/>
+                <w:lang w:eastAsia="en-GB"/>
+                <w14:ligatures w14:val="none"/>
+              </w:rPr>
+            </w:pPr>
+            <w:r>
+              <w:rPr>
+                <w:rFonts w:ascii="Times New Roman" w:eastAsia="Times New Roman" w:hAnsi="Times New Roman" w:cs="Times New Roman"/>
+                <w:i/>
+                <w:iCs/>
+                <w:lang w:eastAsia="en-GB"/>
+              </w:rPr>
+              <w:t xml:space="preserve">Test using irrelevant </w:t>
+            </w:r>
+            <w:r>
+              <w:rPr>
+                <w:rFonts w:ascii="Times New Roman" w:eastAsia="Times New Roman" w:hAnsi="Times New Roman" w:cs="Times New Roman"/>
+                <w:i/>
+                <w:iCs/>
+                <w:lang w:eastAsia="en-GB"/>
+              </w:rPr>
+              <w:t xml:space="preserve">logical operators, complex formular, negation </w:t>
+            </w:r>
+            <w:r>
+              <w:rPr>
+                <w:rFonts w:ascii="Times New Roman" w:eastAsia="Times New Roman" w:hAnsi="Times New Roman" w:cs="Times New Roman"/>
+                <w:i/>
+                <w:iCs/>
+                <w:lang w:eastAsia="en-GB"/>
+              </w:rPr>
+              <w:t xml:space="preserve">of literal formula, single </w:t>
+            </w:r>
+            <w:r>
+              <w:rPr>
+                <w:rFonts w:ascii="Times New Roman" w:eastAsia="Times New Roman" w:hAnsi="Times New Roman" w:cs="Times New Roman"/>
+                <w:i/>
+                <w:iCs/>
+                <w:lang w:eastAsia="en-GB"/>
+              </w:rPr>
+              <w:t>literal.</w:t>
+            </w:r>
+          </w:p>
+        </w:tc>
+      </w:tr>
+      <w:tr>
+        <w:tc>
+          <w:tcPr>
+            <w:tcW w:w="2117" w:type="dxa"/>
             <w:tcBorders>
               <w:bottom w:val="single" w:sz="4" w:space="0" w:color="auto"/>
             </w:tcBorders>
@@ -4806,8 +5591,8 @@
         </w:tc>
         <w:tc>
           <w:tcPr>
-            <w:tcW w:w="6898" w:type="dxa"/>
-            <w:gridSpan w:val="5"/>
+            <w:tcW w:w="7046" w:type="dxa"/>
+            <w:gridSpan w:val="7"/>
             <w:tcBorders>
               <w:bottom w:val="single" w:sz="4" w:space="0" w:color="auto"/>
             </w:tcBorders>
@@ -4830,7 +5615,7 @@
       <w:tr>
         <w:tc>
           <w:tcPr>
-            <w:tcW w:w="2265" w:type="dxa"/>
+            <w:tcW w:w="2117" w:type="dxa"/>
           </w:tcPr>
           <w:p>
             <w:pPr>
@@ -4855,8 +5640,8 @@
         </w:tc>
         <w:tc>
           <w:tcPr>
-            <w:tcW w:w="6898" w:type="dxa"/>
-            <w:gridSpan w:val="5"/>
+            <w:tcW w:w="7046" w:type="dxa"/>
+            <w:gridSpan w:val="7"/>
           </w:tcPr>
           <w:p>
             <w:pPr>
@@ -4888,7 +5673,7 @@
         <w:tc>
           <w:tcPr>
             <w:tcW w:w="9163" w:type="dxa"/>
-            <w:gridSpan w:val="6"/>
+            <w:gridSpan w:val="8"/>
           </w:tcPr>
           <w:p>
             <w:pPr>
@@ -4930,7 +5715,7 @@
       <w:tr>
         <w:tc>
           <w:tcPr>
-            <w:tcW w:w="2265" w:type="dxa"/>
+            <w:tcW w:w="2117" w:type="dxa"/>
             <w:tcBorders>
               <w:top w:val="single" w:sz="4" w:space="0" w:color="auto"/>
             </w:tcBorders>
@@ -4958,8 +5743,8 @@
         </w:tc>
         <w:tc>
           <w:tcPr>
-            <w:tcW w:w="6898" w:type="dxa"/>
-            <w:gridSpan w:val="5"/>
+            <w:tcW w:w="7046" w:type="dxa"/>
+            <w:gridSpan w:val="7"/>
             <w:tcBorders>
               <w:top w:val="single" w:sz="4" w:space="0" w:color="auto"/>
             </w:tcBorders>
@@ -4993,7 +5778,7 @@
       <w:tr>
         <w:tc>
           <w:tcPr>
-            <w:tcW w:w="2265" w:type="dxa"/>
+            <w:tcW w:w="2117" w:type="dxa"/>
           </w:tcPr>
           <w:p>
             <w:pPr>
@@ -5012,46 +5797,44 @@
                 <w:lang w:eastAsia="en-GB"/>
                 <w14:ligatures w14:val="none"/>
               </w:rPr>
-              <w:lastRenderedPageBreak/>
               <w:t>Description</w:t>
             </w:r>
           </w:p>
         </w:tc>
         <w:tc>
           <w:tcPr>
-            <w:tcW w:w="6898" w:type="dxa"/>
-            <w:gridSpan w:val="5"/>
-          </w:tcPr>
-          <w:p>
-            <w:pPr>
-              <w:spacing w:before="100" w:beforeAutospacing="1" w:after="100" w:afterAutospacing="1"/>
-              <w:rPr>
-                <w:rFonts w:ascii="Times New Roman" w:eastAsia="Times New Roman" w:hAnsi="Times New Roman" w:cs="Times New Roman"/>
-                <w:i/>
-                <w:iCs/>
-                <w:kern w:val="0"/>
-                <w:lang w:eastAsia="en-GB"/>
-                <w14:ligatures w14:val="none"/>
-              </w:rPr>
-            </w:pPr>
-            <w:r>
-              <w:rPr>
-                <w:rFonts w:ascii="Times New Roman" w:eastAsia="Times New Roman" w:hAnsi="Times New Roman" w:cs="Times New Roman"/>
-                <w:i/>
-                <w:iCs/>
-                <w:kern w:val="0"/>
-                <w:lang w:eastAsia="en-GB"/>
-                <w14:ligatures w14:val="none"/>
-              </w:rPr>
-              <w:t>As a user, I want to be able to see the clauses as the resolution algorithm is being run to see how an empty clause is reached.</w:t>
-            </w:r>
-          </w:p>
-        </w:tc>
-      </w:tr>
-      <w:tr>
-        <w:tc>
-          <w:tcPr>
-            <w:tcW w:w="2265" w:type="dxa"/>
+            <w:tcW w:w="7046" w:type="dxa"/>
+            <w:gridSpan w:val="7"/>
+          </w:tcPr>
+          <w:p>
+            <w:pPr>
+              <w:spacing w:before="100" w:beforeAutospacing="1" w:after="100" w:afterAutospacing="1"/>
+            </w:pPr>
+            <w:r>
+              <w:rPr>
+                <w:rFonts w:ascii="Times New Roman" w:eastAsia="Times New Roman" w:hAnsi="Times New Roman" w:cs="Times New Roman"/>
+                <w:i/>
+                <w:iCs/>
+                <w:lang w:eastAsia="en-GB"/>
+              </w:rPr>
+              <w:t>Frontend visualises the clauses and the relationships between them so that the learner can see how a resolution progresses</w:t>
+            </w:r>
+            <w:r>
+              <w:rPr>
+                <w:rFonts w:ascii="Times New Roman" w:eastAsia="Times New Roman" w:hAnsi="Times New Roman" w:cs="Times New Roman"/>
+                <w:i/>
+                <w:iCs/>
+                <w:lang w:eastAsia="en-GB"/>
+              </w:rPr>
+              <w:t>.</w:t>
+            </w:r>
+          </w:p>
+        </w:tc>
+      </w:tr>
+      <w:tr>
+        <w:tc>
+          <w:tcPr>
+            <w:tcW w:w="2117" w:type="dxa"/>
           </w:tcPr>
           <w:p>
             <w:pPr>
@@ -5076,39 +5859,66 @@
         </w:tc>
         <w:tc>
           <w:tcPr>
-            <w:tcW w:w="6898" w:type="dxa"/>
-            <w:gridSpan w:val="5"/>
-          </w:tcPr>
-          <w:p>
-            <w:pPr>
-              <w:spacing w:before="100" w:beforeAutospacing="1" w:after="100" w:afterAutospacing="1"/>
-              <w:rPr>
-                <w:rFonts w:ascii="Times New Roman" w:eastAsia="Times New Roman" w:hAnsi="Times New Roman" w:cs="Times New Roman"/>
-                <w:i/>
-                <w:iCs/>
-                <w:kern w:val="0"/>
-                <w:lang w:eastAsia="en-GB"/>
-                <w14:ligatures w14:val="none"/>
-              </w:rPr>
-            </w:pPr>
-            <w:r>
-              <w:rPr>
-                <w:rFonts w:ascii="Times New Roman" w:eastAsia="Times New Roman" w:hAnsi="Times New Roman" w:cs="Times New Roman"/>
-                <w:i/>
-                <w:iCs/>
-                <w:kern w:val="0"/>
-                <w:lang w:eastAsia="en-GB"/>
-                <w14:ligatures w14:val="none"/>
-              </w:rPr>
-              <w:t>High</w:t>
-            </w:r>
-          </w:p>
-        </w:tc>
-      </w:tr>
-      <w:tr>
-        <w:tc>
-          <w:tcPr>
-            <w:tcW w:w="2265" w:type="dxa"/>
+            <w:tcW w:w="7046" w:type="dxa"/>
+            <w:gridSpan w:val="7"/>
+          </w:tcPr>
+          <w:p>
+            <w:pPr>
+              <w:spacing w:before="100" w:beforeAutospacing="1" w:after="100" w:afterAutospacing="1"/>
+              <w:rPr>
+                <w:rFonts w:ascii="Times New Roman" w:eastAsia="Times New Roman" w:hAnsi="Times New Roman" w:cs="Times New Roman"/>
+                <w:i/>
+                <w:iCs/>
+                <w:kern w:val="0"/>
+                <w:lang w:eastAsia="en-GB"/>
+                <w14:ligatures w14:val="none"/>
+              </w:rPr>
+            </w:pPr>
+            <w:r>
+              <w:rPr>
+                <w:rFonts w:ascii="Times New Roman" w:eastAsia="Times New Roman" w:hAnsi="Times New Roman" w:cs="Times New Roman"/>
+                <w:i/>
+                <w:iCs/>
+                <w:kern w:val="0"/>
+                <w:lang w:eastAsia="en-GB"/>
+                <w14:ligatures w14:val="none"/>
+              </w:rPr>
+              <w:t>M</w:t>
+            </w:r>
+            <w:r>
+              <w:rPr>
+                <w:rFonts w:ascii="Times New Roman" w:eastAsia="Times New Roman" w:hAnsi="Times New Roman" w:cs="Times New Roman"/>
+                <w:i/>
+                <w:iCs/>
+                <w:lang w:eastAsia="en-GB"/>
+              </w:rPr>
+              <w:t>e</w:t>
+            </w:r>
+            <w:r>
+              <w:rPr>
+                <w:rFonts w:ascii="Times New Roman" w:eastAsia="Times New Roman" w:hAnsi="Times New Roman" w:cs="Times New Roman"/>
+                <w:i/>
+                <w:iCs/>
+                <w:lang w:eastAsia="en-GB"/>
+              </w:rPr>
+              <w:t>d</w:t>
+            </w:r>
+            <w:r>
+              <w:rPr>
+                <w:rFonts w:ascii="Times New Roman" w:eastAsia="Times New Roman" w:hAnsi="Times New Roman" w:cs="Times New Roman"/>
+                <w:i/>
+                <w:iCs/>
+                <w:lang w:eastAsia="en-GB"/>
+              </w:rPr>
+              <w:t>ium</w:t>
+            </w:r>
+          </w:p>
+        </w:tc>
+      </w:tr>
+      <w:tr>
+        <w:tc>
+          <w:tcPr>
+            <w:tcW w:w="2117" w:type="dxa"/>
           </w:tcPr>
           <w:p>
             <w:pPr>
@@ -5133,8 +5943,8 @@
         </w:tc>
         <w:tc>
           <w:tcPr>
-            <w:tcW w:w="6898" w:type="dxa"/>
-            <w:gridSpan w:val="5"/>
+            <w:tcW w:w="7046" w:type="dxa"/>
+            <w:gridSpan w:val="7"/>
           </w:tcPr>
           <w:p>
             <w:pPr>
@@ -5165,7 +5975,7 @@
       <w:tr>
         <w:tc>
           <w:tcPr>
-            <w:tcW w:w="2265" w:type="dxa"/>
+            <w:tcW w:w="2117" w:type="dxa"/>
           </w:tcPr>
           <w:p>
             <w:pPr>
@@ -5190,31 +6000,42 @@
         </w:tc>
         <w:tc>
           <w:tcPr>
-            <w:tcW w:w="6898" w:type="dxa"/>
-            <w:gridSpan w:val="5"/>
-          </w:tcPr>
-          <w:p>
-            <w:pPr>
-              <w:spacing w:before="100" w:beforeAutospacing="1" w:after="100" w:afterAutospacing="1"/>
-              <w:rPr>
-                <w:rFonts w:ascii="Times New Roman" w:eastAsia="Times New Roman" w:hAnsi="Times New Roman" w:cs="Times New Roman"/>
-                <w:i/>
-                <w:iCs/>
-                <w:kern w:val="0"/>
-                <w:lang w:eastAsia="en-GB"/>
-                <w14:ligatures w14:val="none"/>
-              </w:rPr>
-            </w:pPr>
-            <w:r>
-              <w:rPr>
-                <w:rFonts w:ascii="Times New Roman" w:eastAsia="Times New Roman" w:hAnsi="Times New Roman" w:cs="Times New Roman"/>
-                <w:i/>
-                <w:iCs/>
-                <w:kern w:val="0"/>
-                <w:lang w:eastAsia="en-GB"/>
-                <w14:ligatures w14:val="none"/>
-              </w:rPr>
-              <w:t>4/7 week</w:t>
+            <w:tcW w:w="7046" w:type="dxa"/>
+            <w:gridSpan w:val="7"/>
+          </w:tcPr>
+          <w:p>
+            <w:pPr>
+              <w:spacing w:before="100" w:beforeAutospacing="1" w:after="100" w:afterAutospacing="1"/>
+              <w:rPr>
+                <w:rFonts w:ascii="Times New Roman" w:eastAsia="Times New Roman" w:hAnsi="Times New Roman" w:cs="Times New Roman"/>
+                <w:i/>
+                <w:iCs/>
+                <w:kern w:val="0"/>
+                <w:lang w:eastAsia="en-GB"/>
+                <w14:ligatures w14:val="none"/>
+              </w:rPr>
+            </w:pPr>
+            <w:r>
+              <w:rPr>
+                <w:rFonts w:ascii="Times New Roman" w:eastAsia="Times New Roman" w:hAnsi="Times New Roman" w:cs="Times New Roman"/>
+                <w:i/>
+                <w:iCs/>
+                <w:kern w:val="0"/>
+                <w:lang w:eastAsia="en-GB"/>
+                <w14:ligatures w14:val="none"/>
+              </w:rPr>
+              <w:t>4</w:t>
+            </w:r>
+            <w:r>
+              <w:rPr>
+                <w:rFonts w:ascii="Times New Roman" w:eastAsia="Times New Roman" w:hAnsi="Times New Roman" w:cs="Times New Roman"/>
+                <w:i/>
+                <w:iCs/>
+                <w:kern w:val="0"/>
+                <w:lang w:eastAsia="en-GB"/>
+                <w14:ligatures w14:val="none"/>
+              </w:rPr>
+              <w:t xml:space="preserve"> days</w:t>
             </w:r>
           </w:p>
         </w:tc>
@@ -5223,7 +6044,7 @@
         <w:tc>
           <w:tcPr>
             <w:tcW w:w="9163" w:type="dxa"/>
-            <w:gridSpan w:val="6"/>
+            <w:gridSpan w:val="8"/>
           </w:tcPr>
           <w:p>
             <w:pPr>
@@ -5254,7 +6075,7 @@
       <w:tr>
         <w:tc>
           <w:tcPr>
-            <w:tcW w:w="2265" w:type="dxa"/>
+            <w:tcW w:w="2117" w:type="dxa"/>
           </w:tcPr>
           <w:p>
             <w:pPr>
@@ -5279,28 +6100,100 @@
         </w:tc>
         <w:tc>
           <w:tcPr>
-            <w:tcW w:w="6898" w:type="dxa"/>
-            <w:gridSpan w:val="5"/>
-          </w:tcPr>
-          <w:p>
-            <w:pPr>
-              <w:spacing w:before="100" w:beforeAutospacing="1" w:after="100" w:afterAutospacing="1"/>
-              <w:rPr>
-                <w:rFonts w:ascii="Times New Roman" w:eastAsia="Times New Roman" w:hAnsi="Times New Roman" w:cs="Times New Roman"/>
-                <w:i/>
-                <w:iCs/>
-                <w:kern w:val="0"/>
-                <w:lang w:eastAsia="en-GB"/>
-                <w14:ligatures w14:val="none"/>
-              </w:rPr>
-            </w:pPr>
-          </w:p>
-        </w:tc>
-      </w:tr>
-      <w:tr>
-        <w:tc>
-          <w:tcPr>
-            <w:tcW w:w="2265" w:type="dxa"/>
+            <w:tcW w:w="7046" w:type="dxa"/>
+            <w:gridSpan w:val="7"/>
+          </w:tcPr>
+          <w:p>
+            <w:pPr>
+              <w:spacing w:before="100" w:beforeAutospacing="1" w:after="100" w:afterAutospacing="1"/>
+              <w:rPr>
+                <w:rFonts w:ascii="Times New Roman" w:eastAsia="Times New Roman" w:hAnsi="Times New Roman" w:cs="Times New Roman"/>
+                <w:i/>
+                <w:iCs/>
+                <w:kern w:val="0"/>
+                <w:lang w:eastAsia="en-GB"/>
+                <w14:ligatures w14:val="none"/>
+              </w:rPr>
+            </w:pPr>
+            <w:r>
+              <w:rPr>
+                <w:rFonts w:ascii="Times New Roman" w:eastAsia="Times New Roman" w:hAnsi="Times New Roman" w:cs="Times New Roman"/>
+                <w:i/>
+                <w:iCs/>
+                <w:lang w:eastAsia="en-GB"/>
+              </w:rPr>
+              <w:t>D</w:t>
+            </w:r>
+            <w:r>
+              <w:rPr>
+                <w:rFonts w:ascii="Times New Roman" w:eastAsia="Times New Roman" w:hAnsi="Times New Roman" w:cs="Times New Roman"/>
+                <w:i/>
+                <w:iCs/>
+                <w:lang w:eastAsia="en-GB"/>
+              </w:rPr>
+              <w:t>isplay</w:t>
+            </w:r>
+            <w:r>
+              <w:rPr>
+                <w:rFonts w:ascii="Times New Roman" w:eastAsia="Times New Roman" w:hAnsi="Times New Roman" w:cs="Times New Roman"/>
+                <w:i/>
+                <w:iCs/>
+                <w:lang w:eastAsia="en-GB"/>
+              </w:rPr>
+              <w:t xml:space="preserve"> dashboard with the clauses and highlights</w:t>
+            </w:r>
+            <w:r>
+              <w:rPr>
+                <w:rFonts w:ascii="Times New Roman" w:eastAsia="Times New Roman" w:hAnsi="Times New Roman" w:cs="Times New Roman"/>
+                <w:i/>
+                <w:iCs/>
+                <w:lang w:eastAsia="en-GB"/>
+              </w:rPr>
+              <w:t xml:space="preserve"> </w:t>
+            </w:r>
+            <w:r>
+              <w:rPr>
+                <w:rFonts w:ascii="Times New Roman" w:eastAsia="Times New Roman" w:hAnsi="Times New Roman" w:cs="Times New Roman"/>
+                <w:i/>
+                <w:iCs/>
+                <w:lang w:eastAsia="en-GB"/>
+              </w:rPr>
+              <w:t>the next clause to</w:t>
+            </w:r>
+            <w:r>
+              <w:rPr>
+                <w:rFonts w:ascii="Times New Roman" w:eastAsia="Times New Roman" w:hAnsi="Times New Roman" w:cs="Times New Roman"/>
+                <w:i/>
+                <w:iCs/>
+                <w:lang w:eastAsia="en-GB"/>
+              </w:rPr>
+              <w:t xml:space="preserve"> </w:t>
+            </w:r>
+            <w:r>
+              <w:rPr>
+                <w:rFonts w:ascii="Times New Roman" w:eastAsia="Times New Roman" w:hAnsi="Times New Roman" w:cs="Times New Roman"/>
+                <w:i/>
+                <w:iCs/>
+                <w:lang w:eastAsia="en-GB"/>
+              </w:rPr>
+              <w:t xml:space="preserve">be </w:t>
+            </w:r>
+            <w:r>
+              <w:rPr>
+                <w:rFonts w:ascii="Times New Roman" w:eastAsia="Times New Roman" w:hAnsi="Times New Roman" w:cs="Times New Roman"/>
+                <w:i/>
+                <w:iCs/>
+                <w:lang w:eastAsia="en-GB"/>
+              </w:rPr>
+              <w:t>resolved.</w:t>
+            </w:r>
+          </w:p>
+        </w:tc>
+      </w:tr>
+      <w:tr>
+        <w:tc>
+          <w:tcPr>
+            <w:tcW w:w="2117" w:type="dxa"/>
           </w:tcPr>
           <w:p>
             <w:pPr>
@@ -5325,28 +6218,105 @@
         </w:tc>
         <w:tc>
           <w:tcPr>
-            <w:tcW w:w="6898" w:type="dxa"/>
-            <w:gridSpan w:val="5"/>
-          </w:tcPr>
-          <w:p>
-            <w:pPr>
-              <w:spacing w:before="100" w:beforeAutospacing="1" w:after="100" w:afterAutospacing="1"/>
-              <w:rPr>
-                <w:rFonts w:ascii="Times New Roman" w:eastAsia="Times New Roman" w:hAnsi="Times New Roman" w:cs="Times New Roman"/>
-                <w:i/>
-                <w:iCs/>
-                <w:kern w:val="0"/>
-                <w:lang w:eastAsia="en-GB"/>
-                <w14:ligatures w14:val="none"/>
-              </w:rPr>
-            </w:pPr>
-          </w:p>
-        </w:tc>
-      </w:tr>
-      <w:tr>
-        <w:tc>
-          <w:tcPr>
-            <w:tcW w:w="2265" w:type="dxa"/>
+            <w:tcW w:w="7046" w:type="dxa"/>
+            <w:gridSpan w:val="7"/>
+          </w:tcPr>
+          <w:p>
+            <w:pPr>
+              <w:spacing w:before="100" w:beforeAutospacing="1" w:after="100" w:afterAutospacing="1"/>
+              <w:rPr>
+                <w:rFonts w:ascii="Times New Roman" w:eastAsia="Times New Roman" w:hAnsi="Times New Roman" w:cs="Times New Roman"/>
+                <w:i/>
+                <w:iCs/>
+                <w:kern w:val="0"/>
+                <w:lang w:eastAsia="en-GB"/>
+                <w14:ligatures w14:val="none"/>
+              </w:rPr>
+            </w:pPr>
+            <w:r>
+              <w:rPr>
+                <w:rFonts w:ascii="Times New Roman" w:eastAsia="Times New Roman" w:hAnsi="Times New Roman" w:cs="Times New Roman"/>
+                <w:i/>
+                <w:iCs/>
+                <w:kern w:val="0"/>
+                <w:lang w:eastAsia="en-GB"/>
+                <w14:ligatures w14:val="none"/>
+              </w:rPr>
+              <w:t>Display initial c</w:t>
+            </w:r>
+            <w:r>
+              <w:rPr>
+                <w:rFonts w:ascii="Times New Roman" w:eastAsia="Times New Roman" w:hAnsi="Times New Roman" w:cs="Times New Roman"/>
+                <w:i/>
+                <w:iCs/>
+                <w:kern w:val="0"/>
+                <w:lang w:eastAsia="en-GB"/>
+                <w14:ligatures w14:val="none"/>
+              </w:rPr>
+              <w:t>lauses</w:t>
+            </w:r>
+            <w:r>
+              <w:rPr>
+                <w:rFonts w:ascii="Times New Roman" w:eastAsia="Times New Roman" w:hAnsi="Times New Roman" w:cs="Times New Roman"/>
+                <w:i/>
+                <w:iCs/>
+                <w:kern w:val="0"/>
+                <w:lang w:eastAsia="en-GB"/>
+                <w14:ligatures w14:val="none"/>
+              </w:rPr>
+              <w:t xml:space="preserve">, </w:t>
+            </w:r>
+            <w:r>
+              <w:rPr>
+                <w:rFonts w:ascii="Times New Roman" w:eastAsia="Times New Roman" w:hAnsi="Times New Roman" w:cs="Times New Roman"/>
+                <w:i/>
+                <w:iCs/>
+                <w:kern w:val="0"/>
+                <w:lang w:eastAsia="en-GB"/>
+                <w14:ligatures w14:val="none"/>
+              </w:rPr>
+              <w:t>highlight complementary literals</w:t>
+            </w:r>
+            <w:r>
+              <w:rPr>
+                <w:rFonts w:ascii="Times New Roman" w:eastAsia="Times New Roman" w:hAnsi="Times New Roman" w:cs="Times New Roman"/>
+                <w:i/>
+                <w:iCs/>
+                <w:kern w:val="0"/>
+                <w:lang w:eastAsia="en-GB"/>
+                <w14:ligatures w14:val="none"/>
+              </w:rPr>
+              <w:t>, add generated clause to visualis</w:t>
+            </w:r>
+            <w:r>
+              <w:rPr>
+                <w:rFonts w:ascii="Times New Roman" w:eastAsia="Times New Roman" w:hAnsi="Times New Roman" w:cs="Times New Roman"/>
+                <w:i/>
+                <w:iCs/>
+                <w:kern w:val="0"/>
+                <w:lang w:eastAsia="en-GB"/>
+                <w14:ligatures w14:val="none"/>
+              </w:rPr>
+              <w:t>ation</w:t>
+            </w:r>
+            <w:r>
+              <w:rPr>
+                <w:rFonts w:ascii="Times New Roman" w:eastAsia="Times New Roman" w:hAnsi="Times New Roman" w:cs="Times New Roman"/>
+                <w:i/>
+                <w:iCs/>
+                <w:kern w:val="0"/>
+                <w:lang w:eastAsia="en-GB"/>
+                <w14:ligatures w14:val="none"/>
+              </w:rPr>
+              <w:t>, next-step control, empty resolution history</w:t>
+            </w:r>
+          </w:p>
+        </w:tc>
+      </w:tr>
+      <w:tr>
+        <w:tc>
+          <w:tcPr>
+            <w:tcW w:w="2117" w:type="dxa"/>
             <w:tcBorders>
               <w:bottom w:val="single" w:sz="4" w:space="0" w:color="auto"/>
             </w:tcBorders>
@@ -5374,8 +6344,8 @@
         </w:tc>
         <w:tc>
           <w:tcPr>
-            <w:tcW w:w="6898" w:type="dxa"/>
-            <w:gridSpan w:val="5"/>
+            <w:tcW w:w="7046" w:type="dxa"/>
+            <w:gridSpan w:val="7"/>
             <w:tcBorders>
               <w:bottom w:val="single" w:sz="4" w:space="0" w:color="auto"/>
             </w:tcBorders>
@@ -5398,7 +6368,7 @@
       <w:tr>
         <w:tc>
           <w:tcPr>
-            <w:tcW w:w="2265" w:type="dxa"/>
+            <w:tcW w:w="2117" w:type="dxa"/>
           </w:tcPr>
           <w:p>
             <w:pPr>
@@ -5423,8 +6393,8 @@
         </w:tc>
         <w:tc>
           <w:tcPr>
-            <w:tcW w:w="6898" w:type="dxa"/>
-            <w:gridSpan w:val="5"/>
+            <w:tcW w:w="7046" w:type="dxa"/>
+            <w:gridSpan w:val="7"/>
           </w:tcPr>
           <w:p>
             <w:pPr>
@@ -5456,7 +6426,7 @@
         <w:tc>
           <w:tcPr>
             <w:tcW w:w="9163" w:type="dxa"/>
-            <w:gridSpan w:val="6"/>
+            <w:gridSpan w:val="8"/>
           </w:tcPr>
           <w:p>
             <w:pPr>
@@ -5498,7 +6468,7 @@
       <w:tr>
         <w:tc>
           <w:tcPr>
-            <w:tcW w:w="2265" w:type="dxa"/>
+            <w:tcW w:w="2117" w:type="dxa"/>
             <w:tcBorders>
               <w:top w:val="single" w:sz="4" w:space="0" w:color="auto"/>
             </w:tcBorders>
@@ -5526,8 +6496,8 @@
         </w:tc>
         <w:tc>
           <w:tcPr>
-            <w:tcW w:w="6898" w:type="dxa"/>
-            <w:gridSpan w:val="5"/>
+            <w:tcW w:w="7046" w:type="dxa"/>
+            <w:gridSpan w:val="7"/>
             <w:tcBorders>
               <w:top w:val="single" w:sz="4" w:space="0" w:color="auto"/>
             </w:tcBorders>
@@ -5535,33 +6505,31 @@
           <w:p>
             <w:pPr>
               <w:spacing w:before="100" w:beforeAutospacing="1" w:after="100" w:afterAutospacing="1"/>
-              <w:rPr>
-                <w:rFonts w:ascii="Times New Roman" w:eastAsia="Times New Roman" w:hAnsi="Times New Roman" w:cs="Times New Roman"/>
-                <w:i/>
-                <w:iCs/>
-                <w:kern w:val="0"/>
-                <w:lang w:eastAsia="en-GB"/>
-                <w14:ligatures w14:val="none"/>
-              </w:rPr>
-            </w:pPr>
-            <w:r>
-              <w:rPr>
-                <w:rFonts w:ascii="Times New Roman" w:eastAsia="Times New Roman" w:hAnsi="Times New Roman" w:cs="Times New Roman"/>
-                <w:i/>
-                <w:iCs/>
-                <w:kern w:val="0"/>
-                <w:lang w:eastAsia="en-GB"/>
-                <w14:ligatures w14:val="none"/>
-              </w:rPr>
-              <w:t>Export Project</w:t>
-            </w:r>
-          </w:p>
-        </w:tc>
-      </w:tr>
-      <w:tr>
-        <w:tc>
-          <w:tcPr>
-            <w:tcW w:w="2265" w:type="dxa"/>
+            </w:pPr>
+            <w:r>
+              <w:rPr>
+                <w:rFonts w:ascii="Times New Roman" w:eastAsia="Times New Roman" w:hAnsi="Times New Roman" w:cs="Times New Roman"/>
+                <w:i/>
+                <w:lang w:eastAsia="en-GB"/>
+              </w:rPr>
+              <w:t>Project</w:t>
+            </w:r>
+            <w:r>
+              <w:rPr>
+                <w:rFonts w:ascii="Times New Roman" w:eastAsia="Times New Roman" w:hAnsi="Times New Roman" w:cs="Times New Roman"/>
+                <w:i/>
+                <w:iCs/>
+                <w:lang w:eastAsia="en-GB"/>
+              </w:rPr>
+              <w:t xml:space="preserve"> Portability</w:t>
+            </w:r>
+          </w:p>
+        </w:tc>
+      </w:tr>
+      <w:tr>
+        <w:tc>
+          <w:tcPr>
+            <w:tcW w:w="2117" w:type="dxa"/>
           </w:tcPr>
           <w:p>
             <w:pPr>
@@ -5586,39 +6554,38 @@
         </w:tc>
         <w:tc>
           <w:tcPr>
-            <w:tcW w:w="6898" w:type="dxa"/>
-            <w:gridSpan w:val="5"/>
-          </w:tcPr>
-          <w:p>
-            <w:pPr>
-              <w:spacing w:before="100" w:beforeAutospacing="1" w:after="100" w:afterAutospacing="1"/>
-              <w:rPr>
-                <w:rFonts w:ascii="Times New Roman" w:eastAsia="Times New Roman" w:hAnsi="Times New Roman" w:cs="Times New Roman"/>
-                <w:i/>
-                <w:iCs/>
-                <w:kern w:val="0"/>
-                <w:lang w:eastAsia="en-GB"/>
-                <w14:ligatures w14:val="none"/>
-              </w:rPr>
-            </w:pPr>
-            <w:r>
-              <w:rPr>
-                <w:rFonts w:ascii="Times New Roman" w:eastAsia="Times New Roman" w:hAnsi="Times New Roman" w:cs="Times New Roman"/>
-                <w:i/>
-                <w:iCs/>
-                <w:kern w:val="0"/>
-                <w:lang w:eastAsia="en-GB"/>
-                <w14:ligatures w14:val="none"/>
-              </w:rPr>
-              <w:t xml:space="preserve">As a user, I want to export my project so that I can save my knowledge base, query and resolution results </w:t>
-            </w:r>
-          </w:p>
-        </w:tc>
-      </w:tr>
-      <w:tr>
-        <w:tc>
-          <w:tcPr>
-            <w:tcW w:w="2265" w:type="dxa"/>
+            <w:tcW w:w="7046" w:type="dxa"/>
+            <w:gridSpan w:val="7"/>
+          </w:tcPr>
+          <w:p>
+            <w:pPr>
+              <w:spacing w:beforeAutospacing="1" w:afterAutospacing="1"/>
+            </w:pPr>
+            <w:r>
+              <w:rPr>
+                <w:rFonts w:ascii="Times New Roman" w:eastAsia="Times New Roman" w:hAnsi="Times New Roman" w:cs="Times New Roman"/>
+                <w:i/>
+                <w:iCs/>
+                <w:lang w:eastAsia="en-GB"/>
+              </w:rPr>
+              <w:t xml:space="preserve">As a user, </w:t>
+            </w:r>
+            <w:r>
+              <w:rPr>
+                <w:rFonts w:ascii="Times New Roman" w:eastAsia="Times New Roman" w:hAnsi="Times New Roman" w:cs="Times New Roman"/>
+                <w:i/>
+                <w:iCs/>
+                <w:lang w:eastAsia="en-GB"/>
+              </w:rPr>
+              <w:t>I want to be able to export the whole resolution steps in a pdf form for later reference</w:t>
+            </w:r>
+          </w:p>
+        </w:tc>
+      </w:tr>
+      <w:tr>
+        <w:tc>
+          <w:tcPr>
+            <w:tcW w:w="2117" w:type="dxa"/>
           </w:tcPr>
           <w:p>
             <w:pPr>
@@ -5643,8 +6610,8 @@
         </w:tc>
         <w:tc>
           <w:tcPr>
-            <w:tcW w:w="6898" w:type="dxa"/>
-            <w:gridSpan w:val="5"/>
+            <w:tcW w:w="7046" w:type="dxa"/>
+            <w:gridSpan w:val="7"/>
           </w:tcPr>
           <w:p>
             <w:pPr>
@@ -5675,7 +6642,7 @@
       <w:tr>
         <w:tc>
           <w:tcPr>
-            <w:tcW w:w="2265" w:type="dxa"/>
+            <w:tcW w:w="2117" w:type="dxa"/>
           </w:tcPr>
           <w:p>
             <w:pPr>
@@ -5700,8 +6667,8 @@
         </w:tc>
         <w:tc>
           <w:tcPr>
-            <w:tcW w:w="6898" w:type="dxa"/>
-            <w:gridSpan w:val="5"/>
+            <w:tcW w:w="7046" w:type="dxa"/>
+            <w:gridSpan w:val="7"/>
           </w:tcPr>
           <w:p>
             <w:pPr>
@@ -5732,7 +6699,7 @@
       <w:tr>
         <w:tc>
           <w:tcPr>
-            <w:tcW w:w="2265" w:type="dxa"/>
+            <w:tcW w:w="2117" w:type="dxa"/>
           </w:tcPr>
           <w:p>
             <w:pPr>
@@ -5757,31 +6724,42 @@
         </w:tc>
         <w:tc>
           <w:tcPr>
-            <w:tcW w:w="6898" w:type="dxa"/>
-            <w:gridSpan w:val="5"/>
-          </w:tcPr>
-          <w:p>
-            <w:pPr>
-              <w:spacing w:before="100" w:beforeAutospacing="1" w:after="100" w:afterAutospacing="1"/>
-              <w:rPr>
-                <w:rFonts w:ascii="Times New Roman" w:eastAsia="Times New Roman" w:hAnsi="Times New Roman" w:cs="Times New Roman"/>
-                <w:i/>
-                <w:iCs/>
-                <w:kern w:val="0"/>
-                <w:lang w:eastAsia="en-GB"/>
-                <w14:ligatures w14:val="none"/>
-              </w:rPr>
-            </w:pPr>
-            <w:r>
-              <w:rPr>
-                <w:rFonts w:ascii="Times New Roman" w:eastAsia="Times New Roman" w:hAnsi="Times New Roman" w:cs="Times New Roman"/>
-                <w:i/>
-                <w:iCs/>
-                <w:kern w:val="0"/>
-                <w:lang w:eastAsia="en-GB"/>
-                <w14:ligatures w14:val="none"/>
-              </w:rPr>
-              <w:t>2/7 week</w:t>
+            <w:tcW w:w="7046" w:type="dxa"/>
+            <w:gridSpan w:val="7"/>
+          </w:tcPr>
+          <w:p>
+            <w:pPr>
+              <w:spacing w:before="100" w:beforeAutospacing="1" w:after="100" w:afterAutospacing="1"/>
+              <w:rPr>
+                <w:rFonts w:ascii="Times New Roman" w:eastAsia="Times New Roman" w:hAnsi="Times New Roman" w:cs="Times New Roman"/>
+                <w:i/>
+                <w:iCs/>
+                <w:kern w:val="0"/>
+                <w:lang w:eastAsia="en-GB"/>
+                <w14:ligatures w14:val="none"/>
+              </w:rPr>
+            </w:pPr>
+            <w:r>
+              <w:rPr>
+                <w:rFonts w:ascii="Times New Roman" w:eastAsia="Times New Roman" w:hAnsi="Times New Roman" w:cs="Times New Roman"/>
+                <w:i/>
+                <w:iCs/>
+                <w:kern w:val="0"/>
+                <w:lang w:eastAsia="en-GB"/>
+                <w14:ligatures w14:val="none"/>
+              </w:rPr>
+              <w:t>2</w:t>
+            </w:r>
+            <w:r>
+              <w:rPr>
+                <w:rFonts w:ascii="Times New Roman" w:eastAsia="Times New Roman" w:hAnsi="Times New Roman" w:cs="Times New Roman"/>
+                <w:i/>
+                <w:iCs/>
+                <w:kern w:val="0"/>
+                <w:lang w:eastAsia="en-GB"/>
+                <w14:ligatures w14:val="none"/>
+              </w:rPr>
+              <w:t xml:space="preserve"> days</w:t>
             </w:r>
           </w:p>
         </w:tc>
@@ -5790,7 +6768,7 @@
         <w:tc>
           <w:tcPr>
             <w:tcW w:w="9163" w:type="dxa"/>
-            <w:gridSpan w:val="6"/>
+            <w:gridSpan w:val="8"/>
           </w:tcPr>
           <w:p>
             <w:pPr>
@@ -5821,7 +6799,7 @@
       <w:tr>
         <w:tc>
           <w:tcPr>
-            <w:tcW w:w="2265" w:type="dxa"/>
+            <w:tcW w:w="2117" w:type="dxa"/>
           </w:tcPr>
           <w:p>
             <w:pPr>
@@ -5846,28 +6824,63 @@
         </w:tc>
         <w:tc>
           <w:tcPr>
-            <w:tcW w:w="6898" w:type="dxa"/>
-            <w:gridSpan w:val="5"/>
-          </w:tcPr>
-          <w:p>
-            <w:pPr>
-              <w:spacing w:before="100" w:beforeAutospacing="1" w:after="100" w:afterAutospacing="1"/>
-              <w:rPr>
-                <w:rFonts w:ascii="Times New Roman" w:eastAsia="Times New Roman" w:hAnsi="Times New Roman" w:cs="Times New Roman"/>
-                <w:i/>
-                <w:iCs/>
-                <w:kern w:val="0"/>
-                <w:lang w:eastAsia="en-GB"/>
-                <w14:ligatures w14:val="none"/>
-              </w:rPr>
-            </w:pPr>
-          </w:p>
-        </w:tc>
-      </w:tr>
-      <w:tr>
-        <w:tc>
-          <w:tcPr>
-            <w:tcW w:w="2265" w:type="dxa"/>
+            <w:tcW w:w="7046" w:type="dxa"/>
+            <w:gridSpan w:val="7"/>
+          </w:tcPr>
+          <w:p>
+            <w:pPr>
+              <w:spacing w:before="100" w:beforeAutospacing="1" w:after="100" w:afterAutospacing="1"/>
+              <w:rPr>
+                <w:rFonts w:ascii="Times New Roman" w:eastAsia="Times New Roman" w:hAnsi="Times New Roman" w:cs="Times New Roman"/>
+                <w:i/>
+                <w:kern w:val="0"/>
+                <w:lang w:eastAsia="en-GB"/>
+                <w14:ligatures w14:val="none"/>
+              </w:rPr>
+            </w:pPr>
+            <w:r>
+              <w:rPr>
+                <w:rFonts w:ascii="Times New Roman" w:eastAsia="Times New Roman" w:hAnsi="Times New Roman" w:cs="Times New Roman"/>
+                <w:i/>
+                <w:iCs/>
+                <w:lang w:eastAsia="en-GB"/>
+              </w:rPr>
+              <w:t xml:space="preserve">The </w:t>
+            </w:r>
+            <w:r>
+              <w:rPr>
+                <w:rFonts w:ascii="Times New Roman" w:eastAsia="Times New Roman" w:hAnsi="Times New Roman" w:cs="Times New Roman"/>
+                <w:i/>
+                <w:iCs/>
+                <w:lang w:eastAsia="en-GB"/>
+              </w:rPr>
+              <w:t>pdf</w:t>
+            </w:r>
+            <w:r>
+              <w:rPr>
+                <w:rFonts w:ascii="Times New Roman" w:eastAsia="Times New Roman" w:hAnsi="Times New Roman" w:cs="Times New Roman"/>
+                <w:i/>
+                <w:iCs/>
+                <w:lang w:eastAsia="en-GB"/>
+              </w:rPr>
+              <w:t xml:space="preserve"> is successfully exported, </w:t>
+            </w:r>
+            <w:r>
+              <w:rPr>
+                <w:rFonts w:ascii="Times New Roman" w:eastAsia="Times New Roman" w:hAnsi="Times New Roman" w:cs="Times New Roman"/>
+                <w:i/>
+                <w:iCs/>
+                <w:lang w:eastAsia="en-GB"/>
+              </w:rPr>
+              <w:t>viewable, not corrupted.</w:t>
+            </w:r>
+          </w:p>
+        </w:tc>
+      </w:tr>
+      <w:tr>
+        <w:tc>
+          <w:tcPr>
+            <w:tcW w:w="2117" w:type="dxa"/>
           </w:tcPr>
           <w:p>
             <w:pPr>
@@ -5892,28 +6905,108 @@
         </w:tc>
         <w:tc>
           <w:tcPr>
-            <w:tcW w:w="6898" w:type="dxa"/>
-            <w:gridSpan w:val="5"/>
-          </w:tcPr>
-          <w:p>
-            <w:pPr>
-              <w:spacing w:before="100" w:beforeAutospacing="1" w:after="100" w:afterAutospacing="1"/>
-              <w:rPr>
-                <w:rFonts w:ascii="Times New Roman" w:eastAsia="Times New Roman" w:hAnsi="Times New Roman" w:cs="Times New Roman"/>
-                <w:i/>
-                <w:iCs/>
-                <w:kern w:val="0"/>
-                <w:lang w:eastAsia="en-GB"/>
-                <w14:ligatures w14:val="none"/>
-              </w:rPr>
-            </w:pPr>
-          </w:p>
-        </w:tc>
-      </w:tr>
-      <w:tr>
-        <w:tc>
-          <w:tcPr>
-            <w:tcW w:w="2265" w:type="dxa"/>
+            <w:tcW w:w="7046" w:type="dxa"/>
+            <w:gridSpan w:val="7"/>
+          </w:tcPr>
+          <w:p>
+            <w:pPr>
+              <w:spacing w:before="100" w:beforeAutospacing="1" w:after="100" w:afterAutospacing="1"/>
+              <w:rPr>
+                <w:rFonts w:ascii="Times New Roman" w:eastAsia="Times New Roman" w:hAnsi="Times New Roman" w:cs="Times New Roman"/>
+                <w:i/>
+                <w:kern w:val="0"/>
+                <w:lang w:eastAsia="en-GB"/>
+                <w14:ligatures w14:val="none"/>
+              </w:rPr>
+            </w:pPr>
+            <w:r>
+              <w:rPr>
+                <w:rFonts w:ascii="Times New Roman" w:eastAsia="Times New Roman" w:hAnsi="Times New Roman" w:cs="Times New Roman"/>
+                <w:i/>
+                <w:iCs/>
+                <w:lang w:eastAsia="en-GB"/>
+              </w:rPr>
+              <w:t>The export</w:t>
+            </w:r>
+            <w:r>
+              <w:rPr>
+                <w:rFonts w:ascii="Times New Roman" w:eastAsia="Times New Roman" w:hAnsi="Times New Roman" w:cs="Times New Roman"/>
+                <w:i/>
+                <w:iCs/>
+                <w:lang w:eastAsia="en-GB"/>
+              </w:rPr>
+              <w:t xml:space="preserve"> feature </w:t>
+            </w:r>
+            <w:r>
+              <w:rPr>
+                <w:rFonts w:ascii="Times New Roman" w:eastAsia="Times New Roman" w:hAnsi="Times New Roman" w:cs="Times New Roman"/>
+                <w:i/>
+                <w:iCs/>
+                <w:lang w:eastAsia="en-GB"/>
+              </w:rPr>
+              <w:t xml:space="preserve">generated the pdf formatted </w:t>
+            </w:r>
+            <w:r>
+              <w:rPr>
+                <w:rFonts w:ascii="Times New Roman" w:eastAsia="Times New Roman" w:hAnsi="Times New Roman" w:cs="Times New Roman"/>
+                <w:i/>
+                <w:iCs/>
+                <w:lang w:eastAsia="en-GB"/>
+              </w:rPr>
+              <w:t>file</w:t>
+            </w:r>
+            <w:r>
+              <w:rPr>
+                <w:rFonts w:ascii="Times New Roman" w:eastAsia="Times New Roman" w:hAnsi="Times New Roman" w:cs="Times New Roman"/>
+                <w:i/>
+                <w:iCs/>
+                <w:lang w:eastAsia="en-GB"/>
+              </w:rPr>
+              <w:t>;</w:t>
+            </w:r>
+            <w:r>
+              <w:rPr>
+                <w:rFonts w:ascii="Times New Roman" w:eastAsia="Times New Roman" w:hAnsi="Times New Roman" w:cs="Times New Roman"/>
+                <w:i/>
+                <w:iCs/>
+                <w:lang w:eastAsia="en-GB"/>
+              </w:rPr>
+              <w:t xml:space="preserve"> the file is </w:t>
+            </w:r>
+            <w:r>
+              <w:rPr>
+                <w:rFonts w:ascii="Times New Roman" w:eastAsia="Times New Roman" w:hAnsi="Times New Roman" w:cs="Times New Roman"/>
+                <w:i/>
+                <w:iCs/>
+                <w:lang w:eastAsia="en-GB"/>
+              </w:rPr>
+              <w:t>viewabl</w:t>
+            </w:r>
+            <w:r>
+              <w:rPr>
+                <w:rFonts w:ascii="Times New Roman" w:eastAsia="Times New Roman" w:hAnsi="Times New Roman" w:cs="Times New Roman"/>
+                <w:i/>
+                <w:iCs/>
+                <w:lang w:eastAsia="en-GB"/>
+              </w:rPr>
+              <w:t>e</w:t>
+            </w:r>
+            <w:r>
+              <w:rPr>
+                <w:rFonts w:ascii="Times New Roman" w:eastAsia="Times New Roman" w:hAnsi="Times New Roman" w:cs="Times New Roman"/>
+                <w:i/>
+                <w:iCs/>
+                <w:lang w:eastAsia="en-GB"/>
+              </w:rPr>
+              <w:t>.</w:t>
+            </w:r>
+          </w:p>
+        </w:tc>
+      </w:tr>
+      <w:tr>
+        <w:tc>
+          <w:tcPr>
+            <w:tcW w:w="2117" w:type="dxa"/>
             <w:tcBorders>
               <w:bottom w:val="single" w:sz="4" w:space="0" w:color="auto"/>
             </w:tcBorders>
@@ -5941,8 +7034,8 @@
         </w:tc>
         <w:tc>
           <w:tcPr>
-            <w:tcW w:w="6898" w:type="dxa"/>
-            <w:gridSpan w:val="5"/>
+            <w:tcW w:w="7046" w:type="dxa"/>
+            <w:gridSpan w:val="7"/>
             <w:tcBorders>
               <w:bottom w:val="single" w:sz="4" w:space="0" w:color="auto"/>
             </w:tcBorders>
@@ -5965,7 +7058,7 @@
       <w:tr>
         <w:tc>
           <w:tcPr>
-            <w:tcW w:w="2265" w:type="dxa"/>
+            <w:tcW w:w="2117" w:type="dxa"/>
           </w:tcPr>
           <w:p>
             <w:pPr>
@@ -5990,8 +7083,8 @@
         </w:tc>
         <w:tc>
           <w:tcPr>
-            <w:tcW w:w="6898" w:type="dxa"/>
-            <w:gridSpan w:val="5"/>
+            <w:tcW w:w="7046" w:type="dxa"/>
+            <w:gridSpan w:val="7"/>
           </w:tcPr>
           <w:p>
             <w:pPr>
@@ -6023,7 +7116,7 @@
         <w:tc>
           <w:tcPr>
             <w:tcW w:w="9163" w:type="dxa"/>
-            <w:gridSpan w:val="6"/>
+            <w:gridSpan w:val="8"/>
           </w:tcPr>
           <w:p>
             <w:pPr>
@@ -6065,7 +7158,7 @@
       <w:tr>
         <w:tc>
           <w:tcPr>
-            <w:tcW w:w="2265" w:type="dxa"/>
+            <w:tcW w:w="2117" w:type="dxa"/>
             <w:tcBorders>
               <w:top w:val="single" w:sz="4" w:space="0" w:color="auto"/>
             </w:tcBorders>
@@ -6093,8 +7186,8 @@
         </w:tc>
         <w:tc>
           <w:tcPr>
-            <w:tcW w:w="6898" w:type="dxa"/>
-            <w:gridSpan w:val="5"/>
+            <w:tcW w:w="7046" w:type="dxa"/>
+            <w:gridSpan w:val="7"/>
             <w:tcBorders>
               <w:top w:val="single" w:sz="4" w:space="0" w:color="auto"/>
             </w:tcBorders>
@@ -6128,7 +7221,7 @@
       <w:tr>
         <w:tc>
           <w:tcPr>
-            <w:tcW w:w="2265" w:type="dxa"/>
+            <w:tcW w:w="2117" w:type="dxa"/>
           </w:tcPr>
           <w:p>
             <w:pPr>
@@ -6153,8 +7246,8 @@
         </w:tc>
         <w:tc>
           <w:tcPr>
-            <w:tcW w:w="6898" w:type="dxa"/>
-            <w:gridSpan w:val="5"/>
+            <w:tcW w:w="7046" w:type="dxa"/>
+            <w:gridSpan w:val="7"/>
           </w:tcPr>
           <w:p>
             <w:pPr>
@@ -6218,7 +7311,7 @@
       <w:tr>
         <w:tc>
           <w:tcPr>
-            <w:tcW w:w="2265" w:type="dxa"/>
+            <w:tcW w:w="2117" w:type="dxa"/>
           </w:tcPr>
           <w:p>
             <w:pPr>
@@ -6243,8 +7336,8 @@
         </w:tc>
         <w:tc>
           <w:tcPr>
-            <w:tcW w:w="6898" w:type="dxa"/>
-            <w:gridSpan w:val="5"/>
+            <w:tcW w:w="7046" w:type="dxa"/>
+            <w:gridSpan w:val="7"/>
           </w:tcPr>
           <w:p>
             <w:pPr>
@@ -6275,7 +7368,7 @@
       <w:tr>
         <w:tc>
           <w:tcPr>
-            <w:tcW w:w="2265" w:type="dxa"/>
+            <w:tcW w:w="2117" w:type="dxa"/>
           </w:tcPr>
           <w:p>
             <w:pPr>
@@ -6300,8 +7393,8 @@
         </w:tc>
         <w:tc>
           <w:tcPr>
-            <w:tcW w:w="6898" w:type="dxa"/>
-            <w:gridSpan w:val="5"/>
+            <w:tcW w:w="7046" w:type="dxa"/>
+            <w:gridSpan w:val="7"/>
           </w:tcPr>
           <w:p>
             <w:pPr>
@@ -6343,7 +7436,7 @@
       <w:tr>
         <w:tc>
           <w:tcPr>
-            <w:tcW w:w="2265" w:type="dxa"/>
+            <w:tcW w:w="2117" w:type="dxa"/>
           </w:tcPr>
           <w:p>
             <w:pPr>
@@ -6368,31 +7461,31 @@
         </w:tc>
         <w:tc>
           <w:tcPr>
-            <w:tcW w:w="6898" w:type="dxa"/>
-            <w:gridSpan w:val="5"/>
-          </w:tcPr>
-          <w:p>
-            <w:pPr>
-              <w:spacing w:before="100" w:beforeAutospacing="1" w:after="100" w:afterAutospacing="1"/>
-              <w:rPr>
-                <w:rFonts w:ascii="Times New Roman" w:eastAsia="Times New Roman" w:hAnsi="Times New Roman" w:cs="Times New Roman"/>
-                <w:i/>
-                <w:iCs/>
-                <w:kern w:val="0"/>
-                <w:lang w:eastAsia="en-GB"/>
-                <w14:ligatures w14:val="none"/>
-              </w:rPr>
-            </w:pPr>
-            <w:r>
-              <w:rPr>
-                <w:rFonts w:ascii="Times New Roman" w:eastAsia="Times New Roman" w:hAnsi="Times New Roman" w:cs="Times New Roman"/>
-                <w:i/>
-                <w:iCs/>
-                <w:kern w:val="0"/>
-                <w:lang w:eastAsia="en-GB"/>
-                <w14:ligatures w14:val="none"/>
-              </w:rPr>
-              <w:t>1/7 week</w:t>
+            <w:tcW w:w="7046" w:type="dxa"/>
+            <w:gridSpan w:val="7"/>
+          </w:tcPr>
+          <w:p>
+            <w:pPr>
+              <w:spacing w:before="100" w:beforeAutospacing="1" w:after="100" w:afterAutospacing="1"/>
+              <w:rPr>
+                <w:rFonts w:ascii="Times New Roman" w:eastAsia="Times New Roman" w:hAnsi="Times New Roman" w:cs="Times New Roman"/>
+                <w:i/>
+                <w:iCs/>
+                <w:kern w:val="0"/>
+                <w:lang w:eastAsia="en-GB"/>
+                <w14:ligatures w14:val="none"/>
+              </w:rPr>
+            </w:pPr>
+            <w:r>
+              <w:rPr>
+                <w:rFonts w:ascii="Times New Roman" w:eastAsia="Times New Roman" w:hAnsi="Times New Roman" w:cs="Times New Roman"/>
+                <w:i/>
+                <w:iCs/>
+                <w:kern w:val="0"/>
+                <w:lang w:eastAsia="en-GB"/>
+                <w14:ligatures w14:val="none"/>
+              </w:rPr>
+              <w:t>1 day</w:t>
             </w:r>
           </w:p>
         </w:tc>
@@ -6401,7 +7494,7 @@
         <w:tc>
           <w:tcPr>
             <w:tcW w:w="9163" w:type="dxa"/>
-            <w:gridSpan w:val="6"/>
+            <w:gridSpan w:val="8"/>
           </w:tcPr>
           <w:p>
             <w:pPr>
@@ -6432,7 +7525,7 @@
       <w:tr>
         <w:tc>
           <w:tcPr>
-            <w:tcW w:w="2265" w:type="dxa"/>
+            <w:tcW w:w="2117" w:type="dxa"/>
           </w:tcPr>
           <w:p>
             <w:pPr>
@@ -6457,28 +7550,38 @@
         </w:tc>
         <w:tc>
           <w:tcPr>
-            <w:tcW w:w="6898" w:type="dxa"/>
-            <w:gridSpan w:val="5"/>
-          </w:tcPr>
-          <w:p>
-            <w:pPr>
-              <w:spacing w:before="100" w:beforeAutospacing="1" w:after="100" w:afterAutospacing="1"/>
-              <w:rPr>
-                <w:rFonts w:ascii="Times New Roman" w:eastAsia="Times New Roman" w:hAnsi="Times New Roman" w:cs="Times New Roman"/>
-                <w:i/>
-                <w:iCs/>
-                <w:kern w:val="0"/>
-                <w:lang w:eastAsia="en-GB"/>
-                <w14:ligatures w14:val="none"/>
-              </w:rPr>
-            </w:pPr>
-          </w:p>
-        </w:tc>
-      </w:tr>
-      <w:tr>
-        <w:tc>
-          <w:tcPr>
-            <w:tcW w:w="2265" w:type="dxa"/>
+            <w:tcW w:w="7046" w:type="dxa"/>
+            <w:gridSpan w:val="7"/>
+          </w:tcPr>
+          <w:p>
+            <w:pPr>
+              <w:spacing w:before="100" w:beforeAutospacing="1" w:after="100" w:afterAutospacing="1"/>
+            </w:pPr>
+            <w:r>
+              <w:rPr>
+                <w:rFonts w:ascii="Times New Roman" w:eastAsia="Times New Roman" w:hAnsi="Times New Roman" w:cs="Times New Roman"/>
+                <w:i/>
+                <w:iCs/>
+                <w:lang w:eastAsia="en-GB"/>
+              </w:rPr>
+              <w:t>Changes the system theme into dark mode</w:t>
+            </w:r>
+            <w:r>
+              <w:rPr>
+                <w:rFonts w:ascii="Times New Roman" w:eastAsia="Times New Roman" w:hAnsi="Times New Roman" w:cs="Times New Roman"/>
+                <w:i/>
+                <w:iCs/>
+                <w:lang w:eastAsia="en-GB"/>
+              </w:rPr>
+              <w:t>.</w:t>
+            </w:r>
+          </w:p>
+        </w:tc>
+      </w:tr>
+      <w:tr>
+        <w:tc>
+          <w:tcPr>
+            <w:tcW w:w="2117" w:type="dxa"/>
           </w:tcPr>
           <w:p>
             <w:pPr>
@@ -6503,28 +7606,39 @@
         </w:tc>
         <w:tc>
           <w:tcPr>
-            <w:tcW w:w="6898" w:type="dxa"/>
-            <w:gridSpan w:val="5"/>
-          </w:tcPr>
-          <w:p>
-            <w:pPr>
-              <w:spacing w:before="100" w:beforeAutospacing="1" w:after="100" w:afterAutospacing="1"/>
-              <w:rPr>
-                <w:rFonts w:ascii="Times New Roman" w:eastAsia="Times New Roman" w:hAnsi="Times New Roman" w:cs="Times New Roman"/>
-                <w:i/>
-                <w:iCs/>
-                <w:kern w:val="0"/>
-                <w:lang w:eastAsia="en-GB"/>
-                <w14:ligatures w14:val="none"/>
-              </w:rPr>
-            </w:pPr>
-          </w:p>
-        </w:tc>
-      </w:tr>
-      <w:tr>
-        <w:tc>
-          <w:tcPr>
-            <w:tcW w:w="2265" w:type="dxa"/>
+            <w:tcW w:w="7046" w:type="dxa"/>
+            <w:gridSpan w:val="7"/>
+          </w:tcPr>
+          <w:p>
+            <w:pPr>
+              <w:spacing w:before="100" w:beforeAutospacing="1" w:after="100" w:afterAutospacing="1"/>
+              <w:rPr>
+                <w:rFonts w:ascii="Times New Roman" w:eastAsia="Times New Roman" w:hAnsi="Times New Roman" w:cs="Times New Roman"/>
+                <w:i/>
+                <w:iCs/>
+                <w:kern w:val="0"/>
+                <w:lang w:eastAsia="en-GB"/>
+                <w14:ligatures w14:val="none"/>
+              </w:rPr>
+            </w:pPr>
+            <w:r>
+              <w:rPr>
+                <w:rFonts w:ascii="Times New Roman" w:eastAsia="Times New Roman" w:hAnsi="Times New Roman" w:cs="Times New Roman"/>
+                <w:i/>
+                <w:iCs/>
+                <w:kern w:val="0"/>
+                <w:lang w:eastAsia="en-GB"/>
+                <w14:ligatures w14:val="none"/>
+              </w:rPr>
+              <w:t>Test changing to dark mode, test changing back to light mode</w:t>
+            </w:r>
+          </w:p>
+        </w:tc>
+      </w:tr>
+      <w:tr>
+        <w:tc>
+          <w:tcPr>
+            <w:tcW w:w="2117" w:type="dxa"/>
             <w:tcBorders>
               <w:bottom w:val="single" w:sz="4" w:space="0" w:color="auto"/>
             </w:tcBorders>
@@ -6552,8 +7666,8 @@
         </w:tc>
         <w:tc>
           <w:tcPr>
-            <w:tcW w:w="6898" w:type="dxa"/>
-            <w:gridSpan w:val="5"/>
+            <w:tcW w:w="7046" w:type="dxa"/>
+            <w:gridSpan w:val="7"/>
             <w:tcBorders>
               <w:bottom w:val="single" w:sz="4" w:space="0" w:color="auto"/>
             </w:tcBorders>
@@ -6576,7 +7690,7 @@
       <w:tr>
         <w:tc>
           <w:tcPr>
-            <w:tcW w:w="2265" w:type="dxa"/>
+            <w:tcW w:w="2117" w:type="dxa"/>
           </w:tcPr>
           <w:p>
             <w:pPr>
@@ -6601,8 +7715,8 @@
         </w:tc>
         <w:tc>
           <w:tcPr>
-            <w:tcW w:w="6898" w:type="dxa"/>
-            <w:gridSpan w:val="5"/>
+            <w:tcW w:w="7046" w:type="dxa"/>
+            <w:gridSpan w:val="7"/>
           </w:tcPr>
           <w:p>
             <w:pPr>
@@ -6634,7 +7748,7 @@
         <w:tc>
           <w:tcPr>
             <w:tcW w:w="9163" w:type="dxa"/>
-            <w:gridSpan w:val="6"/>
+            <w:gridSpan w:val="8"/>
           </w:tcPr>
           <w:p>
             <w:pPr>
@@ -6664,19 +7778,17 @@
                 <w:rFonts w:ascii="Times New Roman" w:eastAsia="Times New Roman" w:hAnsi="Times New Roman" w:cs="Times New Roman"/>
                 <w:b/>
                 <w:bCs/>
-                <w:kern w:val="0"/>
                 <w:lang w:val="en-US" w:eastAsia="en-GB"/>
-                <w14:ligatures w14:val="none"/>
-              </w:rPr>
-              <w:t>6</w:t>
-            </w:r>
-          </w:p>
-        </w:tc>
-      </w:tr>
-      <w:tr>
-        <w:tc>
-          <w:tcPr>
-            <w:tcW w:w="2265" w:type="dxa"/>
+              </w:rPr>
+              <w:t>7</w:t>
+            </w:r>
+          </w:p>
+        </w:tc>
+      </w:tr>
+      <w:tr>
+        <w:tc>
+          <w:tcPr>
+            <w:tcW w:w="2117" w:type="dxa"/>
             <w:tcBorders>
               <w:top w:val="single" w:sz="4" w:space="0" w:color="auto"/>
             </w:tcBorders>
@@ -6698,14 +7810,15 @@
                 <w:lang w:val="en-US" w:eastAsia="en-GB"/>
                 <w14:ligatures w14:val="none"/>
               </w:rPr>
+              <w:lastRenderedPageBreak/>
               <w:t>Name</w:t>
             </w:r>
           </w:p>
         </w:tc>
         <w:tc>
           <w:tcPr>
-            <w:tcW w:w="6898" w:type="dxa"/>
-            <w:gridSpan w:val="5"/>
+            <w:tcW w:w="7046" w:type="dxa"/>
+            <w:gridSpan w:val="7"/>
             <w:tcBorders>
               <w:top w:val="single" w:sz="4" w:space="0" w:color="auto"/>
             </w:tcBorders>
@@ -6750,7 +7863,7 @@
       <w:tr>
         <w:tc>
           <w:tcPr>
-            <w:tcW w:w="2265" w:type="dxa"/>
+            <w:tcW w:w="2117" w:type="dxa"/>
           </w:tcPr>
           <w:p>
             <w:pPr>
@@ -6775,8 +7888,8 @@
         </w:tc>
         <w:tc>
           <w:tcPr>
-            <w:tcW w:w="6898" w:type="dxa"/>
-            <w:gridSpan w:val="5"/>
+            <w:tcW w:w="7046" w:type="dxa"/>
+            <w:gridSpan w:val="7"/>
           </w:tcPr>
           <w:p>
             <w:pPr>
@@ -6833,13 +7946,22 @@
               </w:rPr>
               <w:t>conversion to see if there are steps that I might have missed</w:t>
             </w:r>
-          </w:p>
-        </w:tc>
-      </w:tr>
-      <w:tr>
-        <w:tc>
-          <w:tcPr>
-            <w:tcW w:w="2265" w:type="dxa"/>
+            <w:r>
+              <w:rPr>
+                <w:rFonts w:ascii="Times New Roman" w:eastAsia="Times New Roman" w:hAnsi="Times New Roman" w:cs="Times New Roman"/>
+                <w:i/>
+                <w:iCs/>
+                <w:lang w:eastAsia="en-GB"/>
+              </w:rPr>
+              <w:t>.</w:t>
+            </w:r>
+          </w:p>
+        </w:tc>
+      </w:tr>
+      <w:tr>
+        <w:tc>
+          <w:tcPr>
+            <w:tcW w:w="2117" w:type="dxa"/>
           </w:tcPr>
           <w:p>
             <w:pPr>
@@ -6864,8 +7986,8 @@
         </w:tc>
         <w:tc>
           <w:tcPr>
-            <w:tcW w:w="6898" w:type="dxa"/>
-            <w:gridSpan w:val="5"/>
+            <w:tcW w:w="7046" w:type="dxa"/>
+            <w:gridSpan w:val="7"/>
           </w:tcPr>
           <w:p>
             <w:pPr>
@@ -6896,7 +8018,7 @@
       <w:tr>
         <w:tc>
           <w:tcPr>
-            <w:tcW w:w="2265" w:type="dxa"/>
+            <w:tcW w:w="2117" w:type="dxa"/>
           </w:tcPr>
           <w:p>
             <w:pPr>
@@ -6921,8 +8043,8 @@
         </w:tc>
         <w:tc>
           <w:tcPr>
-            <w:tcW w:w="6898" w:type="dxa"/>
-            <w:gridSpan w:val="5"/>
+            <w:tcW w:w="7046" w:type="dxa"/>
+            <w:gridSpan w:val="7"/>
           </w:tcPr>
           <w:p>
             <w:pPr>
@@ -6975,7 +8097,7 @@
       <w:tr>
         <w:tc>
           <w:tcPr>
-            <w:tcW w:w="2265" w:type="dxa"/>
+            <w:tcW w:w="2117" w:type="dxa"/>
           </w:tcPr>
           <w:p>
             <w:pPr>
@@ -7000,31 +8122,42 @@
         </w:tc>
         <w:tc>
           <w:tcPr>
-            <w:tcW w:w="6898" w:type="dxa"/>
-            <w:gridSpan w:val="5"/>
-          </w:tcPr>
-          <w:p>
-            <w:pPr>
-              <w:spacing w:before="100" w:beforeAutospacing="1" w:after="100" w:afterAutospacing="1"/>
-              <w:rPr>
-                <w:rFonts w:ascii="Times New Roman" w:eastAsia="Times New Roman" w:hAnsi="Times New Roman" w:cs="Times New Roman"/>
-                <w:i/>
-                <w:iCs/>
-                <w:kern w:val="0"/>
-                <w:lang w:eastAsia="en-GB"/>
-                <w14:ligatures w14:val="none"/>
-              </w:rPr>
-            </w:pPr>
-            <w:r>
-              <w:rPr>
-                <w:rFonts w:ascii="Times New Roman" w:eastAsia="Times New Roman" w:hAnsi="Times New Roman" w:cs="Times New Roman"/>
-                <w:i/>
-                <w:iCs/>
-                <w:kern w:val="0"/>
-                <w:lang w:eastAsia="en-GB"/>
-                <w14:ligatures w14:val="none"/>
-              </w:rPr>
-              <w:t>1/7 week</w:t>
+            <w:tcW w:w="7046" w:type="dxa"/>
+            <w:gridSpan w:val="7"/>
+          </w:tcPr>
+          <w:p>
+            <w:pPr>
+              <w:spacing w:before="100" w:beforeAutospacing="1" w:after="100" w:afterAutospacing="1"/>
+              <w:rPr>
+                <w:rFonts w:ascii="Times New Roman" w:eastAsia="Times New Roman" w:hAnsi="Times New Roman" w:cs="Times New Roman"/>
+                <w:i/>
+                <w:iCs/>
+                <w:kern w:val="0"/>
+                <w:lang w:eastAsia="en-GB"/>
+                <w14:ligatures w14:val="none"/>
+              </w:rPr>
+            </w:pPr>
+            <w:r>
+              <w:rPr>
+                <w:rFonts w:ascii="Times New Roman" w:eastAsia="Times New Roman" w:hAnsi="Times New Roman" w:cs="Times New Roman"/>
+                <w:i/>
+                <w:iCs/>
+                <w:kern w:val="0"/>
+                <w:lang w:eastAsia="en-GB"/>
+                <w14:ligatures w14:val="none"/>
+              </w:rPr>
+              <w:t>1</w:t>
+            </w:r>
+            <w:r>
+              <w:rPr>
+                <w:rFonts w:ascii="Times New Roman" w:eastAsia="Times New Roman" w:hAnsi="Times New Roman" w:cs="Times New Roman"/>
+                <w:i/>
+                <w:iCs/>
+                <w:kern w:val="0"/>
+                <w:lang w:eastAsia="en-GB"/>
+                <w14:ligatures w14:val="none"/>
+              </w:rPr>
+              <w:t xml:space="preserve"> day</w:t>
             </w:r>
           </w:p>
         </w:tc>
@@ -7033,7 +8166,7 @@
         <w:tc>
           <w:tcPr>
             <w:tcW w:w="9163" w:type="dxa"/>
-            <w:gridSpan w:val="6"/>
+            <w:gridSpan w:val="8"/>
           </w:tcPr>
           <w:p>
             <w:pPr>
@@ -7064,7 +8197,7 @@
       <w:tr>
         <w:tc>
           <w:tcPr>
-            <w:tcW w:w="2265" w:type="dxa"/>
+            <w:tcW w:w="2117" w:type="dxa"/>
           </w:tcPr>
           <w:p>
             <w:pPr>
@@ -7089,28 +8222,88 @@
         </w:tc>
         <w:tc>
           <w:tcPr>
-            <w:tcW w:w="6898" w:type="dxa"/>
-            <w:gridSpan w:val="5"/>
-          </w:tcPr>
-          <w:p>
-            <w:pPr>
-              <w:spacing w:before="100" w:beforeAutospacing="1" w:after="100" w:afterAutospacing="1"/>
-              <w:rPr>
-                <w:rFonts w:ascii="Times New Roman" w:eastAsia="Times New Roman" w:hAnsi="Times New Roman" w:cs="Times New Roman"/>
-                <w:i/>
-                <w:iCs/>
-                <w:kern w:val="0"/>
-                <w:lang w:eastAsia="en-GB"/>
-                <w14:ligatures w14:val="none"/>
-              </w:rPr>
-            </w:pPr>
-          </w:p>
-        </w:tc>
-      </w:tr>
-      <w:tr>
-        <w:tc>
-          <w:tcPr>
-            <w:tcW w:w="2265" w:type="dxa"/>
+            <w:tcW w:w="7046" w:type="dxa"/>
+            <w:gridSpan w:val="7"/>
+          </w:tcPr>
+          <w:p>
+            <w:pPr>
+              <w:spacing w:before="100" w:beforeAutospacing="1" w:after="100" w:afterAutospacing="1"/>
+              <w:rPr>
+                <w:rFonts w:ascii="Times New Roman" w:eastAsia="Times New Roman" w:hAnsi="Times New Roman" w:cs="Times New Roman"/>
+                <w:i/>
+                <w:lang w:eastAsia="en-GB"/>
+              </w:rPr>
+            </w:pPr>
+            <w:r>
+              <w:rPr>
+                <w:rFonts w:ascii="Times New Roman" w:eastAsia="Times New Roman" w:hAnsi="Times New Roman" w:cs="Times New Roman"/>
+                <w:i/>
+                <w:iCs/>
+                <w:lang w:eastAsia="en-GB"/>
+              </w:rPr>
+              <w:t xml:space="preserve">Displays </w:t>
+            </w:r>
+            <w:r>
+              <w:rPr>
+                <w:rFonts w:ascii="Times New Roman" w:eastAsia="Times New Roman" w:hAnsi="Times New Roman" w:cs="Times New Roman"/>
+                <w:i/>
+                <w:iCs/>
+                <w:lang w:eastAsia="en-GB"/>
+              </w:rPr>
+              <w:t xml:space="preserve">the CNF </w:t>
+            </w:r>
+            <w:r>
+              <w:rPr>
+                <w:rFonts w:ascii="Times New Roman" w:eastAsia="Times New Roman" w:hAnsi="Times New Roman" w:cs="Times New Roman"/>
+                <w:i/>
+                <w:iCs/>
+                <w:lang w:eastAsia="en-GB"/>
+              </w:rPr>
+              <w:t>conver</w:t>
+            </w:r>
+            <w:r>
+              <w:rPr>
+                <w:rFonts w:ascii="Times New Roman" w:eastAsia="Times New Roman" w:hAnsi="Times New Roman" w:cs="Times New Roman"/>
+                <w:i/>
+                <w:iCs/>
+                <w:lang w:eastAsia="en-GB"/>
+              </w:rPr>
+              <w:t>ted</w:t>
+            </w:r>
+            <w:r>
+              <w:rPr>
+                <w:rFonts w:ascii="Times New Roman" w:eastAsia="Times New Roman" w:hAnsi="Times New Roman" w:cs="Times New Roman"/>
+                <w:i/>
+                <w:iCs/>
+                <w:lang w:eastAsia="en-GB"/>
+              </w:rPr>
+              <w:t xml:space="preserve"> </w:t>
+            </w:r>
+            <w:r>
+              <w:rPr>
+                <w:rFonts w:ascii="Times New Roman" w:eastAsia="Times New Roman" w:hAnsi="Times New Roman" w:cs="Times New Roman"/>
+                <w:i/>
+                <w:iCs/>
+                <w:lang w:eastAsia="en-GB"/>
+              </w:rPr>
+              <w:t>formulas</w:t>
+            </w:r>
+            <w:r>
+              <w:rPr>
+                <w:rFonts w:ascii="Times New Roman" w:eastAsia="Times New Roman" w:hAnsi="Times New Roman" w:cs="Times New Roman"/>
+                <w:i/>
+                <w:iCs/>
+                <w:lang w:eastAsia="en-GB"/>
+              </w:rPr>
+              <w:t>.</w:t>
+            </w:r>
+          </w:p>
+        </w:tc>
+      </w:tr>
+      <w:tr>
+        <w:tc>
+          <w:tcPr>
+            <w:tcW w:w="2117" w:type="dxa"/>
           </w:tcPr>
           <w:p>
             <w:pPr>
@@ -7135,28 +8328,50 @@
         </w:tc>
         <w:tc>
           <w:tcPr>
-            <w:tcW w:w="6898" w:type="dxa"/>
-            <w:gridSpan w:val="5"/>
-          </w:tcPr>
-          <w:p>
-            <w:pPr>
-              <w:spacing w:before="100" w:beforeAutospacing="1" w:after="100" w:afterAutospacing="1"/>
-              <w:rPr>
-                <w:rFonts w:ascii="Times New Roman" w:eastAsia="Times New Roman" w:hAnsi="Times New Roman" w:cs="Times New Roman"/>
-                <w:i/>
-                <w:iCs/>
-                <w:kern w:val="0"/>
-                <w:lang w:eastAsia="en-GB"/>
-                <w14:ligatures w14:val="none"/>
-              </w:rPr>
-            </w:pPr>
-          </w:p>
-        </w:tc>
-      </w:tr>
-      <w:tr>
-        <w:tc>
-          <w:tcPr>
-            <w:tcW w:w="2265" w:type="dxa"/>
+            <w:tcW w:w="7046" w:type="dxa"/>
+            <w:gridSpan w:val="7"/>
+          </w:tcPr>
+          <w:p>
+            <w:pPr>
+              <w:spacing w:before="100" w:beforeAutospacing="1" w:after="100" w:afterAutospacing="1"/>
+              <w:rPr>
+                <w:rFonts w:ascii="Times New Roman" w:eastAsia="Times New Roman" w:hAnsi="Times New Roman" w:cs="Times New Roman"/>
+                <w:i/>
+                <w:iCs/>
+                <w:kern w:val="0"/>
+                <w:lang w:eastAsia="en-GB"/>
+                <w14:ligatures w14:val="none"/>
+              </w:rPr>
+            </w:pPr>
+            <w:r>
+              <w:rPr>
+                <w:rFonts w:ascii="Times New Roman" w:eastAsia="Times New Roman" w:hAnsi="Times New Roman" w:cs="Times New Roman"/>
+                <w:i/>
+                <w:iCs/>
+                <w:kern w:val="0"/>
+                <w:lang w:eastAsia="en-GB"/>
+                <w14:ligatures w14:val="none"/>
+              </w:rPr>
+              <w:t>Test correctness of rules applied, test correctness of rules order</w:t>
+            </w:r>
+            <w:r>
+              <w:rPr>
+                <w:rFonts w:ascii="Times New Roman" w:eastAsia="Times New Roman" w:hAnsi="Times New Roman" w:cs="Times New Roman"/>
+                <w:i/>
+                <w:iCs/>
+                <w:kern w:val="0"/>
+                <w:lang w:eastAsia="en-GB"/>
+                <w14:ligatures w14:val="none"/>
+              </w:rPr>
+              <w:t xml:space="preserve">, </w:t>
+            </w:r>
+          </w:p>
+        </w:tc>
+      </w:tr>
+      <w:tr>
+        <w:tc>
+          <w:tcPr>
+            <w:tcW w:w="2117" w:type="dxa"/>
             <w:tcBorders>
               <w:bottom w:val="single" w:sz="4" w:space="0" w:color="auto"/>
             </w:tcBorders>
@@ -7184,8 +8399,8 @@
         </w:tc>
         <w:tc>
           <w:tcPr>
-            <w:tcW w:w="6898" w:type="dxa"/>
-            <w:gridSpan w:val="5"/>
+            <w:tcW w:w="7046" w:type="dxa"/>
+            <w:gridSpan w:val="7"/>
             <w:tcBorders>
               <w:bottom w:val="single" w:sz="4" w:space="0" w:color="auto"/>
             </w:tcBorders>
@@ -7208,7 +8423,7 @@
       <w:tr>
         <w:tc>
           <w:tcPr>
-            <w:tcW w:w="2265" w:type="dxa"/>
+            <w:tcW w:w="2117" w:type="dxa"/>
           </w:tcPr>
           <w:p>
             <w:pPr>
@@ -7233,275 +8448,1424 @@
         </w:tc>
         <w:tc>
           <w:tcPr>
-            <w:tcW w:w="6898" w:type="dxa"/>
-            <w:gridSpan w:val="5"/>
-          </w:tcPr>
-          <w:p>
-            <w:pPr>
-              <w:spacing w:before="100" w:beforeAutospacing="1" w:after="100" w:afterAutospacing="1"/>
-              <w:rPr>
-                <w:rFonts w:ascii="Times New Roman" w:eastAsia="Times New Roman" w:hAnsi="Times New Roman" w:cs="Times New Roman"/>
-                <w:i/>
-                <w:iCs/>
-                <w:kern w:val="0"/>
-                <w:lang w:eastAsia="en-GB"/>
-                <w14:ligatures w14:val="none"/>
-              </w:rPr>
-            </w:pPr>
-            <w:r>
-              <w:rPr>
-                <w:rFonts w:ascii="Times New Roman" w:eastAsia="Times New Roman" w:hAnsi="Times New Roman" w:cs="Times New Roman"/>
-                <w:i/>
-                <w:iCs/>
-                <w:kern w:val="0"/>
-                <w:lang w:eastAsia="en-GB"/>
-                <w14:ligatures w14:val="none"/>
-              </w:rPr>
-              <w:t>signature</w:t>
-            </w:r>
-          </w:p>
-        </w:tc>
-      </w:tr>
-      <w:tr>
-        <w:tc>
-          <w:tcPr>
-            <w:tcW w:w="9163" w:type="dxa"/>
-            <w:gridSpan w:val="6"/>
-          </w:tcPr>
-          <w:p>
-            <w:pPr>
-              <w:spacing w:before="100" w:beforeAutospacing="1" w:after="100" w:afterAutospacing="1"/>
-              <w:rPr>
-                <w:rFonts w:ascii="Times New Roman" w:eastAsia="Times New Roman" w:hAnsi="Times New Roman" w:cs="Times New Roman"/>
-                <w:i/>
-                <w:iCs/>
-                <w:kern w:val="0"/>
-                <w:lang w:eastAsia="en-GB"/>
-                <w14:ligatures w14:val="none"/>
-              </w:rPr>
-            </w:pPr>
-            <w:r>
-              <w:rPr>
-                <w:rFonts w:ascii="Times New Roman" w:eastAsia="Times New Roman" w:hAnsi="Times New Roman" w:cs="Times New Roman"/>
-                <w:i/>
-                <w:iCs/>
-                <w:kern w:val="0"/>
-                <w:lang w:eastAsia="en-GB"/>
-                <w14:ligatures w14:val="none"/>
-              </w:rPr>
-              <w:t>Add more backlog items as needed.</w:t>
-            </w:r>
-            <w:r>
-              <w:rPr>
-                <w:rFonts w:ascii="Times New Roman" w:eastAsia="Times New Roman" w:hAnsi="Times New Roman" w:cs="Times New Roman"/>
-                <w:i/>
-                <w:iCs/>
-                <w:kern w:val="0"/>
-                <w:lang w:eastAsia="en-GB"/>
-                <w14:ligatures w14:val="none"/>
-              </w:rPr>
-              <w:br/>
-              <w:t xml:space="preserve">A backlog item must always be completable in a single sprint. </w:t>
-            </w:r>
-            <w:r>
-              <w:rPr>
-                <w:rFonts w:ascii="Times New Roman" w:eastAsia="Times New Roman" w:hAnsi="Times New Roman" w:cs="Times New Roman"/>
-                <w:i/>
-                <w:iCs/>
-                <w:kern w:val="0"/>
-                <w:lang w:eastAsia="en-GB"/>
-                <w14:ligatures w14:val="none"/>
-              </w:rPr>
-              <w:br/>
-            </w:r>
-            <w:r>
-              <w:rPr>
-                <w:rFonts w:ascii="Times New Roman" w:eastAsia="Times New Roman" w:hAnsi="Times New Roman" w:cs="Times New Roman"/>
-                <w:i/>
-                <w:iCs/>
-                <w:kern w:val="0"/>
-                <w:lang w:eastAsia="en-GB"/>
-                <w14:ligatures w14:val="none"/>
-              </w:rPr>
-              <w:lastRenderedPageBreak/>
-              <w:t>Remember: these are all backlog items for the entire project.</w:t>
-            </w:r>
-            <w:r>
-              <w:rPr>
-                <w:rFonts w:ascii="Times New Roman" w:eastAsia="Times New Roman" w:hAnsi="Times New Roman" w:cs="Times New Roman"/>
-                <w:i/>
-                <w:iCs/>
-                <w:kern w:val="0"/>
-                <w:lang w:eastAsia="en-GB"/>
-                <w14:ligatures w14:val="none"/>
-              </w:rPr>
-              <w:br/>
-              <w:t>During the project new items may be added or removed as needed, but only in consultation with the client!</w:t>
-            </w:r>
-          </w:p>
-          <w:p>
-            <w:pPr>
-              <w:spacing w:before="100" w:beforeAutospacing="1" w:after="100" w:afterAutospacing="1"/>
-              <w:rPr>
-                <w:rFonts w:ascii="Times New Roman" w:eastAsia="Times New Roman" w:hAnsi="Times New Roman" w:cs="Times New Roman"/>
-                <w:i/>
-                <w:iCs/>
-                <w:kern w:val="0"/>
-                <w:lang w:eastAsia="en-GB"/>
-                <w14:ligatures w14:val="none"/>
-              </w:rPr>
-            </w:pPr>
-          </w:p>
-        </w:tc>
-      </w:tr>
-      <w:tr>
-        <w:tc>
-          <w:tcPr>
-            <w:tcW w:w="9163" w:type="dxa"/>
-            <w:gridSpan w:val="6"/>
-          </w:tcPr>
-          <w:p>
-            <w:pPr>
-              <w:spacing w:before="100" w:beforeAutospacing="1" w:after="100" w:afterAutospacing="1"/>
+            <w:tcW w:w="7046" w:type="dxa"/>
+            <w:gridSpan w:val="7"/>
+          </w:tcPr>
+          <w:p>
+            <w:pPr>
+              <w:spacing w:before="100" w:beforeAutospacing="1" w:after="100" w:afterAutospacing="1"/>
+            </w:pPr>
+            <w:r>
+              <w:rPr>
+                <w:rFonts w:ascii="Times New Roman" w:eastAsia="Times New Roman" w:hAnsi="Times New Roman" w:cs="Times New Roman"/>
+                <w:i/>
+                <w:iCs/>
+                <w:kern w:val="0"/>
+                <w:lang w:eastAsia="en-GB"/>
+                <w14:ligatures w14:val="none"/>
+              </w:rPr>
+              <w:t>S</w:t>
+            </w:r>
+            <w:r>
+              <w:rPr>
+                <w:rFonts w:ascii="Times New Roman" w:eastAsia="Times New Roman" w:hAnsi="Times New Roman" w:cs="Times New Roman"/>
+                <w:i/>
+                <w:iCs/>
+                <w:lang w:eastAsia="en-GB"/>
+              </w:rPr>
+              <w:t>ignature</w:t>
+            </w:r>
+          </w:p>
+        </w:tc>
+      </w:tr>
+      <w:tr>
+        <w:trPr>
+          <w:trHeight w:val="300"/>
+        </w:trPr>
+        <w:tc>
+          <w:tcPr>
+            <w:tcW w:w="2117" w:type="dxa"/>
+          </w:tcPr>
+          <w:p>
+            <w:pPr>
+              <w:rPr>
+                <w:rFonts w:ascii="Times New Roman" w:eastAsia="Times New Roman" w:hAnsi="Times New Roman" w:cs="Times New Roman"/>
+                <w:b/>
+                <w:lang w:eastAsia="en-GB"/>
+              </w:rPr>
+            </w:pPr>
+            <w:r>
+              <w:rPr>
+                <w:rFonts w:ascii="Times New Roman" w:eastAsia="Times New Roman" w:hAnsi="Times New Roman" w:cs="Times New Roman"/>
+                <w:b/>
+                <w:lang w:eastAsia="en-GB"/>
+              </w:rPr>
+              <w:t xml:space="preserve">Backlog item </w:t>
+            </w:r>
+            <w:r>
               <w:rPr>
                 <w:rFonts w:ascii="Times New Roman" w:eastAsia="Times New Roman" w:hAnsi="Times New Roman" w:cs="Times New Roman"/>
                 <w:b/>
                 <w:bCs/>
-                <w:kern w:val="0"/>
-                <w:lang w:eastAsia="en-GB"/>
-                <w14:ligatures w14:val="none"/>
-              </w:rPr>
-            </w:pPr>
+                <w:lang w:eastAsia="en-GB"/>
+              </w:rPr>
+              <w:t xml:space="preserve">       </w:t>
+            </w:r>
             <w:r>
               <w:rPr>
                 <w:rFonts w:ascii="Times New Roman" w:eastAsia="Times New Roman" w:hAnsi="Times New Roman" w:cs="Times New Roman"/>
                 <w:b/>
                 <w:bCs/>
-                <w:kern w:val="0"/>
-                <w:lang w:eastAsia="en-GB"/>
-                <w14:ligatures w14:val="none"/>
-              </w:rPr>
-              <w:t>GenAI declaration</w:t>
-            </w:r>
-          </w:p>
-        </w:tc>
-      </w:tr>
-      <w:tr>
-        <w:tc>
-          <w:tcPr>
-            <w:tcW w:w="2265" w:type="dxa"/>
-          </w:tcPr>
-          <w:p>
-            <w:pPr>
-              <w:spacing w:before="100" w:beforeAutospacing="1" w:after="100" w:afterAutospacing="1"/>
-              <w:rPr>
-                <w:rFonts w:ascii="Times New Roman" w:eastAsia="Times New Roman" w:hAnsi="Times New Roman" w:cs="Times New Roman"/>
-                <w:kern w:val="0"/>
-                <w:lang w:eastAsia="en-GB"/>
-                <w14:ligatures w14:val="none"/>
-              </w:rPr>
-            </w:pPr>
-            <w:r>
-              <w:rPr>
-                <w:rFonts w:ascii="Times New Roman" w:eastAsia="Times New Roman" w:hAnsi="Times New Roman" w:cs="Times New Roman"/>
-                <w:kern w:val="0"/>
-                <w:lang w:eastAsia="en-GB"/>
-                <w14:ligatures w14:val="none"/>
-              </w:rPr>
-              <w:t>Did you use GenAI</w:t>
-            </w:r>
-          </w:p>
-        </w:tc>
-        <w:tc>
-          <w:tcPr>
-            <w:tcW w:w="6898" w:type="dxa"/>
-            <w:gridSpan w:val="5"/>
-          </w:tcPr>
-          <w:p>
-            <w:pPr>
-              <w:spacing w:before="100" w:beforeAutospacing="1" w:after="100" w:afterAutospacing="1"/>
-              <w:rPr>
-                <w:rFonts w:ascii="Times New Roman" w:eastAsia="Times New Roman" w:hAnsi="Times New Roman" w:cs="Times New Roman"/>
-                <w:i/>
-                <w:iCs/>
-                <w:kern w:val="0"/>
-                <w:lang w:eastAsia="en-GB"/>
-                <w14:ligatures w14:val="none"/>
-              </w:rPr>
-            </w:pPr>
-            <w:r>
-              <w:rPr>
-                <w:rFonts w:ascii="Times New Roman" w:eastAsia="Times New Roman" w:hAnsi="Times New Roman" w:cs="Times New Roman"/>
-                <w:i/>
-                <w:iCs/>
-                <w:kern w:val="0"/>
-                <w:lang w:eastAsia="en-GB"/>
-                <w14:ligatures w14:val="none"/>
-              </w:rPr>
-              <w:t>No</w:t>
-            </w:r>
-          </w:p>
-        </w:tc>
-      </w:tr>
-      <w:tr>
-        <w:tc>
-          <w:tcPr>
-            <w:tcW w:w="2265" w:type="dxa"/>
-          </w:tcPr>
-          <w:p>
-            <w:pPr>
-              <w:spacing w:before="100" w:beforeAutospacing="1" w:after="100" w:afterAutospacing="1"/>
-              <w:rPr>
-                <w:rFonts w:ascii="Times New Roman" w:eastAsia="Times New Roman" w:hAnsi="Times New Roman" w:cs="Times New Roman"/>
-                <w:kern w:val="0"/>
-                <w:lang w:eastAsia="en-GB"/>
-                <w14:ligatures w14:val="none"/>
-              </w:rPr>
-            </w:pPr>
-            <w:r>
-              <w:rPr>
-                <w:rFonts w:ascii="Times New Roman" w:eastAsia="Times New Roman" w:hAnsi="Times New Roman" w:cs="Times New Roman"/>
-                <w:kern w:val="0"/>
-                <w:lang w:eastAsia="en-GB"/>
-                <w14:ligatures w14:val="none"/>
-              </w:rPr>
-              <w:t>Describe use</w:t>
-            </w:r>
-          </w:p>
-        </w:tc>
-        <w:tc>
-          <w:tcPr>
-            <w:tcW w:w="6898" w:type="dxa"/>
-            <w:gridSpan w:val="5"/>
-          </w:tcPr>
-          <w:p>
-            <w:pPr>
-              <w:spacing w:before="100" w:beforeAutospacing="1" w:after="100" w:afterAutospacing="1"/>
-              <w:rPr>
-                <w:rFonts w:ascii="Times New Roman" w:eastAsia="Times New Roman" w:hAnsi="Times New Roman" w:cs="Times New Roman"/>
-                <w:i/>
-                <w:iCs/>
-                <w:kern w:val="0"/>
-                <w:lang w:eastAsia="en-GB"/>
-                <w14:ligatures w14:val="none"/>
-              </w:rPr>
-            </w:pPr>
-            <w:r>
-              <w:rPr>
-                <w:rFonts w:ascii="Times New Roman" w:eastAsia="Times New Roman" w:hAnsi="Times New Roman" w:cs="Times New Roman"/>
-                <w:i/>
-                <w:iCs/>
-                <w:kern w:val="0"/>
-                <w:lang w:eastAsia="en-GB"/>
-                <w14:ligatures w14:val="none"/>
-              </w:rPr>
-              <w:t xml:space="preserve">Describe the nature and extent of GenAI use and the specific model used. You are allowed to use GenAI, but you </w:t>
+                <w:lang w:eastAsia="en-GB"/>
+              </w:rPr>
+              <w:t>8</w:t>
+            </w:r>
+          </w:p>
+        </w:tc>
+        <w:tc>
+          <w:tcPr>
+            <w:tcW w:w="7046" w:type="dxa"/>
+            <w:gridSpan w:val="7"/>
+          </w:tcPr>
+          <w:p>
+            <w:pPr>
+              <w:rPr>
+                <w:rFonts w:ascii="Times New Roman" w:eastAsia="Times New Roman" w:hAnsi="Times New Roman" w:cs="Times New Roman"/>
+                <w:i/>
+                <w:iCs/>
+                <w:lang w:eastAsia="en-GB"/>
+              </w:rPr>
+            </w:pPr>
+          </w:p>
+        </w:tc>
+      </w:tr>
+      <w:tr>
+        <w:trPr>
+          <w:trHeight w:val="300"/>
+        </w:trPr>
+        <w:tc>
+          <w:tcPr>
+            <w:tcW w:w="2117" w:type="dxa"/>
+          </w:tcPr>
+          <w:p>
+            <w:r>
+              <w:rPr>
+                <w:rFonts w:ascii="Times New Roman" w:eastAsia="Times New Roman" w:hAnsi="Times New Roman" w:cs="Times New Roman"/>
+                <w:lang w:eastAsia="en-GB"/>
+              </w:rPr>
+              <w:t>Name</w:t>
+            </w:r>
+          </w:p>
+        </w:tc>
+        <w:tc>
+          <w:tcPr>
+            <w:tcW w:w="7046" w:type="dxa"/>
+            <w:gridSpan w:val="7"/>
+          </w:tcPr>
+          <w:p>
+            <w:r>
+              <w:rPr>
+                <w:rFonts w:ascii="Times New Roman" w:eastAsia="Times New Roman" w:hAnsi="Times New Roman" w:cs="Times New Roman"/>
+                <w:i/>
+                <w:iCs/>
+                <w:lang w:eastAsia="en-GB"/>
+              </w:rPr>
+              <w:t>Implement resolution algorithm</w:t>
+            </w:r>
+          </w:p>
+        </w:tc>
+      </w:tr>
+      <w:tr>
+        <w:trPr>
+          <w:trHeight w:val="300"/>
+        </w:trPr>
+        <w:tc>
+          <w:tcPr>
+            <w:tcW w:w="2117" w:type="dxa"/>
+          </w:tcPr>
+          <w:p>
+            <w:r>
+              <w:rPr>
+                <w:rFonts w:ascii="Times New Roman" w:eastAsia="Times New Roman" w:hAnsi="Times New Roman" w:cs="Times New Roman"/>
+                <w:lang w:eastAsia="en-GB"/>
+              </w:rPr>
+              <w:t>Description</w:t>
+            </w:r>
+          </w:p>
+        </w:tc>
+        <w:tc>
+          <w:tcPr>
+            <w:tcW w:w="7046" w:type="dxa"/>
+            <w:gridSpan w:val="7"/>
+          </w:tcPr>
+          <w:p>
+            <w:pPr>
+              <w:rPr>
+                <w:rFonts w:ascii="Times New Roman" w:eastAsia="Times New Roman" w:hAnsi="Times New Roman" w:cs="Times New Roman"/>
+                <w:i/>
+                <w:lang w:eastAsia="en-GB"/>
+              </w:rPr>
+            </w:pPr>
+            <w:r>
+              <w:rPr>
+                <w:rFonts w:ascii="Times New Roman" w:eastAsia="Times New Roman" w:hAnsi="Times New Roman" w:cs="Times New Roman"/>
+                <w:i/>
+                <w:iCs/>
+                <w:lang w:eastAsia="en-GB"/>
+              </w:rPr>
+              <w:t>As a user</w:t>
+            </w:r>
+            <w:r>
+              <w:rPr>
+                <w:rFonts w:ascii="Times New Roman" w:eastAsia="Times New Roman" w:hAnsi="Times New Roman" w:cs="Times New Roman"/>
+                <w:i/>
+                <w:iCs/>
+                <w:lang w:eastAsia="en-GB"/>
+              </w:rPr>
+              <w:t>, I want to</w:t>
+            </w:r>
+            <w:r>
+              <w:rPr>
+                <w:rFonts w:ascii="Times New Roman" w:eastAsia="Times New Roman" w:hAnsi="Times New Roman" w:cs="Times New Roman"/>
+                <w:i/>
+                <w:iCs/>
+                <w:lang w:eastAsia="en-GB"/>
+              </w:rPr>
+              <w:t xml:space="preserve"> know</w:t>
+            </w:r>
+            <w:r>
+              <w:rPr>
+                <w:rFonts w:ascii="Times New Roman" w:eastAsia="Times New Roman" w:hAnsi="Times New Roman" w:cs="Times New Roman"/>
+                <w:i/>
+                <w:iCs/>
+                <w:lang w:eastAsia="en-GB"/>
+              </w:rPr>
+              <w:t xml:space="preserve"> whether my qu</w:t>
+            </w:r>
+            <w:r>
+              <w:rPr>
+                <w:rFonts w:ascii="Times New Roman" w:eastAsia="Times New Roman" w:hAnsi="Times New Roman" w:cs="Times New Roman"/>
+                <w:i/>
+                <w:iCs/>
+                <w:lang w:eastAsia="en-GB"/>
+              </w:rPr>
+              <w:t>ery is satisfiable given the knowledge base.</w:t>
+            </w:r>
+          </w:p>
+        </w:tc>
+      </w:tr>
+      <w:tr>
+        <w:trPr>
+          <w:trHeight w:val="300"/>
+        </w:trPr>
+        <w:tc>
+          <w:tcPr>
+            <w:tcW w:w="2117" w:type="dxa"/>
+          </w:tcPr>
+          <w:p>
+            <w:r>
+              <w:rPr>
+                <w:rFonts w:ascii="Times New Roman" w:eastAsia="Times New Roman" w:hAnsi="Times New Roman" w:cs="Times New Roman"/>
+                <w:lang w:eastAsia="en-GB"/>
+              </w:rPr>
+              <w:t>Priority</w:t>
+            </w:r>
+          </w:p>
+        </w:tc>
+        <w:tc>
+          <w:tcPr>
+            <w:tcW w:w="7046" w:type="dxa"/>
+            <w:gridSpan w:val="7"/>
+          </w:tcPr>
+          <w:p>
+            <w:pPr>
+              <w:rPr>
+                <w:rFonts w:ascii="Times New Roman" w:eastAsia="Times New Roman" w:hAnsi="Times New Roman" w:cs="Times New Roman"/>
+                <w:i/>
+                <w:iCs/>
+                <w:lang w:eastAsia="en-GB"/>
+              </w:rPr>
+            </w:pPr>
+            <w:r>
+              <w:rPr>
+                <w:rFonts w:ascii="Times New Roman" w:eastAsia="Times New Roman" w:hAnsi="Times New Roman" w:cs="Times New Roman"/>
+                <w:i/>
+                <w:iCs/>
+                <w:lang w:eastAsia="en-GB"/>
+              </w:rPr>
+              <w:t>High</w:t>
+            </w:r>
+          </w:p>
+        </w:tc>
+      </w:tr>
+      <w:tr>
+        <w:trPr>
+          <w:trHeight w:val="300"/>
+        </w:trPr>
+        <w:tc>
+          <w:tcPr>
+            <w:tcW w:w="2117" w:type="dxa"/>
+          </w:tcPr>
+          <w:p>
+            <w:r>
+              <w:rPr>
+                <w:rFonts w:ascii="Times New Roman" w:eastAsia="Times New Roman" w:hAnsi="Times New Roman" w:cs="Times New Roman"/>
+                <w:lang w:eastAsia="en-GB"/>
+              </w:rPr>
+              <w:t>Main Developer</w:t>
+            </w:r>
+          </w:p>
+        </w:tc>
+        <w:tc>
+          <w:tcPr>
+            <w:tcW w:w="7046" w:type="dxa"/>
+            <w:gridSpan w:val="7"/>
+          </w:tcPr>
+          <w:p>
+            <w:pPr>
+              <w:rPr>
+                <w:rFonts w:ascii="Times New Roman" w:eastAsia="Times New Roman" w:hAnsi="Times New Roman" w:cs="Times New Roman"/>
+                <w:i/>
+                <w:iCs/>
+                <w:lang w:eastAsia="en-GB"/>
+              </w:rPr>
+            </w:pPr>
+            <w:r>
+              <w:rPr>
+                <w:rFonts w:ascii="Times New Roman" w:eastAsia="Times New Roman" w:hAnsi="Times New Roman" w:cs="Times New Roman"/>
+                <w:i/>
+                <w:iCs/>
+                <w:lang w:eastAsia="en-GB"/>
+              </w:rPr>
+              <w:t>Tracey Letlape</w:t>
+            </w:r>
+          </w:p>
+        </w:tc>
+      </w:tr>
+      <w:tr>
+        <w:trPr>
+          <w:trHeight w:val="300"/>
+        </w:trPr>
+        <w:tc>
+          <w:tcPr>
+            <w:tcW w:w="2117" w:type="dxa"/>
+          </w:tcPr>
+          <w:p>
+            <w:r>
+              <w:rPr>
+                <w:rFonts w:ascii="Times New Roman" w:eastAsia="Times New Roman" w:hAnsi="Times New Roman" w:cs="Times New Roman"/>
+                <w:lang w:eastAsia="en-GB"/>
+              </w:rPr>
+              <w:t xml:space="preserve">Estimated </w:t>
+            </w:r>
+            <w:r>
+              <w:rPr>
+                <w:rFonts w:ascii="Times New Roman" w:eastAsia="Times New Roman" w:hAnsi="Times New Roman" w:cs="Times New Roman"/>
+                <w:lang w:eastAsia="en-GB"/>
+              </w:rPr>
+              <w:t>Time</w:t>
+            </w:r>
+          </w:p>
+        </w:tc>
+        <w:tc>
+          <w:tcPr>
+            <w:tcW w:w="7046" w:type="dxa"/>
+            <w:gridSpan w:val="7"/>
+          </w:tcPr>
+          <w:p>
+            <w:pPr>
+              <w:rPr>
+                <w:rFonts w:ascii="Times New Roman" w:eastAsia="Times New Roman" w:hAnsi="Times New Roman" w:cs="Times New Roman"/>
+                <w:i/>
+                <w:iCs/>
+                <w:lang w:eastAsia="en-GB"/>
+              </w:rPr>
+            </w:pPr>
+            <w:r>
+              <w:rPr>
+                <w:rFonts w:ascii="Times New Roman" w:eastAsia="Times New Roman" w:hAnsi="Times New Roman" w:cs="Times New Roman"/>
+                <w:i/>
+                <w:iCs/>
+                <w:lang w:eastAsia="en-GB"/>
+              </w:rPr>
+              <w:t>2</w:t>
+            </w:r>
+            <w:r>
+              <w:rPr>
+                <w:rFonts w:ascii="Times New Roman" w:eastAsia="Times New Roman" w:hAnsi="Times New Roman" w:cs="Times New Roman"/>
+                <w:i/>
+                <w:iCs/>
+                <w:lang w:eastAsia="en-GB"/>
+              </w:rPr>
+              <w:t xml:space="preserve"> days</w:t>
+            </w:r>
+          </w:p>
+        </w:tc>
+      </w:tr>
+      <w:tr>
+        <w:trPr>
+          <w:trHeight w:val="300"/>
+        </w:trPr>
+        <w:tc>
+          <w:tcPr>
+            <w:tcW w:w="2117" w:type="dxa"/>
+          </w:tcPr>
+          <w:p>
+            <w:pPr>
+              <w:rPr>
+                <w:rFonts w:ascii="Times New Roman" w:eastAsia="Times New Roman" w:hAnsi="Times New Roman" w:cs="Times New Roman"/>
+                <w:b/>
+                <w:lang w:eastAsia="en-GB"/>
+              </w:rPr>
+            </w:pPr>
+            <w:r>
+              <w:rPr>
+                <w:rFonts w:ascii="Times New Roman" w:eastAsia="Times New Roman" w:hAnsi="Times New Roman" w:cs="Times New Roman"/>
+                <w:b/>
+                <w:lang w:eastAsia="en-GB"/>
+              </w:rPr>
+              <w:t>Acceptance Criteria (DoD):</w:t>
+            </w:r>
+          </w:p>
+        </w:tc>
+        <w:tc>
+          <w:tcPr>
+            <w:tcW w:w="7046" w:type="dxa"/>
+            <w:gridSpan w:val="7"/>
+          </w:tcPr>
+          <w:p>
+            <w:pPr>
+              <w:rPr>
+                <w:rFonts w:ascii="Times New Roman" w:eastAsia="Times New Roman" w:hAnsi="Times New Roman" w:cs="Times New Roman"/>
+                <w:i/>
+                <w:iCs/>
+                <w:lang w:eastAsia="en-GB"/>
+              </w:rPr>
+            </w:pPr>
+          </w:p>
+        </w:tc>
+      </w:tr>
+      <w:tr>
+        <w:trPr>
+          <w:trHeight w:val="300"/>
+        </w:trPr>
+        <w:tc>
+          <w:tcPr>
+            <w:tcW w:w="2117" w:type="dxa"/>
+          </w:tcPr>
+          <w:p>
+            <w:r>
+              <w:rPr>
+                <w:rFonts w:ascii="Times New Roman" w:eastAsia="Times New Roman" w:hAnsi="Times New Roman" w:cs="Times New Roman"/>
+                <w:lang w:eastAsia="en-GB"/>
+              </w:rPr>
+              <w:t>Functionality</w:t>
+            </w:r>
+          </w:p>
+        </w:tc>
+        <w:tc>
+          <w:tcPr>
+            <w:tcW w:w="7046" w:type="dxa"/>
+            <w:gridSpan w:val="7"/>
+          </w:tcPr>
+          <w:p>
+            <w:pPr>
+              <w:rPr>
+                <w:rFonts w:ascii="Times New Roman" w:eastAsia="Times New Roman" w:hAnsi="Times New Roman" w:cs="Times New Roman"/>
+                <w:i/>
+                <w:iCs/>
+                <w:lang w:eastAsia="en-GB"/>
+              </w:rPr>
+            </w:pPr>
+            <w:r>
+              <w:rPr>
+                <w:rFonts w:ascii="Times New Roman" w:eastAsia="Times New Roman" w:hAnsi="Times New Roman" w:cs="Times New Roman"/>
+                <w:i/>
+                <w:iCs/>
+                <w:lang w:eastAsia="en-GB"/>
+              </w:rPr>
+              <w:t xml:space="preserve">Looks at </w:t>
+            </w:r>
+            <w:r>
+              <w:rPr>
+                <w:rFonts w:ascii="Times New Roman" w:eastAsia="Times New Roman" w:hAnsi="Times New Roman" w:cs="Times New Roman"/>
+                <w:i/>
+                <w:iCs/>
+                <w:lang w:eastAsia="en-GB"/>
+              </w:rPr>
+              <w:t>clauses with complementary literals</w:t>
+            </w:r>
+            <w:r>
+              <w:rPr>
+                <w:rFonts w:ascii="Times New Roman" w:eastAsia="Times New Roman" w:hAnsi="Times New Roman" w:cs="Times New Roman"/>
+                <w:i/>
+                <w:iCs/>
+                <w:lang w:eastAsia="en-GB"/>
+              </w:rPr>
+              <w:t>, resolve</w:t>
+            </w:r>
+            <w:r>
+              <w:rPr>
+                <w:rFonts w:ascii="Times New Roman" w:eastAsia="Times New Roman" w:hAnsi="Times New Roman" w:cs="Times New Roman"/>
+                <w:i/>
+                <w:iCs/>
+                <w:lang w:eastAsia="en-GB"/>
+              </w:rPr>
+              <w:t>s them until an empty clause is reached or all clauses have been evaluated</w:t>
+            </w:r>
+          </w:p>
+        </w:tc>
+      </w:tr>
+      <w:tr>
+        <w:trPr>
+          <w:trHeight w:val="300"/>
+        </w:trPr>
+        <w:tc>
+          <w:tcPr>
+            <w:tcW w:w="2117" w:type="dxa"/>
+          </w:tcPr>
+          <w:p>
+            <w:r>
+              <w:rPr>
+                <w:rFonts w:ascii="Times New Roman" w:eastAsia="Times New Roman" w:hAnsi="Times New Roman" w:cs="Times New Roman"/>
+                <w:lang w:eastAsia="en-GB"/>
+              </w:rPr>
+              <w:t>Test Cases</w:t>
+            </w:r>
+          </w:p>
+        </w:tc>
+        <w:tc>
+          <w:tcPr>
+            <w:tcW w:w="7046" w:type="dxa"/>
+            <w:gridSpan w:val="7"/>
+          </w:tcPr>
+          <w:p>
+            <w:pPr>
+              <w:rPr>
+                <w:rFonts w:ascii="Times New Roman" w:eastAsia="Times New Roman" w:hAnsi="Times New Roman" w:cs="Times New Roman"/>
+                <w:i/>
+                <w:iCs/>
+                <w:lang w:eastAsia="en-GB"/>
+              </w:rPr>
+            </w:pPr>
+            <w:r>
+              <w:rPr>
+                <w:rFonts w:ascii="Times New Roman" w:eastAsia="Times New Roman" w:hAnsi="Times New Roman" w:cs="Times New Roman"/>
+                <w:i/>
+                <w:iCs/>
+                <w:lang w:eastAsia="en-GB"/>
+              </w:rPr>
+              <w:t>G</w:t>
+            </w:r>
+            <w:r>
+              <w:rPr>
+                <w:rFonts w:ascii="Times New Roman" w:eastAsia="Times New Roman" w:hAnsi="Times New Roman" w:cs="Times New Roman"/>
+                <w:i/>
+                <w:iCs/>
+                <w:lang w:eastAsia="en-GB"/>
+              </w:rPr>
+              <w:t>ive a formula that is satisfiable and one that is not.</w:t>
+            </w:r>
+          </w:p>
+        </w:tc>
+      </w:tr>
+      <w:tr>
+        <w:trPr>
+          <w:trHeight w:val="300"/>
+        </w:trPr>
+        <w:tc>
+          <w:tcPr>
+            <w:tcW w:w="2117" w:type="dxa"/>
+          </w:tcPr>
+          <w:p>
+            <w:r>
+              <w:rPr>
+                <w:rFonts w:ascii="Times New Roman" w:eastAsia="Times New Roman" w:hAnsi="Times New Roman" w:cs="Times New Roman"/>
+                <w:lang w:eastAsia="en-GB"/>
+              </w:rPr>
+              <w:t>Client Remarks</w:t>
+            </w:r>
+          </w:p>
+        </w:tc>
+        <w:tc>
+          <w:tcPr>
+            <w:tcW w:w="7046" w:type="dxa"/>
+            <w:gridSpan w:val="7"/>
+          </w:tcPr>
+          <w:p>
+            <w:pPr>
+              <w:rPr>
+                <w:rFonts w:ascii="Times New Roman" w:eastAsia="Times New Roman" w:hAnsi="Times New Roman" w:cs="Times New Roman"/>
+                <w:i/>
+                <w:iCs/>
+                <w:lang w:eastAsia="en-GB"/>
+              </w:rPr>
+            </w:pPr>
+          </w:p>
+        </w:tc>
+      </w:tr>
+      <w:tr>
+        <w:trPr>
+          <w:trHeight w:val="300"/>
+        </w:trPr>
+        <w:tc>
+          <w:tcPr>
+            <w:tcW w:w="2117" w:type="dxa"/>
+          </w:tcPr>
+          <w:p>
+            <w:r>
+              <w:rPr>
+                <w:rFonts w:ascii="Times New Roman" w:eastAsia="Times New Roman" w:hAnsi="Times New Roman" w:cs="Times New Roman"/>
+                <w:lang w:eastAsia="en-GB"/>
+              </w:rPr>
+              <w:t>Approved by client</w:t>
+            </w:r>
+          </w:p>
+        </w:tc>
+        <w:tc>
+          <w:tcPr>
+            <w:tcW w:w="7046" w:type="dxa"/>
+            <w:gridSpan w:val="7"/>
+          </w:tcPr>
+          <w:p>
+            <w:pPr>
+              <w:rPr>
+                <w:rFonts w:ascii="Times New Roman" w:eastAsia="Times New Roman" w:hAnsi="Times New Roman" w:cs="Times New Roman"/>
+                <w:i/>
+                <w:iCs/>
+                <w:lang w:eastAsia="en-GB"/>
+              </w:rPr>
+            </w:pPr>
+          </w:p>
+        </w:tc>
+      </w:tr>
+      <w:tr>
+        <w:trPr>
+          <w:trHeight w:val="300"/>
+        </w:trPr>
+        <w:tc>
+          <w:tcPr>
+            <w:tcW w:w="2117" w:type="dxa"/>
+          </w:tcPr>
+          <w:p>
+            <w:pPr>
+              <w:rPr>
+                <w:rFonts w:ascii="Times New Roman" w:eastAsia="Times New Roman" w:hAnsi="Times New Roman" w:cs="Times New Roman"/>
+                <w:b/>
+                <w:lang w:eastAsia="en-GB"/>
+              </w:rPr>
+            </w:pPr>
+            <w:r>
+              <w:rPr>
+                <w:rFonts w:ascii="Times New Roman" w:eastAsia="Times New Roman" w:hAnsi="Times New Roman" w:cs="Times New Roman"/>
+                <w:b/>
+                <w:lang w:eastAsia="en-GB"/>
+              </w:rPr>
+              <w:t xml:space="preserve">Backlog item </w:t>
             </w:r>
             <w:r>
               <w:rPr>
                 <w:rFonts w:ascii="Times New Roman" w:eastAsia="Times New Roman" w:hAnsi="Times New Roman" w:cs="Times New Roman"/>
                 <w:b/>
                 <w:bCs/>
+                <w:lang w:eastAsia="en-GB"/>
+              </w:rPr>
+              <w:t>9</w:t>
+            </w:r>
+          </w:p>
+        </w:tc>
+        <w:tc>
+          <w:tcPr>
+            <w:tcW w:w="7046" w:type="dxa"/>
+            <w:gridSpan w:val="7"/>
+          </w:tcPr>
+          <w:p>
+            <w:pPr>
+              <w:rPr>
+                <w:rFonts w:ascii="Times New Roman" w:eastAsia="Times New Roman" w:hAnsi="Times New Roman" w:cs="Times New Roman"/>
+                <w:i/>
+                <w:iCs/>
+                <w:lang w:eastAsia="en-GB"/>
+              </w:rPr>
+            </w:pPr>
+          </w:p>
+        </w:tc>
+      </w:tr>
+      <w:tr>
+        <w:trPr>
+          <w:trHeight w:val="300"/>
+        </w:trPr>
+        <w:tc>
+          <w:tcPr>
+            <w:tcW w:w="2117" w:type="dxa"/>
+          </w:tcPr>
+          <w:p>
+            <w:r>
+              <w:rPr>
+                <w:rFonts w:ascii="Times New Roman" w:eastAsia="Times New Roman" w:hAnsi="Times New Roman" w:cs="Times New Roman"/>
+                <w:lang w:eastAsia="en-GB"/>
+              </w:rPr>
+              <w:t>Name</w:t>
+            </w:r>
+          </w:p>
+        </w:tc>
+        <w:tc>
+          <w:tcPr>
+            <w:tcW w:w="7046" w:type="dxa"/>
+            <w:gridSpan w:val="7"/>
+          </w:tcPr>
+          <w:p>
+            <w:r>
+              <w:rPr>
+                <w:rFonts w:ascii="Times New Roman" w:eastAsia="Times New Roman" w:hAnsi="Times New Roman" w:cs="Times New Roman"/>
+                <w:i/>
+                <w:iCs/>
+                <w:lang w:eastAsia="en-GB"/>
+              </w:rPr>
+              <w:t>Backend API</w:t>
+            </w:r>
+          </w:p>
+        </w:tc>
+      </w:tr>
+      <w:tr>
+        <w:trPr>
+          <w:trHeight w:val="300"/>
+        </w:trPr>
+        <w:tc>
+          <w:tcPr>
+            <w:tcW w:w="2117" w:type="dxa"/>
+          </w:tcPr>
+          <w:p>
+            <w:r>
+              <w:rPr>
+                <w:rFonts w:ascii="Times New Roman" w:eastAsia="Times New Roman" w:hAnsi="Times New Roman" w:cs="Times New Roman"/>
+                <w:lang w:eastAsia="en-GB"/>
+              </w:rPr>
+              <w:t>Description</w:t>
+            </w:r>
+          </w:p>
+        </w:tc>
+        <w:tc>
+          <w:tcPr>
+            <w:tcW w:w="7046" w:type="dxa"/>
+            <w:gridSpan w:val="7"/>
+          </w:tcPr>
+          <w:p>
+            <w:pPr>
+              <w:rPr>
+                <w:rFonts w:ascii="Times New Roman" w:eastAsia="Times New Roman" w:hAnsi="Times New Roman" w:cs="Times New Roman"/>
+                <w:i/>
+                <w:lang w:eastAsia="en-GB"/>
+              </w:rPr>
+            </w:pPr>
+            <w:r>
+              <w:rPr>
+                <w:rFonts w:ascii="Times New Roman" w:eastAsia="Times New Roman" w:hAnsi="Times New Roman" w:cs="Times New Roman"/>
+                <w:i/>
+                <w:iCs/>
+                <w:lang w:eastAsia="en-GB"/>
+              </w:rPr>
+              <w:t xml:space="preserve">The reusable backend API </w:t>
+            </w:r>
+            <w:r>
+              <w:rPr>
+                <w:rFonts w:ascii="Times New Roman" w:eastAsia="Times New Roman" w:hAnsi="Times New Roman" w:cs="Times New Roman"/>
+                <w:i/>
+                <w:iCs/>
+                <w:lang w:eastAsia="en-GB"/>
+              </w:rPr>
+              <w:t>transfers</w:t>
+            </w:r>
+            <w:r>
+              <w:rPr>
+                <w:rFonts w:ascii="Times New Roman" w:eastAsia="Times New Roman" w:hAnsi="Times New Roman" w:cs="Times New Roman"/>
+                <w:i/>
+                <w:iCs/>
+                <w:lang w:eastAsia="en-GB"/>
+              </w:rPr>
+              <w:t xml:space="preserve"> knowledge bases and goals from the </w:t>
+            </w:r>
+            <w:r>
+              <w:rPr>
+                <w:rFonts w:ascii="Times New Roman" w:eastAsia="Times New Roman" w:hAnsi="Times New Roman" w:cs="Times New Roman"/>
+                <w:i/>
+                <w:iCs/>
+                <w:lang w:eastAsia="en-GB"/>
+              </w:rPr>
+              <w:t xml:space="preserve">frontend to the logic components and returns CNF clauses, resolution </w:t>
+            </w:r>
+            <w:r>
+              <w:rPr>
+                <w:rFonts w:ascii="Times New Roman" w:eastAsia="Times New Roman" w:hAnsi="Times New Roman" w:cs="Times New Roman"/>
+                <w:i/>
+                <w:iCs/>
+                <w:lang w:eastAsia="en-GB"/>
+              </w:rPr>
+              <w:t>s</w:t>
+            </w:r>
+            <w:r>
+              <w:rPr>
+                <w:rFonts w:ascii="Times New Roman" w:eastAsia="Times New Roman" w:hAnsi="Times New Roman" w:cs="Times New Roman"/>
+                <w:i/>
+                <w:iCs/>
+                <w:lang w:eastAsia="en-GB"/>
+              </w:rPr>
+              <w:t xml:space="preserve">teps and </w:t>
+            </w:r>
+            <w:r>
+              <w:rPr>
+                <w:rFonts w:ascii="Times New Roman" w:eastAsia="Times New Roman" w:hAnsi="Times New Roman" w:cs="Times New Roman"/>
+                <w:i/>
+                <w:iCs/>
+                <w:lang w:eastAsia="en-GB"/>
+              </w:rPr>
+              <w:t>results</w:t>
+            </w:r>
+            <w:r>
+              <w:rPr>
+                <w:rFonts w:ascii="Times New Roman" w:eastAsia="Times New Roman" w:hAnsi="Times New Roman" w:cs="Times New Roman"/>
+                <w:i/>
+                <w:iCs/>
+                <w:lang w:eastAsia="en-GB"/>
+              </w:rPr>
+              <w:t>.</w:t>
+            </w:r>
+          </w:p>
+        </w:tc>
+      </w:tr>
+      <w:tr>
+        <w:trPr>
+          <w:trHeight w:val="300"/>
+        </w:trPr>
+        <w:tc>
+          <w:tcPr>
+            <w:tcW w:w="2117" w:type="dxa"/>
+          </w:tcPr>
+          <w:p>
+            <w:r>
+              <w:rPr>
+                <w:rFonts w:ascii="Times New Roman" w:eastAsia="Times New Roman" w:hAnsi="Times New Roman" w:cs="Times New Roman"/>
+                <w:lang w:eastAsia="en-GB"/>
+              </w:rPr>
+              <w:t>Priority</w:t>
+            </w:r>
+          </w:p>
+        </w:tc>
+        <w:tc>
+          <w:tcPr>
+            <w:tcW w:w="7046" w:type="dxa"/>
+            <w:gridSpan w:val="7"/>
+          </w:tcPr>
+          <w:p>
+            <w:r>
+              <w:rPr>
+                <w:rFonts w:ascii="Times New Roman" w:eastAsia="Times New Roman" w:hAnsi="Times New Roman" w:cs="Times New Roman"/>
+                <w:i/>
+                <w:iCs/>
+                <w:lang w:eastAsia="en-GB"/>
+              </w:rPr>
+              <w:t>High</w:t>
+            </w:r>
+          </w:p>
+        </w:tc>
+      </w:tr>
+      <w:tr>
+        <w:trPr>
+          <w:trHeight w:val="300"/>
+        </w:trPr>
+        <w:tc>
+          <w:tcPr>
+            <w:tcW w:w="2117" w:type="dxa"/>
+          </w:tcPr>
+          <w:p>
+            <w:r>
+              <w:rPr>
+                <w:rFonts w:ascii="Times New Roman" w:eastAsia="Times New Roman" w:hAnsi="Times New Roman" w:cs="Times New Roman"/>
+                <w:lang w:eastAsia="en-GB"/>
+              </w:rPr>
+              <w:t>Main Developer</w:t>
+            </w:r>
+          </w:p>
+        </w:tc>
+        <w:tc>
+          <w:tcPr>
+            <w:tcW w:w="7046" w:type="dxa"/>
+            <w:gridSpan w:val="7"/>
+          </w:tcPr>
+          <w:p>
+            <w:r>
+              <w:rPr>
+                <w:rFonts w:ascii="Times New Roman" w:eastAsia="Times New Roman" w:hAnsi="Times New Roman" w:cs="Times New Roman"/>
+                <w:i/>
+                <w:iCs/>
+                <w:lang w:eastAsia="en-GB"/>
+              </w:rPr>
+              <w:t>Tracey Letlape</w:t>
+            </w:r>
+          </w:p>
+        </w:tc>
+      </w:tr>
+      <w:tr>
+        <w:trPr>
+          <w:trHeight w:val="300"/>
+        </w:trPr>
+        <w:tc>
+          <w:tcPr>
+            <w:tcW w:w="2117" w:type="dxa"/>
+          </w:tcPr>
+          <w:p>
+            <w:r>
+              <w:rPr>
+                <w:rFonts w:ascii="Times New Roman" w:eastAsia="Times New Roman" w:hAnsi="Times New Roman" w:cs="Times New Roman"/>
+                <w:lang w:eastAsia="en-GB"/>
+              </w:rPr>
+              <w:t>Estimated Time</w:t>
+            </w:r>
+          </w:p>
+        </w:tc>
+        <w:tc>
+          <w:tcPr>
+            <w:tcW w:w="7046" w:type="dxa"/>
+            <w:gridSpan w:val="7"/>
+          </w:tcPr>
+          <w:p>
+            <w:r>
+              <w:rPr>
+                <w:rFonts w:ascii="Times New Roman" w:eastAsia="Times New Roman" w:hAnsi="Times New Roman" w:cs="Times New Roman"/>
+                <w:i/>
+                <w:iCs/>
+                <w:lang w:eastAsia="en-GB"/>
+              </w:rPr>
+              <w:t>1 week</w:t>
+            </w:r>
+          </w:p>
+        </w:tc>
+      </w:tr>
+      <w:tr>
+        <w:trPr>
+          <w:trHeight w:val="300"/>
+        </w:trPr>
+        <w:tc>
+          <w:tcPr>
+            <w:tcW w:w="2117" w:type="dxa"/>
+          </w:tcPr>
+          <w:p>
+            <w:r>
+              <w:rPr>
+                <w:rFonts w:ascii="Times New Roman" w:eastAsia="Times New Roman" w:hAnsi="Times New Roman" w:cs="Times New Roman"/>
+                <w:lang w:eastAsia="en-GB"/>
+              </w:rPr>
+              <w:t>Acceptance Criteria (DoD)</w:t>
+            </w:r>
+          </w:p>
+        </w:tc>
+        <w:tc>
+          <w:tcPr>
+            <w:tcW w:w="7046" w:type="dxa"/>
+            <w:gridSpan w:val="7"/>
+          </w:tcPr>
+          <w:p>
+            <w:pPr>
+              <w:rPr>
+                <w:rFonts w:ascii="Times New Roman" w:eastAsia="Times New Roman" w:hAnsi="Times New Roman" w:cs="Times New Roman"/>
+                <w:i/>
+                <w:iCs/>
+                <w:lang w:eastAsia="en-GB"/>
+              </w:rPr>
+            </w:pPr>
+          </w:p>
+        </w:tc>
+      </w:tr>
+      <w:tr>
+        <w:trPr>
+          <w:trHeight w:val="300"/>
+        </w:trPr>
+        <w:tc>
+          <w:tcPr>
+            <w:tcW w:w="2117" w:type="dxa"/>
+          </w:tcPr>
+          <w:p>
+            <w:r>
+              <w:rPr>
+                <w:rFonts w:ascii="Times New Roman" w:eastAsia="Times New Roman" w:hAnsi="Times New Roman" w:cs="Times New Roman"/>
+                <w:lang w:eastAsia="en-GB"/>
+              </w:rPr>
+              <w:t>Functionality</w:t>
+            </w:r>
+          </w:p>
+        </w:tc>
+        <w:tc>
+          <w:tcPr>
+            <w:tcW w:w="7046" w:type="dxa"/>
+            <w:gridSpan w:val="7"/>
+          </w:tcPr>
+          <w:p>
+            <w:pPr>
+              <w:rPr>
+                <w:rFonts w:ascii="Times New Roman" w:eastAsia="Times New Roman" w:hAnsi="Times New Roman" w:cs="Times New Roman"/>
+                <w:i/>
+                <w:lang w:eastAsia="en-GB"/>
+              </w:rPr>
+            </w:pPr>
+            <w:r>
+              <w:rPr>
+                <w:rFonts w:ascii="Times New Roman" w:eastAsia="Times New Roman" w:hAnsi="Times New Roman" w:cs="Times New Roman"/>
+                <w:i/>
+                <w:iCs/>
+                <w:lang w:eastAsia="en-GB"/>
+              </w:rPr>
+              <w:t xml:space="preserve">Allow </w:t>
+            </w:r>
+            <w:r>
+              <w:rPr>
+                <w:rFonts w:ascii="Times New Roman" w:eastAsia="Times New Roman" w:hAnsi="Times New Roman" w:cs="Times New Roman"/>
+                <w:i/>
+                <w:iCs/>
+                <w:lang w:eastAsia="en-GB"/>
+              </w:rPr>
+              <w:t>frontend</w:t>
+            </w:r>
+            <w:r>
+              <w:rPr>
+                <w:rFonts w:ascii="Times New Roman" w:eastAsia="Times New Roman" w:hAnsi="Times New Roman" w:cs="Times New Roman"/>
+                <w:i/>
+                <w:iCs/>
+                <w:lang w:eastAsia="en-GB"/>
+              </w:rPr>
+              <w:t xml:space="preserve"> to send logical</w:t>
+            </w:r>
+            <w:r>
+              <w:rPr>
+                <w:rFonts w:ascii="Times New Roman" w:eastAsia="Times New Roman" w:hAnsi="Times New Roman" w:cs="Times New Roman"/>
+                <w:i/>
+                <w:iCs/>
+                <w:lang w:eastAsia="en-GB"/>
+              </w:rPr>
+              <w:t xml:space="preserve"> formulas and project data to the backend and receive processed results </w:t>
+            </w:r>
+            <w:r>
+              <w:rPr>
+                <w:rFonts w:ascii="Times New Roman" w:eastAsia="Times New Roman" w:hAnsi="Times New Roman" w:cs="Times New Roman"/>
+                <w:i/>
+                <w:iCs/>
+                <w:lang w:eastAsia="en-GB"/>
+              </w:rPr>
+              <w:t>such as CNF clauses, resolution eps, validation errors, and satisfiability outcomes.</w:t>
+            </w:r>
+            <w:r>
+              <w:rPr>
+                <w:rFonts w:ascii="Times New Roman" w:eastAsia="Times New Roman" w:hAnsi="Times New Roman" w:cs="Times New Roman"/>
+                <w:i/>
+                <w:iCs/>
+                <w:lang w:eastAsia="en-GB"/>
+              </w:rPr>
+              <w:t xml:space="preserve"> </w:t>
+            </w:r>
+            <w:r>
+              <w:rPr>
+                <w:rFonts w:ascii="Times New Roman" w:eastAsia="Times New Roman" w:hAnsi="Times New Roman" w:cs="Times New Roman"/>
+                <w:i/>
+                <w:iCs/>
+                <w:lang w:eastAsia="en-GB"/>
+              </w:rPr>
+              <w:t xml:space="preserve"> </w:t>
+            </w:r>
+          </w:p>
+        </w:tc>
+      </w:tr>
+      <w:tr>
+        <w:trPr>
+          <w:trHeight w:val="300"/>
+        </w:trPr>
+        <w:tc>
+          <w:tcPr>
+            <w:tcW w:w="2117" w:type="dxa"/>
+          </w:tcPr>
+          <w:p>
+            <w:r>
+              <w:rPr>
+                <w:rFonts w:ascii="Times New Roman" w:eastAsia="Times New Roman" w:hAnsi="Times New Roman" w:cs="Times New Roman"/>
+                <w:lang w:eastAsia="en-GB"/>
+              </w:rPr>
+              <w:t>Test Cases</w:t>
+            </w:r>
+          </w:p>
+        </w:tc>
+        <w:tc>
+          <w:tcPr>
+            <w:tcW w:w="7046" w:type="dxa"/>
+            <w:gridSpan w:val="7"/>
+          </w:tcPr>
+          <w:p>
+            <w:pPr>
+              <w:rPr>
+                <w:rFonts w:ascii="Times New Roman" w:eastAsia="Times New Roman" w:hAnsi="Times New Roman" w:cs="Times New Roman"/>
+                <w:i/>
+                <w:iCs/>
+                <w:lang w:eastAsia="en-GB"/>
+              </w:rPr>
+            </w:pPr>
+            <w:r>
+              <w:rPr>
+                <w:rFonts w:ascii="Times New Roman" w:eastAsia="Times New Roman" w:hAnsi="Times New Roman" w:cs="Times New Roman"/>
+                <w:i/>
+                <w:iCs/>
+                <w:lang w:eastAsia="en-GB"/>
+              </w:rPr>
+              <w:t xml:space="preserve">API accepts valid requests, </w:t>
+            </w:r>
+            <w:r>
+              <w:rPr>
+                <w:rFonts w:ascii="Times New Roman" w:eastAsia="Times New Roman" w:hAnsi="Times New Roman" w:cs="Times New Roman"/>
+                <w:i/>
+                <w:iCs/>
+                <w:lang w:eastAsia="en-GB"/>
+              </w:rPr>
+              <w:t>invalid formula handling, CNF conversion resolution execution</w:t>
+            </w:r>
+            <w:r>
+              <w:rPr>
+                <w:rFonts w:ascii="Times New Roman" w:eastAsia="Times New Roman" w:hAnsi="Times New Roman" w:cs="Times New Roman"/>
+                <w:i/>
+                <w:iCs/>
+                <w:lang w:eastAsia="en-GB"/>
+              </w:rPr>
+              <w:t>, empty knowledge base</w:t>
+            </w:r>
+          </w:p>
+        </w:tc>
+      </w:tr>
+      <w:tr>
+        <w:trPr>
+          <w:trHeight w:val="300"/>
+        </w:trPr>
+        <w:tc>
+          <w:tcPr>
+            <w:tcW w:w="2117" w:type="dxa"/>
+          </w:tcPr>
+          <w:p>
+            <w:r>
+              <w:rPr>
+                <w:rFonts w:ascii="Times New Roman" w:eastAsia="Times New Roman" w:hAnsi="Times New Roman" w:cs="Times New Roman"/>
+                <w:lang w:eastAsia="en-GB"/>
+              </w:rPr>
+              <w:t>Client Remarks</w:t>
+            </w:r>
+          </w:p>
+        </w:tc>
+        <w:tc>
+          <w:tcPr>
+            <w:tcW w:w="7046" w:type="dxa"/>
+            <w:gridSpan w:val="7"/>
+          </w:tcPr>
+          <w:p>
+            <w:pPr>
+              <w:rPr>
+                <w:rFonts w:ascii="Times New Roman" w:eastAsia="Times New Roman" w:hAnsi="Times New Roman" w:cs="Times New Roman"/>
+                <w:i/>
+                <w:iCs/>
+                <w:lang w:eastAsia="en-GB"/>
+              </w:rPr>
+            </w:pPr>
+          </w:p>
+        </w:tc>
+      </w:tr>
+      <w:tr>
+        <w:trPr>
+          <w:trHeight w:val="300"/>
+        </w:trPr>
+        <w:tc>
+          <w:tcPr>
+            <w:tcW w:w="2117" w:type="dxa"/>
+          </w:tcPr>
+          <w:p>
+            <w:r>
+              <w:rPr>
+                <w:rFonts w:ascii="Times New Roman" w:eastAsia="Times New Roman" w:hAnsi="Times New Roman" w:cs="Times New Roman"/>
+                <w:lang w:eastAsia="en-GB"/>
+              </w:rPr>
+              <w:t xml:space="preserve">Approved by </w:t>
+            </w:r>
+            <w:r>
+              <w:rPr>
+                <w:rFonts w:ascii="Times New Roman" w:eastAsia="Times New Roman" w:hAnsi="Times New Roman" w:cs="Times New Roman"/>
+                <w:lang w:eastAsia="en-GB"/>
+              </w:rPr>
+              <w:t>client</w:t>
+            </w:r>
+          </w:p>
+        </w:tc>
+        <w:tc>
+          <w:tcPr>
+            <w:tcW w:w="7046" w:type="dxa"/>
+            <w:gridSpan w:val="7"/>
+          </w:tcPr>
+          <w:p>
+            <w:pPr>
+              <w:rPr>
+                <w:rFonts w:ascii="Times New Roman" w:eastAsia="Times New Roman" w:hAnsi="Times New Roman" w:cs="Times New Roman"/>
+                <w:i/>
+                <w:iCs/>
+                <w:lang w:eastAsia="en-GB"/>
+              </w:rPr>
+            </w:pPr>
+          </w:p>
+        </w:tc>
+      </w:tr>
+      <w:tr>
+        <w:tc>
+          <w:tcPr>
+            <w:tcW w:w="9163" w:type="dxa"/>
+            <w:gridSpan w:val="8"/>
+          </w:tcPr>
+          <w:p>
+            <w:pPr>
+              <w:spacing w:before="100" w:beforeAutospacing="1" w:after="100" w:afterAutospacing="1"/>
+              <w:rPr>
+                <w:rFonts w:ascii="Times New Roman" w:eastAsia="Times New Roman" w:hAnsi="Times New Roman" w:cs="Times New Roman"/>
+                <w:i/>
+                <w:iCs/>
+                <w:kern w:val="0"/>
+                <w:lang w:eastAsia="en-GB"/>
+                <w14:ligatures w14:val="none"/>
+              </w:rPr>
+            </w:pPr>
+            <w:r>
+              <w:rPr>
+                <w:rFonts w:ascii="Times New Roman" w:eastAsia="Times New Roman" w:hAnsi="Times New Roman" w:cs="Times New Roman"/>
+                <w:i/>
+                <w:kern w:val="0"/>
+                <w:lang w:eastAsia="en-GB"/>
+                <w14:ligatures w14:val="none"/>
+              </w:rPr>
+              <w:t>Add more backlog items as needed.</w:t>
+            </w:r>
+            <w:r>
+              <w:rPr>
+                <w:rFonts w:ascii="Times New Roman" w:eastAsia="Times New Roman" w:hAnsi="Times New Roman" w:cs="Times New Roman"/>
+                <w:i/>
+                <w:kern w:val="0"/>
+                <w:lang w:eastAsia="en-GB"/>
+                <w14:ligatures w14:val="none"/>
+              </w:rPr>
+              <w:br/>
+            </w:r>
+            <w:r>
+              <w:rPr>
+                <w:rFonts w:ascii="Times New Roman" w:eastAsia="Times New Roman" w:hAnsi="Times New Roman" w:cs="Times New Roman"/>
+                <w:i/>
+                <w:kern w:val="0"/>
+                <w:lang w:eastAsia="en-GB"/>
+                <w14:ligatures w14:val="none"/>
+              </w:rPr>
+              <w:t xml:space="preserve">A backlog item must always be completable in a single sprint. </w:t>
+            </w:r>
+            <w:r>
+              <w:rPr>
+                <w:rFonts w:ascii="Times New Roman" w:eastAsia="Times New Roman" w:hAnsi="Times New Roman" w:cs="Times New Roman"/>
+                <w:i/>
+                <w:kern w:val="0"/>
+                <w:lang w:eastAsia="en-GB"/>
+                <w14:ligatures w14:val="none"/>
+              </w:rPr>
+              <w:br/>
+            </w:r>
+            <w:r>
+              <w:rPr>
+                <w:rFonts w:ascii="Times New Roman" w:eastAsia="Times New Roman" w:hAnsi="Times New Roman" w:cs="Times New Roman"/>
+                <w:i/>
+                <w:kern w:val="0"/>
+                <w:lang w:eastAsia="en-GB"/>
+                <w14:ligatures w14:val="none"/>
+              </w:rPr>
+              <w:t>Remember: these are all backlog items for the entire project.</w:t>
+            </w:r>
+            <w:r>
+              <w:rPr>
+                <w:rFonts w:ascii="Times New Roman" w:eastAsia="Times New Roman" w:hAnsi="Times New Roman" w:cs="Times New Roman"/>
+                <w:i/>
+                <w:kern w:val="0"/>
+                <w:lang w:eastAsia="en-GB"/>
+                <w14:ligatures w14:val="none"/>
+              </w:rPr>
+              <w:br/>
+            </w:r>
+            <w:r>
+              <w:rPr>
+                <w:rFonts w:ascii="Times New Roman" w:eastAsia="Times New Roman" w:hAnsi="Times New Roman" w:cs="Times New Roman"/>
+                <w:i/>
+                <w:kern w:val="0"/>
+                <w:lang w:eastAsia="en-GB"/>
+                <w14:ligatures w14:val="none"/>
+              </w:rPr>
+              <w:lastRenderedPageBreak/>
+              <w:t>During the project new items may be added or removed as needed, but only in consultation with the client!</w:t>
+            </w:r>
+          </w:p>
+          <w:p>
+            <w:pPr>
+              <w:spacing w:before="100" w:beforeAutospacing="1" w:after="100" w:afterAutospacing="1"/>
+              <w:rPr>
+                <w:rFonts w:ascii="Times New Roman" w:eastAsia="Times New Roman" w:hAnsi="Times New Roman" w:cs="Times New Roman"/>
+                <w:i/>
+                <w:iCs/>
+                <w:kern w:val="0"/>
+                <w:lang w:eastAsia="en-GB"/>
+                <w14:ligatures w14:val="none"/>
+              </w:rPr>
+            </w:pPr>
+          </w:p>
+        </w:tc>
+      </w:tr>
+      <w:tr>
+        <w:tc>
+          <w:tcPr>
+            <w:tcW w:w="9163" w:type="dxa"/>
+            <w:gridSpan w:val="8"/>
+          </w:tcPr>
+          <w:p>
+            <w:pPr>
+              <w:spacing w:before="100" w:beforeAutospacing="1" w:after="100" w:afterAutospacing="1"/>
+              <w:rPr>
+                <w:rFonts w:ascii="Times New Roman" w:eastAsia="Times New Roman" w:hAnsi="Times New Roman" w:cs="Times New Roman"/>
+                <w:b/>
+                <w:bCs/>
+                <w:kern w:val="0"/>
+                <w:lang w:eastAsia="en-GB"/>
+                <w14:ligatures w14:val="none"/>
+              </w:rPr>
+            </w:pPr>
+            <w:r>
+              <w:rPr>
+                <w:rFonts w:ascii="Times New Roman" w:eastAsia="Times New Roman" w:hAnsi="Times New Roman" w:cs="Times New Roman"/>
+                <w:b/>
+                <w:bCs/>
+                <w:kern w:val="0"/>
+                <w:lang w:eastAsia="en-GB"/>
+                <w14:ligatures w14:val="none"/>
+              </w:rPr>
+              <w:lastRenderedPageBreak/>
+              <w:t>GenAI declaration</w:t>
+            </w:r>
+          </w:p>
+        </w:tc>
+      </w:tr>
+      <w:tr>
+        <w:tc>
+          <w:tcPr>
+            <w:tcW w:w="2117" w:type="dxa"/>
+          </w:tcPr>
+          <w:p>
+            <w:pPr>
+              <w:spacing w:before="100" w:beforeAutospacing="1" w:after="100" w:afterAutospacing="1"/>
+              <w:rPr>
+                <w:rFonts w:ascii="Times New Roman" w:eastAsia="Times New Roman" w:hAnsi="Times New Roman" w:cs="Times New Roman"/>
+                <w:kern w:val="0"/>
+                <w:lang w:eastAsia="en-GB"/>
+                <w14:ligatures w14:val="none"/>
+              </w:rPr>
+            </w:pPr>
+            <w:r>
+              <w:rPr>
+                <w:rFonts w:ascii="Times New Roman" w:eastAsia="Times New Roman" w:hAnsi="Times New Roman" w:cs="Times New Roman"/>
+                <w:kern w:val="0"/>
+                <w:lang w:eastAsia="en-GB"/>
+                <w14:ligatures w14:val="none"/>
+              </w:rPr>
+              <w:t>Did you use GenAI</w:t>
+            </w:r>
+          </w:p>
+        </w:tc>
+        <w:tc>
+          <w:tcPr>
+            <w:tcW w:w="7046" w:type="dxa"/>
+            <w:gridSpan w:val="7"/>
+          </w:tcPr>
+          <w:p>
+            <w:pPr>
+              <w:spacing w:before="100" w:beforeAutospacing="1" w:after="100" w:afterAutospacing="1"/>
+              <w:rPr>
+                <w:rFonts w:ascii="Times New Roman" w:eastAsia="Times New Roman" w:hAnsi="Times New Roman" w:cs="Times New Roman"/>
+                <w:i/>
+                <w:iCs/>
+                <w:kern w:val="0"/>
+                <w:lang w:eastAsia="en-GB"/>
+                <w14:ligatures w14:val="none"/>
+              </w:rPr>
+            </w:pPr>
+            <w:r>
+              <w:rPr>
+                <w:rFonts w:ascii="Times New Roman" w:eastAsia="Times New Roman" w:hAnsi="Times New Roman" w:cs="Times New Roman"/>
+                <w:i/>
+                <w:iCs/>
+                <w:kern w:val="0"/>
+                <w:lang w:eastAsia="en-GB"/>
+                <w14:ligatures w14:val="none"/>
+              </w:rPr>
+              <w:t>No</w:t>
+            </w:r>
+          </w:p>
+        </w:tc>
+      </w:tr>
+      <w:tr>
+        <w:tc>
+          <w:tcPr>
+            <w:tcW w:w="2117" w:type="dxa"/>
+          </w:tcPr>
+          <w:p>
+            <w:pPr>
+              <w:spacing w:before="100" w:beforeAutospacing="1" w:after="100" w:afterAutospacing="1"/>
+              <w:rPr>
+                <w:rFonts w:ascii="Times New Roman" w:eastAsia="Times New Roman" w:hAnsi="Times New Roman" w:cs="Times New Roman"/>
+                <w:kern w:val="0"/>
+                <w:lang w:eastAsia="en-GB"/>
+                <w14:ligatures w14:val="none"/>
+              </w:rPr>
+            </w:pPr>
+            <w:r>
+              <w:rPr>
+                <w:rFonts w:ascii="Times New Roman" w:eastAsia="Times New Roman" w:hAnsi="Times New Roman" w:cs="Times New Roman"/>
+                <w:kern w:val="0"/>
+                <w:lang w:eastAsia="en-GB"/>
+                <w14:ligatures w14:val="none"/>
+              </w:rPr>
+              <w:t>Describe use</w:t>
+            </w:r>
+          </w:p>
+        </w:tc>
+        <w:tc>
+          <w:tcPr>
+            <w:tcW w:w="7046" w:type="dxa"/>
+            <w:gridSpan w:val="7"/>
+          </w:tcPr>
+          <w:p>
+            <w:pPr>
+              <w:spacing w:before="100" w:beforeAutospacing="1" w:after="100" w:afterAutospacing="1"/>
+              <w:rPr>
+                <w:rFonts w:ascii="Times New Roman" w:eastAsia="Times New Roman" w:hAnsi="Times New Roman" w:cs="Times New Roman"/>
+                <w:i/>
+                <w:iCs/>
+                <w:kern w:val="0"/>
+                <w:lang w:eastAsia="en-GB"/>
+                <w14:ligatures w14:val="none"/>
+              </w:rPr>
+            </w:pPr>
+            <w:r>
+              <w:rPr>
+                <w:rFonts w:ascii="Times New Roman" w:eastAsia="Times New Roman" w:hAnsi="Times New Roman" w:cs="Times New Roman"/>
+                <w:i/>
+                <w:iCs/>
+                <w:kern w:val="0"/>
+                <w:lang w:eastAsia="en-GB"/>
+                <w14:ligatures w14:val="none"/>
+              </w:rPr>
+              <w:t xml:space="preserve">Describe the nature and extent of GenAI use and the specific model used. You are allowed to use GenAI, but you </w:t>
+            </w:r>
+            <w:r>
+              <w:rPr>
+                <w:rFonts w:ascii="Times New Roman" w:eastAsia="Times New Roman" w:hAnsi="Times New Roman" w:cs="Times New Roman"/>
+                <w:b/>
+                <w:bCs/>
                 <w:i/>
                 <w:iCs/>
                 <w:kern w:val="0"/>
@@ -7552,13 +9916,15 @@
         <w:tc>
           <w:tcPr>
             <w:tcW w:w="9163" w:type="dxa"/>
-            <w:gridSpan w:val="6"/>
-          </w:tcPr>
-          <w:p>
-            <w:pPr>
-              <w:spacing w:before="100" w:beforeAutospacing="1" w:after="100" w:afterAutospacing="1"/>
-              <w:rPr>
-                <w:rFonts w:ascii="Times New Roman" w:eastAsia="Times New Roman" w:hAnsi="Times New Roman" w:cs="Times New Roman"/>
+            <w:gridSpan w:val="8"/>
+          </w:tcPr>
+          <w:p>
+            <w:pPr>
+              <w:spacing w:before="100" w:beforeAutospacing="1" w:after="100" w:afterAutospacing="1"/>
+              <w:rPr>
+                <w:rFonts w:ascii="Times New Roman" w:eastAsia="Times New Roman" w:hAnsi="Times New Roman" w:cs="Times New Roman"/>
+                <w:i/>
+                <w:iCs/>
                 <w:kern w:val="0"/>
                 <w:lang w:eastAsia="en-GB"/>
                 <w14:ligatures w14:val="none"/>
@@ -7606,13 +9972,154 @@
               <w:t>or: data flow diagram for a data-oriented-application</w:t>
             </w:r>
           </w:p>
+          <w:p>
+            <w:pPr>
+              <w:spacing w:before="100" w:beforeAutospacing="1" w:after="100" w:afterAutospacing="1"/>
+              <w:rPr>
+                <w:rFonts w:ascii="Times New Roman" w:eastAsia="Times New Roman" w:hAnsi="Times New Roman" w:cs="Times New Roman"/>
+                <w:kern w:val="0"/>
+                <w:lang w:eastAsia="en-GB"/>
+                <w14:ligatures w14:val="none"/>
+              </w:rPr>
+            </w:pPr>
+            <w:r>
+              <w:rPr>
+                <w:rFonts w:ascii="Times New Roman" w:eastAsia="Times New Roman" w:hAnsi="Times New Roman" w:cs="Times New Roman"/>
+                <w:kern w:val="0"/>
+                <w:lang w:eastAsia="en-GB"/>
+                <w14:ligatures w14:val="none"/>
+              </w:rPr>
+              <w:t>Analys</w:t>
+            </w:r>
+            <w:r>
+              <w:rPr>
+                <w:rFonts w:ascii="Times New Roman" w:eastAsia="Times New Roman" w:hAnsi="Times New Roman" w:cs="Times New Roman"/>
+                <w:kern w:val="0"/>
+                <w:lang w:eastAsia="en-GB"/>
+                <w14:ligatures w14:val="none"/>
+              </w:rPr>
+              <w:t xml:space="preserve">is class diagram </w:t>
+            </w:r>
+            <w:r>
+              <w:rPr>
+                <w:rFonts w:ascii="Times New Roman" w:eastAsia="Times New Roman" w:hAnsi="Times New Roman" w:cs="Times New Roman"/>
+                <w:kern w:val="0"/>
+                <w:lang w:eastAsia="en-GB"/>
+                <w14:ligatures w14:val="none"/>
+              </w:rPr>
+              <w:t>for OOP</w:t>
+            </w:r>
+            <w:r>
+              <w:rPr>
+                <w:rFonts w:ascii="Times New Roman" w:eastAsia="Times New Roman" w:hAnsi="Times New Roman" w:cs="Times New Roman"/>
+                <w:kern w:val="0"/>
+                <w:lang w:eastAsia="en-GB"/>
+                <w14:ligatures w14:val="none"/>
+              </w:rPr>
+              <w:t xml:space="preserve"> design</w:t>
+            </w:r>
+          </w:p>
+          <w:p>
+            <w:pPr>
+              <w:spacing w:before="100" w:beforeAutospacing="1" w:after="100" w:afterAutospacing="1"/>
+              <w:rPr>
+                <w:rFonts w:ascii="Times New Roman" w:eastAsia="Times New Roman" w:hAnsi="Times New Roman" w:cs="Times New Roman"/>
+                <w:kern w:val="0"/>
+                <w:lang w:eastAsia="en-GB"/>
+                <w14:ligatures w14:val="none"/>
+              </w:rPr>
+            </w:pPr>
+            <w:r>
+              <w:rPr>
+                <w:rFonts w:ascii="Times New Roman" w:eastAsia="Times New Roman" w:hAnsi="Times New Roman" w:cs="Times New Roman"/>
+                <w:kern w:val="0"/>
+                <w:lang w:eastAsia="en-GB"/>
+                <w14:ligatures w14:val="none"/>
+              </w:rPr>
+              <w:t>Sequence diagram for</w:t>
+            </w:r>
+            <w:r>
+              <w:rPr>
+                <w:rFonts w:ascii="Times New Roman" w:eastAsia="Times New Roman" w:hAnsi="Times New Roman" w:cs="Times New Roman"/>
+                <w:kern w:val="0"/>
+                <w:lang w:eastAsia="en-GB"/>
+                <w14:ligatures w14:val="none"/>
+              </w:rPr>
+              <w:t xml:space="preserve"> </w:t>
+            </w:r>
+            <w:r>
+              <w:rPr>
+                <w:rFonts w:ascii="Times New Roman" w:eastAsia="Times New Roman" w:hAnsi="Times New Roman" w:cs="Times New Roman"/>
+                <w:kern w:val="0"/>
+                <w:lang w:eastAsia="en-GB"/>
+                <w14:ligatures w14:val="none"/>
+              </w:rPr>
+              <w:t>the flow of the events in the system</w:t>
+            </w:r>
+          </w:p>
+          <w:p>
+            <w:pPr>
+              <w:spacing w:before="100" w:beforeAutospacing="1" w:after="100" w:afterAutospacing="1"/>
+              <w:rPr>
+                <w:rFonts w:ascii="Times New Roman" w:eastAsia="Times New Roman" w:hAnsi="Times New Roman" w:cs="Times New Roman"/>
+                <w:kern w:val="0"/>
+                <w:lang w:eastAsia="en-GB"/>
+                <w14:ligatures w14:val="none"/>
+              </w:rPr>
+            </w:pPr>
+            <w:r>
+              <w:rPr>
+                <w:rFonts w:ascii="Times New Roman" w:eastAsia="Times New Roman" w:hAnsi="Times New Roman" w:cs="Times New Roman"/>
+                <w:kern w:val="0"/>
+                <w:lang w:eastAsia="en-GB"/>
+                <w14:ligatures w14:val="none"/>
+              </w:rPr>
+              <w:t xml:space="preserve">Use case diagram </w:t>
+            </w:r>
+            <w:r>
+              <w:rPr>
+                <w:rFonts w:ascii="Times New Roman" w:eastAsia="Times New Roman" w:hAnsi="Times New Roman" w:cs="Times New Roman"/>
+                <w:kern w:val="0"/>
+                <w:lang w:eastAsia="en-GB"/>
+                <w14:ligatures w14:val="none"/>
+              </w:rPr>
+              <w:t>for</w:t>
+            </w:r>
+            <w:r>
+              <w:rPr>
+                <w:rFonts w:ascii="Times New Roman" w:eastAsia="Times New Roman" w:hAnsi="Times New Roman" w:cs="Times New Roman"/>
+                <w:kern w:val="0"/>
+                <w:lang w:eastAsia="en-GB"/>
+                <w14:ligatures w14:val="none"/>
+              </w:rPr>
+              <w:t xml:space="preserve"> how the user interact</w:t>
+            </w:r>
+            <w:r>
+              <w:rPr>
+                <w:rFonts w:ascii="Times New Roman" w:eastAsia="Times New Roman" w:hAnsi="Times New Roman" w:cs="Times New Roman"/>
+                <w:kern w:val="0"/>
+                <w:lang w:eastAsia="en-GB"/>
+                <w14:ligatures w14:val="none"/>
+              </w:rPr>
+              <w:t>s</w:t>
+            </w:r>
+            <w:r>
+              <w:rPr>
+                <w:rFonts w:ascii="Times New Roman" w:eastAsia="Times New Roman" w:hAnsi="Times New Roman" w:cs="Times New Roman"/>
+                <w:kern w:val="0"/>
+                <w:lang w:eastAsia="en-GB"/>
+                <w14:ligatures w14:val="none"/>
+              </w:rPr>
+              <w:t xml:space="preserve"> with the system</w:t>
+            </w:r>
+          </w:p>
         </w:tc>
       </w:tr>
       <w:tr>
         <w:tc>
           <w:tcPr>
             <w:tcW w:w="9163" w:type="dxa"/>
-            <w:gridSpan w:val="6"/>
+            <w:gridSpan w:val="8"/>
           </w:tcPr>
           <w:p>
             <w:pPr>
@@ -7640,7 +10147,7 @@
         <w:tc>
           <w:tcPr>
             <w:tcW w:w="9163" w:type="dxa"/>
-            <w:gridSpan w:val="6"/>
+            <w:gridSpan w:val="8"/>
           </w:tcPr>
           <w:p>
             <w:pPr>
@@ -7661,7 +10168,7 @@
         <w:tc>
           <w:tcPr>
             <w:tcW w:w="9163" w:type="dxa"/>
-            <w:gridSpan w:val="6"/>
+            <w:gridSpan w:val="8"/>
           </w:tcPr>
           <w:p>
             <w:pPr>
@@ -7682,7 +10189,7 @@
         <w:tc>
           <w:tcPr>
             <w:tcW w:w="9163" w:type="dxa"/>
-            <w:gridSpan w:val="6"/>
+            <w:gridSpan w:val="8"/>
           </w:tcPr>
           <w:p>
             <w:pPr>
